--- a/docs/ADO_Wiki_Confluence_Installation_Guide.docx
+++ b/docs/ADO_Wiki_Confluence_Installation_Guide.docx
@@ -138,7 +138,7 @@
           <w:sz w:val="21"/>
           <w:szCs w:val="21"/>
         </w:rPr>
-        <w:t xml:space="preserve">Version 1.10  •  22 May 2026  •  For All Users</w:t>
+        <w:t xml:space="preserve">Version 1.11  •  23 May 2026  •  For All Users</w:t>
       </w:r>
     </w:p>
     <w:p>
@@ -199,7 +199,7 @@
                 <w:sz w:val="21"/>
                 <w:szCs w:val="21"/>
               </w:rPr>
-              <w:t xml:space="preserve">🆕 What's new in v1.10:  </w:t>
+              <w:t xml:space="preserve">🆕 What's new in v1.11:  </w:t>
             </w:r>
             <w:r>
               <w:rPr>
@@ -208,7 +208,7 @@
                 <w:sz w:val="21"/>
                 <w:szCs w:val="21"/>
               </w:rPr>
-              <w:t xml:space="preserve">New feature: all migration output is now written to a timestamped log file (migration.log by default). Every run appends to the same file so you have a complete audit trail. Configure with 'log_file' in config.json or set to null to disable.</w:t>
+              <w:t xml:space="preserve">Folder-only node fix: ADO Wiki allows a folder to contain child pages without a corresponding .md file. These folders now automatically get a synthetic placeholder page in Confluence, preserving the correct hierarchy instead of placing all children under the root page.</w:t>
             </w:r>
           </w:p>
         </w:tc>
@@ -4751,7 +4751,7 @@
                 <w:sz w:val="21"/>
                 <w:szCs w:val="21"/>
               </w:rPr>
-              <w:t xml:space="preserve">🆕 Multi-wiki tip (v1.10):  </w:t>
+              <w:t xml:space="preserve">🆕 Multi-wiki tip:  </w:t>
             </w:r>
             <w:r>
               <w:rPr>
@@ -5575,7 +5575,7 @@
                 <w:sz w:val="21"/>
                 <w:szCs w:val="21"/>
               </w:rPr>
-              <w:t xml:space="preserve">🆕 New in v1.10:  </w:t>
+              <w:t xml:space="preserve">🆕 New in v1.11:  </w:t>
             </w:r>
             <w:r>
               <w:rPr>
@@ -7171,7 +7171,68 @@
                 <w:sz w:val="20"/>
                 <w:szCs w:val="20"/>
               </w:rPr>
-              <w:t xml:space="preserve">Missing space key in URL. Fixed in v1.10. Re-run: python migrate.py --config config.json --pass2-only</w:t>
+              <w:t xml:space="preserve">Missing space key in URL. Fixed in v1.9. Re-run: python migrate.py --config config.json --pass2-only</w:t>
+            </w:r>
+          </w:p>
+        </w:tc>
+      </w:tr>
+      <w:tr>
+        <w:tc>
+          <w:tcPr>
+            <w:tcW w:type="dxa" w:w="3200"/>
+            <w:tcBorders>
+              <w:top w:val="single" w:color="CBD5E1" w:sz="1"/>
+              <w:left w:val="single" w:color="CBD5E1" w:sz="1"/>
+              <w:bottom w:val="single" w:color="CBD5E1" w:sz="1"/>
+              <w:right w:val="single" w:color="CBD5E1" w:sz="1"/>
+            </w:tcBorders>
+            <w:shd w:fill="1E3A5F" w:val="clear"/>
+            <w:tcMar>
+              <w:top w:type="dxa" w:w="80"/>
+              <w:left w:type="dxa" w:w="160"/>
+              <w:bottom w:type="dxa" w:w="80"/>
+              <w:right w:type="dxa" w:w="160"/>
+            </w:tcMar>
+          </w:tcPr>
+          <w:p>
+            <w:r>
+              <w:rPr>
+                <w:rFonts w:ascii="Arial" w:cs="Arial" w:eastAsia="Arial" w:hAnsi="Arial"/>
+                <w:b/>
+                <w:bCs/>
+                <w:color w:val="FFFFFF"/>
+                <w:sz w:val="20"/>
+                <w:szCs w:val="20"/>
+              </w:rPr>
+              <w:t xml:space="preserve">Children placed under root page</w:t>
+            </w:r>
+          </w:p>
+        </w:tc>
+        <w:tc>
+          <w:tcPr>
+            <w:tcW w:type="dxa" w:w="6160"/>
+            <w:tcBorders>
+              <w:top w:val="single" w:color="CBD5E1" w:sz="1"/>
+              <w:left w:val="single" w:color="CBD5E1" w:sz="1"/>
+              <w:bottom w:val="single" w:color="CBD5E1" w:sz="1"/>
+              <w:right w:val="single" w:color="CBD5E1" w:sz="1"/>
+            </w:tcBorders>
+            <w:shd w:fill="F8FAFC" w:val="clear"/>
+            <w:tcMar>
+              <w:top w:type="dxa" w:w="80"/>
+              <w:left w:type="dxa" w:w="160"/>
+              <w:bottom w:type="dxa" w:w="80"/>
+              <w:right w:type="dxa" w:w="160"/>
+            </w:tcMar>
+          </w:tcPr>
+          <w:p>
+            <w:r>
+              <w:rPr>
+                <w:rFonts w:ascii="Arial" w:cs="Arial" w:eastAsia="Arial" w:hAnsi="Arial"/>
+                <w:sz w:val="20"/>
+                <w:szCs w:val="20"/>
+              </w:rPr>
+              <w:t xml:space="preserve">Parent .md file missing (Windows long-path) OR folder-only node. Fixed in v1.11 — synthetic parent pages now created automatically.</w:t>
             </w:r>
           </w:p>
         </w:tc>
@@ -8221,7 +8282,7 @@
                 <w:sz w:val="20"/>
                 <w:szCs w:val="20"/>
               </w:rPr>
-              <w:t xml:space="preserve">New in v1.10 — migrate several ADO wikis independently.</w:t>
+              <w:t xml:space="preserve">New in v1.11 — migrate several ADO wikis independently.</w:t>
             </w:r>
           </w:p>
         </w:tc>
@@ -10223,7 +10284,7 @@
                 <w:sz w:val="21"/>
                 <w:szCs w:val="21"/>
               </w:rPr>
-              <w:t xml:space="preserve">🆕 New in v1.10:  </w:t>
+              <w:t xml:space="preserve">🆕 New in v1.11:  </w:t>
             </w:r>
             <w:r>
               <w:rPr>
@@ -10725,7 +10786,7 @@
                 <w:sz w:val="21"/>
                 <w:szCs w:val="21"/>
               </w:rPr>
-              <w:t xml:space="preserve">🆕 Fixed in v1.10:  </w:t>
+              <w:t xml:space="preserve">🆕 Fixed in v1.11:  </w:t>
             </w:r>
             <w:r>
               <w:rPr>
@@ -11685,7 +11746,7 @@
           <w:sz w:val="22"/>
           <w:szCs w:val="22"/>
         </w:rPr>
-        <w:t xml:space="preserve">Before v1.10, these links were missing the space key in the URL:</w:t>
+        <w:t xml:space="preserve">Before v1.11, these links were missing the space key in the URL:</w:t>
       </w:r>
     </w:p>
     <w:p>
@@ -11963,7 +12024,7 @@
                 <w:sz w:val="21"/>
                 <w:szCs w:val="21"/>
               </w:rPr>
-              <w:t xml:space="preserve">🆕 New in v1.10:  </w:t>
+              <w:t xml:space="preserve">🆕 New in v1.11:  </w:t>
             </w:r>
             <w:r>
               <w:rPr>
@@ -12926,6 +12987,440 @@
           <w:szCs w:val="19"/>
         </w:rPr>
         <w:t xml:space="preserve">  Mapping: /home/user/mapping-products.json</w:t>
+      </w:r>
+    </w:p>
+    <w:p>
+      <w:pPr>
+        <w:spacing w:after="120" w:before="0"/>
+      </w:pPr>
+      <w:r>
+        <w:t xml:space="preserve"/>
+      </w:r>
+    </w:p>
+    <w:p>
+      <w:pPr>
+        <w:pStyle w:val="Heading2"/>
+        <w:spacing w:after="160" w:before="360"/>
+      </w:pPr>
+      <w:r>
+        <w:rPr>
+          <w:rFonts w:ascii="Arial" w:cs="Arial" w:eastAsia="Arial" w:hAnsi="Arial"/>
+          <w:b/>
+          <w:bCs/>
+          <w:color w:val="1B3A6B"/>
+          <w:sz w:val="28"/>
+          <w:szCs w:val="28"/>
+        </w:rPr>
+        <w:t xml:space="preserve">9B-Note — Folder-Only Nodes and Synthetic Pages</w:t>
+      </w:r>
+    </w:p>
+    <w:tbl>
+      <w:tblPr>
+        <w:tblW w:type="dxa" w:w="9360"/>
+        <w:tblBorders>
+          <w:top w:val="single" w:color="auto" w:sz="4"/>
+          <w:left w:val="single" w:color="auto" w:sz="4"/>
+          <w:bottom w:val="single" w:color="auto" w:sz="4"/>
+          <w:right w:val="single" w:color="auto" w:sz="4"/>
+          <w:insideH w:val="single" w:color="auto" w:sz="4"/>
+          <w:insideV w:val="single" w:color="auto" w:sz="4"/>
+        </w:tblBorders>
+        <w:tblCellMar>
+          <w:top w:type="dxa" w:w="80"/>
+          <w:bottom w:type="dxa" w:w="80"/>
+        </w:tblCellMar>
+      </w:tblPr>
+      <w:tblGrid>
+        <w:gridCol w:w="9360"/>
+      </w:tblGrid>
+      <w:tr>
+        <w:tc>
+          <w:tcPr>
+            <w:tcW w:type="dxa" w:w="9360"/>
+            <w:tcBorders>
+              <w:top w:val="single" w:color="CBD5E1" w:sz="1"/>
+              <w:left w:val="single" w:color="CBD5E1" w:sz="1"/>
+              <w:bottom w:val="single" w:color="CBD5E1" w:sz="1"/>
+              <w:right w:val="single" w:color="CBD5E1" w:sz="1"/>
+            </w:tcBorders>
+            <w:shd w:fill="DCFCE7" w:val="clear"/>
+            <w:tcMar>
+              <w:top w:type="dxa" w:w="140"/>
+              <w:left w:type="dxa" w:w="220"/>
+              <w:bottom w:type="dxa" w:w="140"/>
+              <w:right w:type="dxa" w:w="220"/>
+            </w:tcMar>
+          </w:tcPr>
+          <w:p>
+            <w:pPr>
+              <w:spacing w:after="0" w:before="0"/>
+            </w:pPr>
+            <w:r>
+              <w:rPr>
+                <w:rFonts w:ascii="Arial" w:cs="Arial" w:eastAsia="Arial" w:hAnsi="Arial"/>
+                <w:b/>
+                <w:bCs/>
+                <w:color w:val="14532D"/>
+                <w:sz w:val="21"/>
+                <w:szCs w:val="21"/>
+              </w:rPr>
+              <w:t xml:space="preserve">🆕 New in v1.11:  </w:t>
+            </w:r>
+            <w:r>
+              <w:rPr>
+                <w:rFonts w:ascii="Arial" w:cs="Arial" w:eastAsia="Arial" w:hAnsi="Arial"/>
+                <w:color w:val="14532D"/>
+                <w:sz w:val="21"/>
+                <w:szCs w:val="21"/>
+              </w:rPr>
+              <w:t xml:space="preserve">ADO Wiki allows a folder to contain child pages without a corresponding .md file for the folder itself. The tool now detects these automatically and creates a synthetic placeholder page so the hierarchy is preserved in Confluence.</w:t>
+            </w:r>
+          </w:p>
+        </w:tc>
+      </w:tr>
+    </w:tbl>
+    <w:p>
+      <w:pPr>
+        <w:spacing w:after="80" w:before="0"/>
+      </w:pPr>
+      <w:r>
+        <w:t xml:space="preserve"/>
+      </w:r>
+    </w:p>
+    <w:p>
+      <w:pPr>
+        <w:spacing w:after="120" w:before="60"/>
+      </w:pPr>
+      <w:r>
+        <w:rPr>
+          <w:rFonts w:ascii="Arial" w:cs="Arial" w:eastAsia="Arial" w:hAnsi="Arial"/>
+          <w:b w:val="false"/>
+          <w:bCs w:val="false"/>
+          <w:i w:val="false"/>
+          <w:iCs w:val="false"/>
+          <w:color w:val="111827"/>
+          <w:sz w:val="22"/>
+          <w:szCs w:val="22"/>
+        </w:rPr>
+        <w:t xml:space="preserve">If your wiki has folder-only nodes, you will see this during Pass 1:</w:t>
+      </w:r>
+    </w:p>
+    <w:p>
+      <w:pPr>
+        <w:shd w:fill="F1F5F9" w:val="clear"/>
+        <w:spacing w:after="18" w:before="18"/>
+        <w:ind w:left="180" w:right="180"/>
+      </w:pPr>
+      <w:r>
+        <w:rPr>
+          <w:rFonts w:ascii="Courier New" w:cs="Courier New" w:eastAsia="Courier New" w:hAnsi="Courier New"/>
+          <w:color w:val="4338CA"/>
+          <w:sz w:val="19"/>
+          <w:szCs w:val="19"/>
+        </w:rPr>
+        <w:t xml:space="preserve">  ⚠ 1 folder(s) with no .md file — creating synthetic stub page(s):</w:t>
+      </w:r>
+    </w:p>
+    <w:p>
+      <w:pPr>
+        <w:shd w:fill="F1F5F9" w:val="clear"/>
+        <w:spacing w:after="18" w:before="18"/>
+        <w:ind w:left="180" w:right="180"/>
+      </w:pPr>
+      <w:r>
+        <w:rPr>
+          <w:rFonts w:ascii="Courier New" w:cs="Courier New" w:eastAsia="Courier New" w:hAnsi="Courier New"/>
+          <w:color w:val="4338CA"/>
+          <w:sz w:val="19"/>
+          <w:szCs w:val="19"/>
+        </w:rPr>
+        <w:t xml:space="preserve">    + /Release-Process/Release-Notes/BusinessCyberBarometer  (folder-only, no .md file in clone)</w:t>
+      </w:r>
+    </w:p>
+    <w:p>
+      <w:pPr>
+        <w:shd w:fill="F1F5F9" w:val="clear"/>
+        <w:spacing w:after="18" w:before="18"/>
+        <w:ind w:left="180" w:right="180"/>
+      </w:pPr>
+      <w:r>
+        <w:rPr>
+          <w:rFonts w:ascii="Courier New" w:cs="Courier New" w:eastAsia="Courier New" w:hAnsi="Courier New"/>
+          <w:color w:val="4338CA"/>
+          <w:sz w:val="19"/>
+          <w:szCs w:val="19"/>
+        </w:rPr>
+        <w:t xml:space="preserve"> </w:t>
+      </w:r>
+    </w:p>
+    <w:p>
+      <w:pPr>
+        <w:shd w:fill="F1F5F9" w:val="clear"/>
+        <w:spacing w:after="18" w:before="18"/>
+        <w:ind w:left="180" w:right="180"/>
+      </w:pPr>
+      <w:r>
+        <w:rPr>
+          <w:rFonts w:ascii="Courier New" w:cs="Courier New" w:eastAsia="Courier New" w:hAnsi="Courier New"/>
+          <w:color w:val="4338CA"/>
+          <w:sz w:val="19"/>
+          <w:szCs w:val="19"/>
+        </w:rPr>
+        <w:t xml:space="preserve">  [  8/ 50]  Creating stub  →  BusinessCyberBarometer  (/Release-Process/Release-Notes/BusinessCyberBarometer)</w:t>
+      </w:r>
+    </w:p>
+    <w:p>
+      <w:pPr>
+        <w:shd w:fill="F1F5F9" w:val="clear"/>
+        <w:spacing w:after="18" w:before="18"/>
+        <w:ind w:left="180" w:right="180"/>
+      </w:pPr>
+      <w:r>
+        <w:rPr>
+          <w:rFonts w:ascii="Courier New" w:cs="Courier New" w:eastAsia="Courier New" w:hAnsi="Courier New"/>
+          <w:color w:val="4338CA"/>
+          <w:sz w:val="19"/>
+          <w:szCs w:val="19"/>
+        </w:rPr>
+        <w:t xml:space="preserve">         ✓ Mapped  /Release-Process/Release-Notes/BusinessCyberBarometer  →  Confluence ID 7960123456</w:t>
+      </w:r>
+    </w:p>
+    <w:p>
+      <w:pPr>
+        <w:shd w:fill="F1F5F9" w:val="clear"/>
+        <w:spacing w:after="18" w:before="18"/>
+        <w:ind w:left="180" w:right="180"/>
+      </w:pPr>
+      <w:r>
+        <w:rPr>
+          <w:rFonts w:ascii="Courier New" w:cs="Courier New" w:eastAsia="Courier New" w:hAnsi="Courier New"/>
+          <w:color w:val="4338CA"/>
+          <w:sz w:val="19"/>
+          <w:szCs w:val="19"/>
+        </w:rPr>
+        <w:t xml:space="preserve">         [synthetic stub — auto-created for folder with no .md file]</w:t>
+      </w:r>
+    </w:p>
+    <w:p>
+      <w:pPr>
+        <w:shd w:fill="F1F5F9" w:val="clear"/>
+        <w:spacing w:after="18" w:before="18"/>
+        <w:ind w:left="180" w:right="180"/>
+      </w:pPr>
+      <w:r>
+        <w:rPr>
+          <w:rFonts w:ascii="Courier New" w:cs="Courier New" w:eastAsia="Courier New" w:hAnsi="Courier New"/>
+          <w:color w:val="4338CA"/>
+          <w:sz w:val="19"/>
+          <w:szCs w:val="19"/>
+        </w:rPr>
+        <w:t xml:space="preserve"> </w:t>
+      </w:r>
+    </w:p>
+    <w:p>
+      <w:pPr>
+        <w:shd w:fill="F1F5F9" w:val="clear"/>
+        <w:spacing w:after="18" w:before="18"/>
+        <w:ind w:left="180" w:right="180"/>
+      </w:pPr>
+      <w:r>
+        <w:rPr>
+          <w:rFonts w:ascii="Courier New" w:cs="Courier New" w:eastAsia="Courier New" w:hAnsi="Courier New"/>
+          <w:color w:val="4338CA"/>
+          <w:sz w:val="19"/>
+          <w:szCs w:val="19"/>
+        </w:rPr>
+        <w:t xml:space="preserve">  [  9/ 50]  Creating stub  →  BusinessCyberBarometer 1.364  (/Release-Process/.../BusinessCyberBarometer-1.364)</w:t>
+      </w:r>
+    </w:p>
+    <w:p>
+      <w:pPr>
+        <w:shd w:fill="F1F5F9" w:val="clear"/>
+        <w:spacing w:after="18" w:before="18"/>
+        <w:ind w:left="180" w:right="180"/>
+      </w:pPr>
+      <w:r>
+        <w:rPr>
+          <w:rFonts w:ascii="Courier New" w:cs="Courier New" w:eastAsia="Courier New" w:hAnsi="Courier New"/>
+          <w:color w:val="4338CA"/>
+          <w:sz w:val="19"/>
+          <w:szCs w:val="19"/>
+        </w:rPr>
+        <w:t xml:space="preserve">         ✓ Mapped  ...  →  Confluence ID 7959873553</w:t>
+      </w:r>
+    </w:p>
+    <w:p>
+      <w:pPr>
+        <w:spacing w:after="80" w:before="0"/>
+      </w:pPr>
+      <w:r>
+        <w:t xml:space="preserve"/>
+      </w:r>
+    </w:p>
+    <w:p>
+      <w:pPr>
+        <w:spacing w:after="120" w:before="60"/>
+      </w:pPr>
+      <w:r>
+        <w:rPr>
+          <w:rFonts w:ascii="Arial" w:cs="Arial" w:eastAsia="Arial" w:hAnsi="Arial"/>
+          <w:b w:val="false"/>
+          <w:bCs w:val="false"/>
+          <w:i w:val="false"/>
+          <w:iCs w:val="false"/>
+          <w:color w:val="111827"/>
+          <w:sz w:val="22"/>
+          <w:szCs w:val="22"/>
+        </w:rPr>
+        <w:t xml:space="preserve">The synthetic page is created as a section container in Confluence. Its body contains a note explaining it was auto-generated. The child pages (1.364, 1.365 etc.) are placed correctly under it, matching the ADO Wiki structure.</w:t>
+      </w:r>
+    </w:p>
+    <w:p>
+      <w:pPr>
+        <w:spacing w:after="80" w:before="0"/>
+      </w:pPr>
+      <w:r>
+        <w:t xml:space="preserve"/>
+      </w:r>
+    </w:p>
+    <w:p>
+      <w:pPr>
+        <w:pStyle w:val="Heading3"/>
+        <w:spacing w:after="120" w:before="260"/>
+      </w:pPr>
+      <w:r>
+        <w:rPr>
+          <w:rFonts w:ascii="Arial" w:cs="Arial" w:eastAsia="Arial" w:hAnsi="Arial"/>
+          <w:b/>
+          <w:bCs/>
+          <w:color w:val="0D9488"/>
+          <w:sz w:val="24"/>
+          <w:szCs w:val="24"/>
+        </w:rPr>
+        <w:t xml:space="preserve">Pipeline variable pages: $(major).$(minor)</w:t>
+      </w:r>
+    </w:p>
+    <w:p>
+      <w:pPr>
+        <w:spacing w:after="120" w:before="60"/>
+      </w:pPr>
+      <w:r>
+        <w:rPr>
+          <w:rFonts w:ascii="Arial" w:cs="Arial" w:eastAsia="Arial" w:hAnsi="Arial"/>
+          <w:b w:val="false"/>
+          <w:bCs w:val="false"/>
+          <w:i w:val="false"/>
+          <w:iCs w:val="false"/>
+          <w:color w:val="111827"/>
+          <w:sz w:val="22"/>
+          <w:szCs w:val="22"/>
+        </w:rPr>
+        <w:t xml:space="preserve">ADO release pipelines sometimes auto-create wiki pages using unresolved pipeline variable expressions like </w:t>
+      </w:r>
+      <w:r>
+        <w:rPr>
+          <w:rFonts w:ascii="Courier New" w:cs="Courier New" w:eastAsia="Courier New" w:hAnsi="Courier New"/>
+          <w:color w:val="4338CA"/>
+          <w:sz w:val="19"/>
+          <w:szCs w:val="19"/>
+          <w:shd w:fill="EEF2FF" w:val="clear"/>
+        </w:rPr>
+        <w:t xml:space="preserve">$(major).$(minor)</w:t>
+      </w:r>
+      <w:r>
+        <w:rPr>
+          <w:rFonts w:ascii="Arial" w:cs="Arial" w:eastAsia="Arial" w:hAnsi="Arial"/>
+          <w:b w:val="false"/>
+          <w:bCs w:val="false"/>
+          <w:i w:val="false"/>
+          <w:iCs w:val="false"/>
+          <w:color w:val="111827"/>
+          <w:sz w:val="22"/>
+          <w:szCs w:val="22"/>
+        </w:rPr>
+        <w:t xml:space="preserve">. These pages will migrate but are unlikely to contain useful documentation.</w:t>
+      </w:r>
+    </w:p>
+    <w:p>
+      <w:pPr>
+        <w:spacing w:after="120" w:before="60"/>
+      </w:pPr>
+      <w:r>
+        <w:rPr>
+          <w:rFonts w:ascii="Arial" w:cs="Arial" w:eastAsia="Arial" w:hAnsi="Arial"/>
+          <w:b w:val="false"/>
+          <w:bCs w:val="false"/>
+          <w:i w:val="false"/>
+          <w:iCs w:val="false"/>
+          <w:color w:val="111827"/>
+          <w:sz w:val="22"/>
+          <w:szCs w:val="22"/>
+        </w:rPr>
+        <w:t xml:space="preserve">To skip them, add to config.json:</w:t>
+      </w:r>
+    </w:p>
+    <w:p>
+      <w:pPr>
+        <w:shd w:fill="F1F5F9" w:val="clear"/>
+        <w:spacing w:after="18" w:before="18"/>
+        <w:ind w:left="180" w:right="180"/>
+      </w:pPr>
+      <w:r>
+        <w:rPr>
+          <w:rFonts w:ascii="Courier New" w:cs="Courier New" w:eastAsia="Courier New" w:hAnsi="Courier New"/>
+          <w:color w:val="4338CA"/>
+          <w:sz w:val="19"/>
+          <w:szCs w:val="19"/>
+        </w:rPr>
+        <w:t xml:space="preserve">"exclude_paths": ["/Release-Process/Release-Notes/-$(major).$(minor)"]</w:t>
+      </w:r>
+    </w:p>
+    <w:p>
+      <w:pPr>
+        <w:shd w:fill="F1F5F9" w:val="clear"/>
+        <w:spacing w:after="18" w:before="18"/>
+        <w:ind w:left="180" w:right="180"/>
+      </w:pPr>
+      <w:r>
+        <w:rPr>
+          <w:rFonts w:ascii="Courier New" w:cs="Courier New" w:eastAsia="Courier New" w:hAnsi="Courier New"/>
+          <w:color w:val="4338CA"/>
+          <w:sz w:val="19"/>
+          <w:szCs w:val="19"/>
+        </w:rPr>
+        <w:t xml:space="preserve"> </w:t>
+      </w:r>
+    </w:p>
+    <w:p>
+      <w:pPr>
+        <w:shd w:fill="F1F5F9" w:val="clear"/>
+        <w:spacing w:after="18" w:before="18"/>
+        <w:ind w:left="180" w:right="180"/>
+      </w:pPr>
+      <w:r>
+        <w:rPr>
+          <w:rFonts w:ascii="Courier New" w:cs="Courier New" w:eastAsia="Courier New" w:hAnsi="Courier New"/>
+          <w:color w:val="4338CA"/>
+          <w:sz w:val="19"/>
+          <w:szCs w:val="19"/>
+        </w:rPr>
+        <w:t xml:space="preserve">// Or exclude the whole auto-generated release notes section:</w:t>
+      </w:r>
+    </w:p>
+    <w:p>
+      <w:pPr>
+        <w:shd w:fill="F1F5F9" w:val="clear"/>
+        <w:spacing w:after="18" w:before="18"/>
+        <w:ind w:left="180" w:right="180"/>
+      </w:pPr>
+      <w:r>
+        <w:rPr>
+          <w:rFonts w:ascii="Courier New" w:cs="Courier New" w:eastAsia="Courier New" w:hAnsi="Courier New"/>
+          <w:color w:val="4338CA"/>
+          <w:sz w:val="19"/>
+          <w:szCs w:val="19"/>
+        </w:rPr>
+        <w:t xml:space="preserve">"exclude_paths": ["/Release-Process/Release-Notes"]</w:t>
       </w:r>
     </w:p>
     <w:p>
@@ -13331,6 +13826,128 @@
                 <w:szCs w:val="20"/>
               </w:rPr>
               <w:t xml:space="preserve">Windows core.longpaths not enabled. See Section 2B. Delete partial clone and re-clone after enabling.</w:t>
+            </w:r>
+          </w:p>
+        </w:tc>
+      </w:tr>
+      <w:tr>
+        <w:tc>
+          <w:tcPr>
+            <w:tcW w:type="dxa" w:w="3000"/>
+            <w:tcBorders>
+              <w:top w:val="single" w:color="CBD5E1" w:sz="1"/>
+              <w:left w:val="single" w:color="CBD5E1" w:sz="1"/>
+              <w:bottom w:val="single" w:color="CBD5E1" w:sz="1"/>
+              <w:right w:val="single" w:color="CBD5E1" w:sz="1"/>
+            </w:tcBorders>
+            <w:shd w:fill="1E3A5F" w:val="clear"/>
+            <w:tcMar>
+              <w:top w:type="dxa" w:w="80"/>
+              <w:left w:type="dxa" w:w="160"/>
+              <w:bottom w:type="dxa" w:w="80"/>
+              <w:right w:type="dxa" w:w="160"/>
+            </w:tcMar>
+          </w:tcPr>
+          <w:p>
+            <w:r>
+              <w:rPr>
+                <w:rFonts w:ascii="Arial" w:cs="Arial" w:eastAsia="Arial" w:hAnsi="Arial"/>
+                <w:b/>
+                <w:bCs/>
+                <w:color w:val="FFFFFF"/>
+                <w:sz w:val="20"/>
+                <w:szCs w:val="20"/>
+              </w:rPr>
+              <w:t xml:space="preserve">⚠ N folder(s) with no .md file</w:t>
+            </w:r>
+          </w:p>
+        </w:tc>
+        <w:tc>
+          <w:tcPr>
+            <w:tcW w:type="dxa" w:w="6360"/>
+            <w:tcBorders>
+              <w:top w:val="single" w:color="CBD5E1" w:sz="1"/>
+              <w:left w:val="single" w:color="CBD5E1" w:sz="1"/>
+              <w:bottom w:val="single" w:color="CBD5E1" w:sz="1"/>
+              <w:right w:val="single" w:color="CBD5E1" w:sz="1"/>
+            </w:tcBorders>
+            <w:shd w:fill="F8FAFC" w:val="clear"/>
+            <w:tcMar>
+              <w:top w:type="dxa" w:w="80"/>
+              <w:left w:type="dxa" w:w="160"/>
+              <w:bottom w:type="dxa" w:w="80"/>
+              <w:right w:type="dxa" w:w="160"/>
+            </w:tcMar>
+          </w:tcPr>
+          <w:p>
+            <w:r>
+              <w:rPr>
+                <w:rFonts w:ascii="Arial" w:cs="Arial" w:eastAsia="Arial" w:hAnsi="Arial"/>
+                <w:sz w:val="20"/>
+                <w:szCs w:val="20"/>
+              </w:rPr>
+              <w:t xml:space="preserve">Normal — ADO folder-only nodes detected. Synthetic placeholder pages created automatically to preserve hierarchy.</w:t>
+            </w:r>
+          </w:p>
+        </w:tc>
+      </w:tr>
+      <w:tr>
+        <w:tc>
+          <w:tcPr>
+            <w:tcW w:type="dxa" w:w="3000"/>
+            <w:tcBorders>
+              <w:top w:val="single" w:color="CBD5E1" w:sz="1"/>
+              <w:left w:val="single" w:color="CBD5E1" w:sz="1"/>
+              <w:bottom w:val="single" w:color="CBD5E1" w:sz="1"/>
+              <w:right w:val="single" w:color="CBD5E1" w:sz="1"/>
+            </w:tcBorders>
+            <w:shd w:fill="1E3A5F" w:val="clear"/>
+            <w:tcMar>
+              <w:top w:type="dxa" w:w="80"/>
+              <w:left w:type="dxa" w:w="160"/>
+              <w:bottom w:type="dxa" w:w="80"/>
+              <w:right w:type="dxa" w:w="160"/>
+            </w:tcMar>
+          </w:tcPr>
+          <w:p>
+            <w:r>
+              <w:rPr>
+                <w:rFonts w:ascii="Arial" w:cs="Arial" w:eastAsia="Arial" w:hAnsi="Arial"/>
+                <w:b/>
+                <w:bCs/>
+                <w:color w:val="FFFFFF"/>
+                <w:sz w:val="20"/>
+                <w:szCs w:val="20"/>
+              </w:rPr>
+              <w:t xml:space="preserve">[synthetic stub] in Pass 1 output</w:t>
+            </w:r>
+          </w:p>
+        </w:tc>
+        <w:tc>
+          <w:tcPr>
+            <w:tcW w:type="dxa" w:w="6360"/>
+            <w:tcBorders>
+              <w:top w:val="single" w:color="CBD5E1" w:sz="1"/>
+              <w:left w:val="single" w:color="CBD5E1" w:sz="1"/>
+              <w:bottom w:val="single" w:color="CBD5E1" w:sz="1"/>
+              <w:right w:val="single" w:color="CBD5E1" w:sz="1"/>
+            </w:tcBorders>
+            <w:shd w:fill="FFFFFF" w:val="clear"/>
+            <w:tcMar>
+              <w:top w:type="dxa" w:w="80"/>
+              <w:left w:type="dxa" w:w="160"/>
+              <w:bottom w:type="dxa" w:w="80"/>
+              <w:right w:type="dxa" w:w="160"/>
+            </w:tcMar>
+          </w:tcPr>
+          <w:p>
+            <w:r>
+              <w:rPr>
+                <w:rFonts w:ascii="Arial" w:cs="Arial" w:eastAsia="Arial" w:hAnsi="Arial"/>
+                <w:sz w:val="20"/>
+                <w:szCs w:val="20"/>
+              </w:rPr>
+              <w:t xml:space="preserve">Normal — a placeholder was created for a folder that had no .md file in ADO. Child pages will appear under it correctly.</w:t>
             </w:r>
           </w:p>
         </w:tc>
@@ -15023,7 +15640,7 @@
           <w:sz w:val="28"/>
           <w:szCs w:val="28"/>
         </w:rPr>
-        <w:t xml:space="preserve">Version 1.10</w:t>
+        <w:t xml:space="preserve">Version 1.11</w:t>
       </w:r>
       <w:r>
         <w:rPr>
@@ -15034,7 +15651,7 @@
           <w:sz w:val="24"/>
           <w:szCs w:val="24"/>
         </w:rPr>
-        <w:t xml:space="preserve">  —  File Logging Feature</w:t>
+        <w:t xml:space="preserve">  —  Folder-Only Node Fix</w:t>
       </w:r>
       <w:r>
         <w:rPr>
@@ -15204,7 +15821,7 @@
               <w:bottom w:val="single" w:color="CBD5E1" w:sz="1"/>
               <w:right w:val="single" w:color="CBD5E1" w:sz="1"/>
             </w:tcBorders>
-            <w:shd w:fill="C8E6C9" w:val="clear"/>
+            <w:shd w:fill="FFCDD2" w:val="clear"/>
             <w:tcMar>
               <w:top w:type="dxa" w:w="60"/>
               <w:left w:type="dxa" w:w="100"/>
@@ -15222,11 +15839,11 @@
                 <w:rFonts w:ascii="Arial" w:cs="Arial" w:eastAsia="Arial" w:hAnsi="Arial"/>
                 <w:b/>
                 <w:bCs/>
-                <w:color w:val="1B5E20"/>
+                <w:color w:val="7F0000"/>
                 <w:sz w:val="18"/>
                 <w:szCs w:val="18"/>
               </w:rPr>
-              <w:t xml:space="preserve">NEW</w:t>
+              <w:t xml:space="preserve">FIX</w:t>
             </w:r>
           </w:p>
         </w:tc>
@@ -15256,7 +15873,7 @@
                 <w:sz w:val="18"/>
                 <w:szCs w:val="18"/>
               </w:rPr>
-              <w:t xml:space="preserve">logger.py</w:t>
+              <w:t xml:space="preserve">wiki_reader.py</w:t>
             </w:r>
           </w:p>
         </w:tc>
@@ -15284,7 +15901,7 @@
                 <w:sz w:val="20"/>
                 <w:szCs w:val="20"/>
               </w:rPr>
-              <w:t xml:space="preserve">New module: TeeLogger simultaneously writes all print() output to the console (unchanged) and a timestamped log file. Zero changes to existing print() calls — all output captured automatically.</w:t>
+              <w:t xml:space="preserve">Folder-only nodes (ADO Wiki folders that contain child pages but have no corresponding .md file) caused all children to be placed under the Confluence root page instead of their correct parent. Now detected automatically via _find_synthetic_parents().</w:t>
             </w:r>
           </w:p>
         </w:tc>
@@ -15373,7 +15990,7 @@
                 <w:sz w:val="18"/>
                 <w:szCs w:val="18"/>
               </w:rPr>
-              <w:t xml:space="preserve">config.example.json</w:t>
+              <w:t xml:space="preserve">wiki_reader.py</w:t>
             </w:r>
           </w:p>
         </w:tc>
@@ -15401,7 +16018,7 @@
                 <w:sz w:val="20"/>
                 <w:szCs w:val="20"/>
               </w:rPr>
-              <w:t xml:space="preserve">New log_file setting: path to the log file. Defaults to migration.log. Set to null to disable. Each run appends a new session block.</w:t>
+              <w:t xml:space="preserve">_find_synthetic_parents(): scans the manifest for pages whose parent path is not in the manifest (recursive), creates synthetic placeholder entries for each missing parent.</w:t>
             </w:r>
           </w:p>
         </w:tc>
@@ -15518,7 +16135,167 @@
                 <w:sz w:val="20"/>
                 <w:szCs w:val="20"/>
               </w:rPr>
-              <w:t xml:space="preserve">Calls start_logging(cfg["log_file"]) at startup and stop_logging() on exit. Log file path printed in the migration complete footer.</w:t>
+              <w:t xml:space="preserve">Pass 1 creates synthetic pages with a descriptive body explaining they are auto-generated section containers. Pass 2 skips synthetic pages (no .md content to convert).</w:t>
+            </w:r>
+          </w:p>
+        </w:tc>
+      </w:tr>
+    </w:tbl>
+    <w:p>
+      <w:pPr>
+        <w:spacing w:after="160" w:before="0"/>
+      </w:pPr>
+      <w:r>
+        <w:t xml:space="preserve"/>
+      </w:r>
+    </w:p>
+    <w:p>
+      <w:pPr>
+        <w:spacing w:after="100" w:before="240"/>
+      </w:pPr>
+      <w:r>
+        <w:rPr>
+          <w:rFonts w:ascii="Arial" w:cs="Arial" w:eastAsia="Arial" w:hAnsi="Arial"/>
+          <w:b/>
+          <w:bCs/>
+          <w:color w:val="003366"/>
+          <w:sz w:val="28"/>
+          <w:szCs w:val="28"/>
+        </w:rPr>
+        <w:t xml:space="preserve">Version 1.10</w:t>
+      </w:r>
+      <w:r>
+        <w:rPr>
+          <w:rFonts w:ascii="Arial" w:cs="Arial" w:eastAsia="Arial" w:hAnsi="Arial"/>
+          <w:i/>
+          <w:iCs/>
+          <w:color w:val="475569"/>
+          <w:sz w:val="24"/>
+          <w:szCs w:val="24"/>
+        </w:rPr>
+        <w:t xml:space="preserve">  —  File Logging Feature</w:t>
+      </w:r>
+    </w:p>
+    <w:tbl>
+      <w:tblPr>
+        <w:tblW w:type="dxa" w:w="9360"/>
+        <w:tblBorders>
+          <w:top w:val="single" w:color="auto" w:sz="4"/>
+          <w:left w:val="single" w:color="auto" w:sz="4"/>
+          <w:bottom w:val="single" w:color="auto" w:sz="4"/>
+          <w:right w:val="single" w:color="auto" w:sz="4"/>
+          <w:insideH w:val="single" w:color="auto" w:sz="4"/>
+          <w:insideV w:val="single" w:color="auto" w:sz="4"/>
+        </w:tblBorders>
+      </w:tblPr>
+      <w:tblGrid>
+        <w:gridCol w:w="1000"/>
+        <w:gridCol w:w="2400"/>
+        <w:gridCol w:w="5960"/>
+      </w:tblGrid>
+      <w:tr>
+        <w:trPr>
+          <w:tblHeader/>
+        </w:trPr>
+        <w:tc>
+          <w:tcPr>
+            <w:tcW w:type="dxa" w:w="1000"/>
+            <w:tcBorders>
+              <w:top w:val="single" w:color="CBD5E1" w:sz="1"/>
+              <w:left w:val="single" w:color="CBD5E1" w:sz="1"/>
+              <w:bottom w:val="single" w:color="CBD5E1" w:sz="1"/>
+              <w:right w:val="single" w:color="CBD5E1" w:sz="1"/>
+            </w:tcBorders>
+            <w:shd w:fill="1E3A5F" w:val="clear"/>
+            <w:tcMar>
+              <w:top w:type="dxa" w:w="80"/>
+              <w:left w:type="dxa" w:w="100"/>
+              <w:bottom w:type="dxa" w:w="80"/>
+              <w:right w:type="dxa" w:w="100"/>
+            </w:tcMar>
+          </w:tcPr>
+          <w:p>
+            <w:pPr>
+              <w:jc w:val="center"/>
+            </w:pPr>
+            <w:r>
+              <w:rPr>
+                <w:rFonts w:ascii="Arial" w:cs="Arial" w:eastAsia="Arial" w:hAnsi="Arial"/>
+                <w:b/>
+                <w:bCs/>
+                <w:i w:val="false"/>
+                <w:iCs w:val="false"/>
+                <w:color w:val="FFFFFF"/>
+                <w:sz w:val="18"/>
+                <w:szCs w:val="18"/>
+              </w:rPr>
+              <w:t xml:space="preserve">Type</w:t>
+            </w:r>
+          </w:p>
+        </w:tc>
+        <w:tc>
+          <w:tcPr>
+            <w:tcW w:type="dxa" w:w="2400"/>
+            <w:tcBorders>
+              <w:top w:val="single" w:color="CBD5E1" w:sz="1"/>
+              <w:left w:val="single" w:color="CBD5E1" w:sz="1"/>
+              <w:bottom w:val="single" w:color="CBD5E1" w:sz="1"/>
+              <w:right w:val="single" w:color="CBD5E1" w:sz="1"/>
+            </w:tcBorders>
+            <w:shd w:fill="1E3A5F" w:val="clear"/>
+            <w:tcMar>
+              <w:top w:type="dxa" w:w="80"/>
+              <w:left w:type="dxa" w:w="120"/>
+              <w:bottom w:type="dxa" w:w="80"/>
+              <w:right w:type="dxa" w:w="120"/>
+            </w:tcMar>
+          </w:tcPr>
+          <w:p>
+            <w:r>
+              <w:rPr>
+                <w:rFonts w:ascii="Arial" w:cs="Arial" w:eastAsia="Arial" w:hAnsi="Arial"/>
+                <w:b/>
+                <w:bCs/>
+                <w:i w:val="false"/>
+                <w:iCs w:val="false"/>
+                <w:color w:val="FFFFFF"/>
+                <w:sz w:val="18"/>
+                <w:szCs w:val="18"/>
+              </w:rPr>
+              <w:t xml:space="preserve">File</w:t>
+            </w:r>
+          </w:p>
+        </w:tc>
+        <w:tc>
+          <w:tcPr>
+            <w:tcW w:type="dxa" w:w="5960"/>
+            <w:tcBorders>
+              <w:top w:val="single" w:color="CBD5E1" w:sz="1"/>
+              <w:left w:val="single" w:color="CBD5E1" w:sz="1"/>
+              <w:bottom w:val="single" w:color="CBD5E1" w:sz="1"/>
+              <w:right w:val="single" w:color="CBD5E1" w:sz="1"/>
+            </w:tcBorders>
+            <w:shd w:fill="1E3A5F" w:val="clear"/>
+            <w:tcMar>
+              <w:top w:type="dxa" w:w="80"/>
+              <w:left w:type="dxa" w:w="160"/>
+              <w:bottom w:type="dxa" w:w="80"/>
+              <w:right w:type="dxa" w:w="160"/>
+            </w:tcMar>
+          </w:tcPr>
+          <w:p>
+            <w:r>
+              <w:rPr>
+                <w:rFonts w:ascii="Arial" w:cs="Arial" w:eastAsia="Arial" w:hAnsi="Arial"/>
+                <w:b/>
+                <w:bCs/>
+                <w:i w:val="false"/>
+                <w:iCs w:val="false"/>
+                <w:color w:val="FFFFFF"/>
+                <w:sz w:val="18"/>
+                <w:szCs w:val="18"/>
+              </w:rPr>
+              <w:t xml:space="preserve">Change</w:t>
             </w:r>
           </w:p>
         </w:tc>
@@ -15555,7 +16332,7 @@
               <w:bottom w:val="single" w:color="CBD5E1" w:sz="1"/>
               <w:right w:val="single" w:color="CBD5E1" w:sz="1"/>
             </w:tcBorders>
-            <w:shd w:fill="FFF9C4" w:val="clear"/>
+            <w:shd w:fill="C8E6C9" w:val="clear"/>
             <w:tcMar>
               <w:top w:type="dxa" w:w="60"/>
               <w:left w:type="dxa" w:w="100"/>
@@ -15573,11 +16350,11 @@
                 <w:rFonts w:ascii="Arial" w:cs="Arial" w:eastAsia="Arial" w:hAnsi="Arial"/>
                 <w:b/>
                 <w:bCs/>
-                <w:color w:val="5F4800"/>
+                <w:color w:val="1B5E20"/>
                 <w:sz w:val="18"/>
                 <w:szCs w:val="18"/>
               </w:rPr>
-              <w:t xml:space="preserve">UPDATE</w:t>
+              <w:t xml:space="preserve">NEW</w:t>
             </w:r>
           </w:p>
         </w:tc>
@@ -15607,7 +16384,7 @@
                 <w:sz w:val="18"/>
                 <w:szCs w:val="18"/>
               </w:rPr>
-              <w:t xml:space="preserve">test_connection.py</w:t>
+              <w:t xml:space="preserve">logger.py</w:t>
             </w:r>
           </w:p>
         </w:tc>
@@ -15635,167 +16412,7 @@
                 <w:sz w:val="20"/>
                 <w:szCs w:val="20"/>
               </w:rPr>
-              <w:t xml:space="preserve">Calls start_logging() so test_connection runs are also captured in the log file.</w:t>
-            </w:r>
-          </w:p>
-        </w:tc>
-      </w:tr>
-    </w:tbl>
-    <w:p>
-      <w:pPr>
-        <w:spacing w:after="160" w:before="0"/>
-      </w:pPr>
-      <w:r>
-        <w:t xml:space="preserve"/>
-      </w:r>
-    </w:p>
-    <w:p>
-      <w:pPr>
-        <w:spacing w:after="100" w:before="240"/>
-      </w:pPr>
-      <w:r>
-        <w:rPr>
-          <w:rFonts w:ascii="Arial" w:cs="Arial" w:eastAsia="Arial" w:hAnsi="Arial"/>
-          <w:b/>
-          <w:bCs/>
-          <w:color w:val="003366"/>
-          <w:sz w:val="28"/>
-          <w:szCs w:val="28"/>
-        </w:rPr>
-        <w:t xml:space="preserve">Version 1.9</w:t>
-      </w:r>
-      <w:r>
-        <w:rPr>
-          <w:rFonts w:ascii="Arial" w:cs="Arial" w:eastAsia="Arial" w:hAnsi="Arial"/>
-          <w:i/>
-          <w:iCs/>
-          <w:color w:val="475569"/>
-          <w:sz w:val="24"/>
-          <w:szCs w:val="24"/>
-        </w:rPr>
-        <w:t xml:space="preserve">  —  Title + Link URL Fixes</w:t>
-      </w:r>
-    </w:p>
-    <w:tbl>
-      <w:tblPr>
-        <w:tblW w:type="dxa" w:w="9360"/>
-        <w:tblBorders>
-          <w:top w:val="single" w:color="auto" w:sz="4"/>
-          <w:left w:val="single" w:color="auto" w:sz="4"/>
-          <w:bottom w:val="single" w:color="auto" w:sz="4"/>
-          <w:right w:val="single" w:color="auto" w:sz="4"/>
-          <w:insideH w:val="single" w:color="auto" w:sz="4"/>
-          <w:insideV w:val="single" w:color="auto" w:sz="4"/>
-        </w:tblBorders>
-      </w:tblPr>
-      <w:tblGrid>
-        <w:gridCol w:w="1000"/>
-        <w:gridCol w:w="2400"/>
-        <w:gridCol w:w="5960"/>
-      </w:tblGrid>
-      <w:tr>
-        <w:trPr>
-          <w:tblHeader/>
-        </w:trPr>
-        <w:tc>
-          <w:tcPr>
-            <w:tcW w:type="dxa" w:w="1000"/>
-            <w:tcBorders>
-              <w:top w:val="single" w:color="CBD5E1" w:sz="1"/>
-              <w:left w:val="single" w:color="CBD5E1" w:sz="1"/>
-              <w:bottom w:val="single" w:color="CBD5E1" w:sz="1"/>
-              <w:right w:val="single" w:color="CBD5E1" w:sz="1"/>
-            </w:tcBorders>
-            <w:shd w:fill="1E3A5F" w:val="clear"/>
-            <w:tcMar>
-              <w:top w:type="dxa" w:w="80"/>
-              <w:left w:type="dxa" w:w="100"/>
-              <w:bottom w:type="dxa" w:w="80"/>
-              <w:right w:type="dxa" w:w="100"/>
-            </w:tcMar>
-          </w:tcPr>
-          <w:p>
-            <w:pPr>
-              <w:jc w:val="center"/>
-            </w:pPr>
-            <w:r>
-              <w:rPr>
-                <w:rFonts w:ascii="Arial" w:cs="Arial" w:eastAsia="Arial" w:hAnsi="Arial"/>
-                <w:b/>
-                <w:bCs/>
-                <w:i w:val="false"/>
-                <w:iCs w:val="false"/>
-                <w:color w:val="FFFFFF"/>
-                <w:sz w:val="18"/>
-                <w:szCs w:val="18"/>
-              </w:rPr>
-              <w:t xml:space="preserve">Type</w:t>
-            </w:r>
-          </w:p>
-        </w:tc>
-        <w:tc>
-          <w:tcPr>
-            <w:tcW w:type="dxa" w:w="2400"/>
-            <w:tcBorders>
-              <w:top w:val="single" w:color="CBD5E1" w:sz="1"/>
-              <w:left w:val="single" w:color="CBD5E1" w:sz="1"/>
-              <w:bottom w:val="single" w:color="CBD5E1" w:sz="1"/>
-              <w:right w:val="single" w:color="CBD5E1" w:sz="1"/>
-            </w:tcBorders>
-            <w:shd w:fill="1E3A5F" w:val="clear"/>
-            <w:tcMar>
-              <w:top w:type="dxa" w:w="80"/>
-              <w:left w:type="dxa" w:w="120"/>
-              <w:bottom w:type="dxa" w:w="80"/>
-              <w:right w:type="dxa" w:w="120"/>
-            </w:tcMar>
-          </w:tcPr>
-          <w:p>
-            <w:r>
-              <w:rPr>
-                <w:rFonts w:ascii="Arial" w:cs="Arial" w:eastAsia="Arial" w:hAnsi="Arial"/>
-                <w:b/>
-                <w:bCs/>
-                <w:i w:val="false"/>
-                <w:iCs w:val="false"/>
-                <w:color w:val="FFFFFF"/>
-                <w:sz w:val="18"/>
-                <w:szCs w:val="18"/>
-              </w:rPr>
-              <w:t xml:space="preserve">File</w:t>
-            </w:r>
-          </w:p>
-        </w:tc>
-        <w:tc>
-          <w:tcPr>
-            <w:tcW w:type="dxa" w:w="5960"/>
-            <w:tcBorders>
-              <w:top w:val="single" w:color="CBD5E1" w:sz="1"/>
-              <w:left w:val="single" w:color="CBD5E1" w:sz="1"/>
-              <w:bottom w:val="single" w:color="CBD5E1" w:sz="1"/>
-              <w:right w:val="single" w:color="CBD5E1" w:sz="1"/>
-            </w:tcBorders>
-            <w:shd w:fill="1E3A5F" w:val="clear"/>
-            <w:tcMar>
-              <w:top w:type="dxa" w:w="80"/>
-              <w:left w:type="dxa" w:w="160"/>
-              <w:bottom w:type="dxa" w:w="80"/>
-              <w:right w:type="dxa" w:w="160"/>
-            </w:tcMar>
-          </w:tcPr>
-          <w:p>
-            <w:r>
-              <w:rPr>
-                <w:rFonts w:ascii="Arial" w:cs="Arial" w:eastAsia="Arial" w:hAnsi="Arial"/>
-                <w:b/>
-                <w:bCs/>
-                <w:i w:val="false"/>
-                <w:iCs w:val="false"/>
-                <w:color w:val="FFFFFF"/>
-                <w:sz w:val="18"/>
-                <w:szCs w:val="18"/>
-              </w:rPr>
-              <w:t xml:space="preserve">Change</w:t>
+              <w:t xml:space="preserve">New module: TeeLogger simultaneously writes all print() output to the console (unchanged) and a timestamped log file. Zero changes to existing print() calls — all output captured automatically.</w:t>
             </w:r>
           </w:p>
         </w:tc>
@@ -15832,7 +16449,7 @@
               <w:bottom w:val="single" w:color="CBD5E1" w:sz="1"/>
               <w:right w:val="single" w:color="CBD5E1" w:sz="1"/>
             </w:tcBorders>
-            <w:shd w:fill="FFCDD2" w:val="clear"/>
+            <w:shd w:fill="C8E6C9" w:val="clear"/>
             <w:tcMar>
               <w:top w:type="dxa" w:w="60"/>
               <w:left w:type="dxa" w:w="100"/>
@@ -15850,11 +16467,11 @@
                 <w:rFonts w:ascii="Arial" w:cs="Arial" w:eastAsia="Arial" w:hAnsi="Arial"/>
                 <w:b/>
                 <w:bCs/>
-                <w:color w:val="7F0000"/>
+                <w:color w:val="1B5E20"/>
                 <w:sz w:val="18"/>
                 <w:szCs w:val="18"/>
               </w:rPr>
-              <w:t xml:space="preserve">FIX</w:t>
+              <w:t xml:space="preserve">NEW</w:t>
             </w:r>
           </w:p>
         </w:tc>
@@ -15884,7 +16501,7 @@
                 <w:sz w:val="18"/>
                 <w:szCs w:val="18"/>
               </w:rPr>
-              <w:t xml:space="preserve">confluence_client.py</w:t>
+              <w:t xml:space="preserve">config.example.json</w:t>
             </w:r>
           </w:p>
         </w:tc>
@@ -15912,7 +16529,7 @@
                 <w:sz w:val="20"/>
                 <w:szCs w:val="20"/>
               </w:rPr>
-              <w:t xml:space="preserve">create_page() now returns (page_id, actual_title) so callers know the exact title used when a conflict suffix was added.</w:t>
+              <w:t xml:space="preserve">New log_file setting: path to the log file. Defaults to migration.log. Set to null to disable. Each run appends a new session block.</w:t>
             </w:r>
           </w:p>
         </w:tc>
@@ -15949,7 +16566,7 @@
               <w:bottom w:val="single" w:color="CBD5E1" w:sz="1"/>
               <w:right w:val="single" w:color="CBD5E1" w:sz="1"/>
             </w:tcBorders>
-            <w:shd w:fill="FFCDD2" w:val="clear"/>
+            <w:shd w:fill="FFF9C4" w:val="clear"/>
             <w:tcMar>
               <w:top w:type="dxa" w:w="60"/>
               <w:left w:type="dxa" w:w="100"/>
@@ -15967,11 +16584,11 @@
                 <w:rFonts w:ascii="Arial" w:cs="Arial" w:eastAsia="Arial" w:hAnsi="Arial"/>
                 <w:b/>
                 <w:bCs/>
-                <w:color w:val="7F0000"/>
+                <w:color w:val="5F4800"/>
                 <w:sz w:val="18"/>
                 <w:szCs w:val="18"/>
               </w:rPr>
-              <w:t xml:space="preserve">FIX</w:t>
+              <w:t xml:space="preserve">UPDATE</w:t>
             </w:r>
           </w:p>
         </w:tc>
@@ -16029,7 +16646,7 @@
                 <w:sz w:val="20"/>
                 <w:szCs w:val="20"/>
               </w:rPr>
-              <w:t xml:space="preserve">Pass 1 saves the actual Confluence title (with any suffix) to mapping.json. Pass 2 reads this stored title — both passes now stay in sync for renamed pages.</w:t>
+              <w:t xml:space="preserve">Calls start_logging(cfg["log_file"]) at startup and stop_logging() on exit. Log file path printed in the migration complete footer.</w:t>
             </w:r>
           </w:p>
         </w:tc>
@@ -16066,7 +16683,7 @@
               <w:bottom w:val="single" w:color="CBD5E1" w:sz="1"/>
               <w:right w:val="single" w:color="CBD5E1" w:sz="1"/>
             </w:tcBorders>
-            <w:shd w:fill="FFCDD2" w:val="clear"/>
+            <w:shd w:fill="FFF9C4" w:val="clear"/>
             <w:tcMar>
               <w:top w:type="dxa" w:w="60"/>
               <w:left w:type="dxa" w:w="100"/>
@@ -16084,11 +16701,11 @@
                 <w:rFonts w:ascii="Arial" w:cs="Arial" w:eastAsia="Arial" w:hAnsi="Arial"/>
                 <w:b/>
                 <w:bCs/>
-                <w:color w:val="7F0000"/>
+                <w:color w:val="5F4800"/>
                 <w:sz w:val="18"/>
                 <w:szCs w:val="18"/>
               </w:rPr>
-              <w:t xml:space="preserve">FIX</w:t>
+              <w:t xml:space="preserve">UPDATE</w:t>
             </w:r>
           </w:p>
         </w:tc>
@@ -16118,7 +16735,7 @@
                 <w:sz w:val="18"/>
                 <w:szCs w:val="18"/>
               </w:rPr>
-              <w:t xml:space="preserve">link_rewriter.py</w:t>
+              <w:t xml:space="preserve">test_connection.py</w:t>
             </w:r>
           </w:p>
         </w:tc>
@@ -16146,7 +16763,167 @@
                 <w:sz w:val="20"/>
                 <w:szCs w:val="20"/>
               </w:rPr>
-              <w:t xml:space="preserve">Internal links were missing the space key: /wiki/spaces/pages/ID. Now correctly /wiki/spaces/KEY/pages/ID, built from the full URL stored in mapping.json.</w:t>
+              <w:t xml:space="preserve">Calls start_logging() so test_connection runs are also captured in the log file.</w:t>
+            </w:r>
+          </w:p>
+        </w:tc>
+      </w:tr>
+    </w:tbl>
+    <w:p>
+      <w:pPr>
+        <w:spacing w:after="160" w:before="0"/>
+      </w:pPr>
+      <w:r>
+        <w:t xml:space="preserve"/>
+      </w:r>
+    </w:p>
+    <w:p>
+      <w:pPr>
+        <w:spacing w:after="100" w:before="240"/>
+      </w:pPr>
+      <w:r>
+        <w:rPr>
+          <w:rFonts w:ascii="Arial" w:cs="Arial" w:eastAsia="Arial" w:hAnsi="Arial"/>
+          <w:b/>
+          <w:bCs/>
+          <w:color w:val="003366"/>
+          <w:sz w:val="28"/>
+          <w:szCs w:val="28"/>
+        </w:rPr>
+        <w:t xml:space="preserve">Version 1.9</w:t>
+      </w:r>
+      <w:r>
+        <w:rPr>
+          <w:rFonts w:ascii="Arial" w:cs="Arial" w:eastAsia="Arial" w:hAnsi="Arial"/>
+          <w:i/>
+          <w:iCs/>
+          <w:color w:val="475569"/>
+          <w:sz w:val="24"/>
+          <w:szCs w:val="24"/>
+        </w:rPr>
+        <w:t xml:space="preserve">  —  Title + Link URL Fixes</w:t>
+      </w:r>
+    </w:p>
+    <w:tbl>
+      <w:tblPr>
+        <w:tblW w:type="dxa" w:w="9360"/>
+        <w:tblBorders>
+          <w:top w:val="single" w:color="auto" w:sz="4"/>
+          <w:left w:val="single" w:color="auto" w:sz="4"/>
+          <w:bottom w:val="single" w:color="auto" w:sz="4"/>
+          <w:right w:val="single" w:color="auto" w:sz="4"/>
+          <w:insideH w:val="single" w:color="auto" w:sz="4"/>
+          <w:insideV w:val="single" w:color="auto" w:sz="4"/>
+        </w:tblBorders>
+      </w:tblPr>
+      <w:tblGrid>
+        <w:gridCol w:w="1000"/>
+        <w:gridCol w:w="2400"/>
+        <w:gridCol w:w="5960"/>
+      </w:tblGrid>
+      <w:tr>
+        <w:trPr>
+          <w:tblHeader/>
+        </w:trPr>
+        <w:tc>
+          <w:tcPr>
+            <w:tcW w:type="dxa" w:w="1000"/>
+            <w:tcBorders>
+              <w:top w:val="single" w:color="CBD5E1" w:sz="1"/>
+              <w:left w:val="single" w:color="CBD5E1" w:sz="1"/>
+              <w:bottom w:val="single" w:color="CBD5E1" w:sz="1"/>
+              <w:right w:val="single" w:color="CBD5E1" w:sz="1"/>
+            </w:tcBorders>
+            <w:shd w:fill="1E3A5F" w:val="clear"/>
+            <w:tcMar>
+              <w:top w:type="dxa" w:w="80"/>
+              <w:left w:type="dxa" w:w="100"/>
+              <w:bottom w:type="dxa" w:w="80"/>
+              <w:right w:type="dxa" w:w="100"/>
+            </w:tcMar>
+          </w:tcPr>
+          <w:p>
+            <w:pPr>
+              <w:jc w:val="center"/>
+            </w:pPr>
+            <w:r>
+              <w:rPr>
+                <w:rFonts w:ascii="Arial" w:cs="Arial" w:eastAsia="Arial" w:hAnsi="Arial"/>
+                <w:b/>
+                <w:bCs/>
+                <w:i w:val="false"/>
+                <w:iCs w:val="false"/>
+                <w:color w:val="FFFFFF"/>
+                <w:sz w:val="18"/>
+                <w:szCs w:val="18"/>
+              </w:rPr>
+              <w:t xml:space="preserve">Type</w:t>
+            </w:r>
+          </w:p>
+        </w:tc>
+        <w:tc>
+          <w:tcPr>
+            <w:tcW w:type="dxa" w:w="2400"/>
+            <w:tcBorders>
+              <w:top w:val="single" w:color="CBD5E1" w:sz="1"/>
+              <w:left w:val="single" w:color="CBD5E1" w:sz="1"/>
+              <w:bottom w:val="single" w:color="CBD5E1" w:sz="1"/>
+              <w:right w:val="single" w:color="CBD5E1" w:sz="1"/>
+            </w:tcBorders>
+            <w:shd w:fill="1E3A5F" w:val="clear"/>
+            <w:tcMar>
+              <w:top w:type="dxa" w:w="80"/>
+              <w:left w:type="dxa" w:w="120"/>
+              <w:bottom w:type="dxa" w:w="80"/>
+              <w:right w:type="dxa" w:w="120"/>
+            </w:tcMar>
+          </w:tcPr>
+          <w:p>
+            <w:r>
+              <w:rPr>
+                <w:rFonts w:ascii="Arial" w:cs="Arial" w:eastAsia="Arial" w:hAnsi="Arial"/>
+                <w:b/>
+                <w:bCs/>
+                <w:i w:val="false"/>
+                <w:iCs w:val="false"/>
+                <w:color w:val="FFFFFF"/>
+                <w:sz w:val="18"/>
+                <w:szCs w:val="18"/>
+              </w:rPr>
+              <w:t xml:space="preserve">File</w:t>
+            </w:r>
+          </w:p>
+        </w:tc>
+        <w:tc>
+          <w:tcPr>
+            <w:tcW w:type="dxa" w:w="5960"/>
+            <w:tcBorders>
+              <w:top w:val="single" w:color="CBD5E1" w:sz="1"/>
+              <w:left w:val="single" w:color="CBD5E1" w:sz="1"/>
+              <w:bottom w:val="single" w:color="CBD5E1" w:sz="1"/>
+              <w:right w:val="single" w:color="CBD5E1" w:sz="1"/>
+            </w:tcBorders>
+            <w:shd w:fill="1E3A5F" w:val="clear"/>
+            <w:tcMar>
+              <w:top w:type="dxa" w:w="80"/>
+              <w:left w:type="dxa" w:w="160"/>
+              <w:bottom w:type="dxa" w:w="80"/>
+              <w:right w:type="dxa" w:w="160"/>
+            </w:tcMar>
+          </w:tcPr>
+          <w:p>
+            <w:r>
+              <w:rPr>
+                <w:rFonts w:ascii="Arial" w:cs="Arial" w:eastAsia="Arial" w:hAnsi="Arial"/>
+                <w:b/>
+                <w:bCs/>
+                <w:i w:val="false"/>
+                <w:iCs w:val="false"/>
+                <w:color w:val="FFFFFF"/>
+                <w:sz w:val="18"/>
+                <w:szCs w:val="18"/>
+              </w:rPr>
+              <w:t xml:space="preserve">Change</w:t>
             </w:r>
           </w:p>
         </w:tc>
@@ -16235,7 +17012,7 @@
                 <w:sz w:val="18"/>
                 <w:szCs w:val="18"/>
               </w:rPr>
-              <w:t xml:space="preserve">mapping_store.py</w:t>
+              <w:t xml:space="preserve">confluence_client.py</w:t>
             </w:r>
           </w:p>
         </w:tc>
@@ -16263,7 +17040,7 @@
                 <w:sz w:val="20"/>
                 <w:szCs w:val="20"/>
               </w:rPr>
-              <w:t xml:space="preserve">save_page() now stores the full correct Confluence URL including space key. Added get_page_title() and get_page_url() helper methods.</w:t>
+              <w:t xml:space="preserve">create_page() now returns (page_id, actual_title) so callers know the exact title used when a conflict suffix was added.</w:t>
             </w:r>
           </w:p>
         </w:tc>
@@ -16300,7 +17077,7 @@
               <w:bottom w:val="single" w:color="CBD5E1" w:sz="1"/>
               <w:right w:val="single" w:color="CBD5E1" w:sz="1"/>
             </w:tcBorders>
-            <w:shd w:fill="FFF9C4" w:val="clear"/>
+            <w:shd w:fill="FFCDD2" w:val="clear"/>
             <w:tcMar>
               <w:top w:type="dxa" w:w="60"/>
               <w:left w:type="dxa" w:w="100"/>
@@ -16318,11 +17095,11 @@
                 <w:rFonts w:ascii="Arial" w:cs="Arial" w:eastAsia="Arial" w:hAnsi="Arial"/>
                 <w:b/>
                 <w:bCs/>
-                <w:color w:val="5F4800"/>
+                <w:color w:val="7F0000"/>
                 <w:sz w:val="18"/>
                 <w:szCs w:val="18"/>
               </w:rPr>
-              <w:t xml:space="preserve">UPDATE</w:t>
+              <w:t xml:space="preserve">FIX</w:t>
             </w:r>
           </w:p>
         </w:tc>
@@ -16380,167 +17157,7 @@
                 <w:sz w:val="20"/>
                 <w:szCs w:val="20"/>
               </w:rPr>
-              <w:t xml:space="preserve">run_pass1() receives and forwards base_url and space_key so save_page() can build the correct URL.</w:t>
-            </w:r>
-          </w:p>
-        </w:tc>
-      </w:tr>
-    </w:tbl>
-    <w:p>
-      <w:pPr>
-        <w:spacing w:after="160" w:before="0"/>
-      </w:pPr>
-      <w:r>
-        <w:t xml:space="preserve"/>
-      </w:r>
-    </w:p>
-    <w:p>
-      <w:pPr>
-        <w:spacing w:after="100" w:before="240"/>
-      </w:pPr>
-      <w:r>
-        <w:rPr>
-          <w:rFonts w:ascii="Arial" w:cs="Arial" w:eastAsia="Arial" w:hAnsi="Arial"/>
-          <w:b/>
-          <w:bCs/>
-          <w:color w:val="0F4C75"/>
-          <w:sz w:val="28"/>
-          <w:szCs w:val="28"/>
-        </w:rPr>
-        <w:t xml:space="preserve">Version 1.8</w:t>
-      </w:r>
-      <w:r>
-        <w:rPr>
-          <w:rFonts w:ascii="Arial" w:cs="Arial" w:eastAsia="Arial" w:hAnsi="Arial"/>
-          <w:i/>
-          <w:iCs/>
-          <w:color w:val="475569"/>
-          <w:sz w:val="24"/>
-          <w:szCs w:val="24"/>
-        </w:rPr>
-        <w:t xml:space="preserve">  —  Title Conflict + --find-path Fix</w:t>
-      </w:r>
-    </w:p>
-    <w:tbl>
-      <w:tblPr>
-        <w:tblW w:type="dxa" w:w="9360"/>
-        <w:tblBorders>
-          <w:top w:val="single" w:color="auto" w:sz="4"/>
-          <w:left w:val="single" w:color="auto" w:sz="4"/>
-          <w:bottom w:val="single" w:color="auto" w:sz="4"/>
-          <w:right w:val="single" w:color="auto" w:sz="4"/>
-          <w:insideH w:val="single" w:color="auto" w:sz="4"/>
-          <w:insideV w:val="single" w:color="auto" w:sz="4"/>
-        </w:tblBorders>
-      </w:tblPr>
-      <w:tblGrid>
-        <w:gridCol w:w="1000"/>
-        <w:gridCol w:w="2400"/>
-        <w:gridCol w:w="5960"/>
-      </w:tblGrid>
-      <w:tr>
-        <w:trPr>
-          <w:tblHeader/>
-        </w:trPr>
-        <w:tc>
-          <w:tcPr>
-            <w:tcW w:type="dxa" w:w="1000"/>
-            <w:tcBorders>
-              <w:top w:val="single" w:color="CBD5E1" w:sz="1"/>
-              <w:left w:val="single" w:color="CBD5E1" w:sz="1"/>
-              <w:bottom w:val="single" w:color="CBD5E1" w:sz="1"/>
-              <w:right w:val="single" w:color="CBD5E1" w:sz="1"/>
-            </w:tcBorders>
-            <w:shd w:fill="1E3A5F" w:val="clear"/>
-            <w:tcMar>
-              <w:top w:type="dxa" w:w="80"/>
-              <w:left w:type="dxa" w:w="100"/>
-              <w:bottom w:type="dxa" w:w="80"/>
-              <w:right w:type="dxa" w:w="100"/>
-            </w:tcMar>
-          </w:tcPr>
-          <w:p>
-            <w:pPr>
-              <w:jc w:val="center"/>
-            </w:pPr>
-            <w:r>
-              <w:rPr>
-                <w:rFonts w:ascii="Arial" w:cs="Arial" w:eastAsia="Arial" w:hAnsi="Arial"/>
-                <w:b/>
-                <w:bCs/>
-                <w:i w:val="false"/>
-                <w:iCs w:val="false"/>
-                <w:color w:val="FFFFFF"/>
-                <w:sz w:val="18"/>
-                <w:szCs w:val="18"/>
-              </w:rPr>
-              <w:t xml:space="preserve">Type</w:t>
-            </w:r>
-          </w:p>
-        </w:tc>
-        <w:tc>
-          <w:tcPr>
-            <w:tcW w:type="dxa" w:w="2400"/>
-            <w:tcBorders>
-              <w:top w:val="single" w:color="CBD5E1" w:sz="1"/>
-              <w:left w:val="single" w:color="CBD5E1" w:sz="1"/>
-              <w:bottom w:val="single" w:color="CBD5E1" w:sz="1"/>
-              <w:right w:val="single" w:color="CBD5E1" w:sz="1"/>
-            </w:tcBorders>
-            <w:shd w:fill="1E3A5F" w:val="clear"/>
-            <w:tcMar>
-              <w:top w:type="dxa" w:w="80"/>
-              <w:left w:type="dxa" w:w="120"/>
-              <w:bottom w:type="dxa" w:w="80"/>
-              <w:right w:type="dxa" w:w="120"/>
-            </w:tcMar>
-          </w:tcPr>
-          <w:p>
-            <w:r>
-              <w:rPr>
-                <w:rFonts w:ascii="Arial" w:cs="Arial" w:eastAsia="Arial" w:hAnsi="Arial"/>
-                <w:b/>
-                <w:bCs/>
-                <w:i w:val="false"/>
-                <w:iCs w:val="false"/>
-                <w:color w:val="FFFFFF"/>
-                <w:sz w:val="18"/>
-                <w:szCs w:val="18"/>
-              </w:rPr>
-              <w:t xml:space="preserve">File</w:t>
-            </w:r>
-          </w:p>
-        </w:tc>
-        <w:tc>
-          <w:tcPr>
-            <w:tcW w:type="dxa" w:w="5960"/>
-            <w:tcBorders>
-              <w:top w:val="single" w:color="CBD5E1" w:sz="1"/>
-              <w:left w:val="single" w:color="CBD5E1" w:sz="1"/>
-              <w:bottom w:val="single" w:color="CBD5E1" w:sz="1"/>
-              <w:right w:val="single" w:color="CBD5E1" w:sz="1"/>
-            </w:tcBorders>
-            <w:shd w:fill="1E3A5F" w:val="clear"/>
-            <w:tcMar>
-              <w:top w:type="dxa" w:w="80"/>
-              <w:left w:type="dxa" w:w="160"/>
-              <w:bottom w:type="dxa" w:w="80"/>
-              <w:right w:type="dxa" w:w="160"/>
-            </w:tcMar>
-          </w:tcPr>
-          <w:p>
-            <w:r>
-              <w:rPr>
-                <w:rFonts w:ascii="Arial" w:cs="Arial" w:eastAsia="Arial" w:hAnsi="Arial"/>
-                <w:b/>
-                <w:bCs/>
-                <w:i w:val="false"/>
-                <w:iCs w:val="false"/>
-                <w:color w:val="FFFFFF"/>
-                <w:sz w:val="18"/>
-                <w:szCs w:val="18"/>
-              </w:rPr>
-              <w:t xml:space="preserve">Change</w:t>
+              <w:t xml:space="preserve">Pass 1 saves the actual Confluence title (with any suffix) to mapping.json. Pass 2 reads this stored title — both passes now stay in sync for renamed pages.</w:t>
             </w:r>
           </w:p>
         </w:tc>
@@ -16629,7 +17246,7 @@
                 <w:sz w:val="18"/>
                 <w:szCs w:val="18"/>
               </w:rPr>
-              <w:t xml:space="preserve">confluence_client.py</w:t>
+              <w:t xml:space="preserve">link_rewriter.py</w:t>
             </w:r>
           </w:p>
         </w:tc>
@@ -16657,7 +17274,7 @@
                 <w:sz w:val="20"/>
                 <w:szCs w:val="20"/>
               </w:rPr>
-              <w:t xml:space="preserve">HTTP 400 title already exists no longer crashes — retries with numbered suffix automatically.</w:t>
+              <w:t xml:space="preserve">Internal links were missing the space key: /wiki/spaces/pages/ID. Now correctly /wiki/spaces/KEY/pages/ID, built from the full URL stored in mapping.json.</w:t>
             </w:r>
           </w:p>
         </w:tc>
@@ -16746,7 +17363,7 @@
                 <w:sz w:val="18"/>
                 <w:szCs w:val="18"/>
               </w:rPr>
-              <w:t xml:space="preserve">migrate.py</w:t>
+              <w:t xml:space="preserve">mapping_store.py</w:t>
             </w:r>
           </w:p>
         </w:tc>
@@ -16774,7 +17391,7 @@
                 <w:sz w:val="20"/>
                 <w:szCs w:val="20"/>
               </w:rPr>
-              <w:t xml:space="preserve">NameError: _run_find_path is not defined — function was missing due to a patching error in a previous release.</w:t>
+              <w:t xml:space="preserve">save_page() now stores the full correct Confluence URL including space key. Added get_page_title() and get_page_url() helper methods.</w:t>
             </w:r>
           </w:p>
         </w:tc>
@@ -16891,7 +17508,7 @@
                 <w:sz w:val="20"/>
                 <w:szCs w:val="20"/>
               </w:rPr>
-              <w:t xml:space="preserve">--find-path runs before store/client init — no SSL warning for path searches.</w:t>
+              <w:t xml:space="preserve">run_pass1() receives and forwards base_url and space_key so save_page() can build the correct URL.</w:t>
             </w:r>
           </w:p>
         </w:tc>
@@ -16914,11 +17531,11 @@
           <w:rFonts w:ascii="Arial" w:cs="Arial" w:eastAsia="Arial" w:hAnsi="Arial"/>
           <w:b/>
           <w:bCs/>
-          <w:color w:val="003366"/>
+          <w:color w:val="0F4C75"/>
           <w:sz w:val="28"/>
           <w:szCs w:val="28"/>
         </w:rPr>
-        <w:t xml:space="preserve">Version 1.7</w:t>
+        <w:t xml:space="preserve">Version 1.8</w:t>
       </w:r>
       <w:r>
         <w:rPr>
@@ -16929,7 +17546,7 @@
           <w:sz w:val="24"/>
           <w:szCs w:val="24"/>
         </w:rPr>
-        <w:t xml:space="preserve">  —  Windows Long-Path Fix</w:t>
+        <w:t xml:space="preserve">  —  Title Conflict + --find-path Fix</w:t>
       </w:r>
     </w:p>
     <w:tbl>
@@ -17088,7 +17705,7 @@
               <w:bottom w:val="single" w:color="CBD5E1" w:sz="1"/>
               <w:right w:val="single" w:color="CBD5E1" w:sz="1"/>
             </w:tcBorders>
-            <w:shd w:fill="C8E6C9" w:val="clear"/>
+            <w:shd w:fill="FFCDD2" w:val="clear"/>
             <w:tcMar>
               <w:top w:type="dxa" w:w="60"/>
               <w:left w:type="dxa" w:w="100"/>
@@ -17106,11 +17723,11 @@
                 <w:rFonts w:ascii="Arial" w:cs="Arial" w:eastAsia="Arial" w:hAnsi="Arial"/>
                 <w:b/>
                 <w:bCs/>
-                <w:color w:val="1B5E20"/>
+                <w:color w:val="7F0000"/>
                 <w:sz w:val="18"/>
                 <w:szCs w:val="18"/>
               </w:rPr>
-              <w:t xml:space="preserve">NEW</w:t>
+              <w:t xml:space="preserve">FIX</w:t>
             </w:r>
           </w:p>
         </w:tc>
@@ -17140,7 +17757,7 @@
                 <w:sz w:val="18"/>
                 <w:szCs w:val="18"/>
               </w:rPr>
-              <w:t xml:space="preserve">migrate.py</w:t>
+              <w:t xml:space="preserve">confluence_client.py</w:t>
             </w:r>
           </w:p>
         </w:tc>
@@ -17168,7 +17785,7 @@
                 <w:sz w:val="20"/>
                 <w:szCs w:val="20"/>
               </w:rPr>
-              <w:t xml:space="preserve">--find-path TEXT: search the cloned wiki for pages whose path or title contains TEXT, print real ADO filesystem paths with a ready-to-use --include suggestion</w:t>
+              <w:t xml:space="preserve">HTTP 400 title already exists no longer crashes — retries with numbered suffix automatically.</w:t>
             </w:r>
           </w:p>
         </w:tc>
@@ -17205,7 +17822,7 @@
               <w:bottom w:val="single" w:color="CBD5E1" w:sz="1"/>
               <w:right w:val="single" w:color="CBD5E1" w:sz="1"/>
             </w:tcBorders>
-            <w:shd w:fill="C8E6C9" w:val="clear"/>
+            <w:shd w:fill="FFCDD2" w:val="clear"/>
             <w:tcMar>
               <w:top w:type="dxa" w:w="60"/>
               <w:left w:type="dxa" w:w="100"/>
@@ -17223,11 +17840,11 @@
                 <w:rFonts w:ascii="Arial" w:cs="Arial" w:eastAsia="Arial" w:hAnsi="Arial"/>
                 <w:b/>
                 <w:bCs/>
-                <w:color w:val="1B5E20"/>
+                <w:color w:val="7F0000"/>
                 <w:sz w:val="18"/>
                 <w:szCs w:val="18"/>
               </w:rPr>
-              <w:t xml:space="preserve">NEW</w:t>
+              <w:t xml:space="preserve">FIX</w:t>
             </w:r>
           </w:p>
         </w:tc>
@@ -17257,7 +17874,7 @@
                 <w:sz w:val="18"/>
                 <w:szCs w:val="18"/>
               </w:rPr>
-              <w:t xml:space="preserve">wiki_reader.py</w:t>
+              <w:t xml:space="preserve">migrate.py</w:t>
             </w:r>
           </w:p>
         </w:tc>
@@ -17285,7 +17902,7 @@
                 <w:sz w:val="20"/>
                 <w:szCs w:val="20"/>
               </w:rPr>
-              <w:t xml:space="preserve">find_paths(): case-insensitive search across all ADO paths and page titles in the cloned wiki</w:t>
+              <w:t xml:space="preserve">NameError: _run_find_path is not defined — function was missing due to a patching error in a previous release.</w:t>
             </w:r>
           </w:p>
         </w:tc>
@@ -17322,7 +17939,7 @@
               <w:bottom w:val="single" w:color="CBD5E1" w:sz="1"/>
               <w:right w:val="single" w:color="CBD5E1" w:sz="1"/>
             </w:tcBorders>
-            <w:shd w:fill="FFCDD2" w:val="clear"/>
+            <w:shd w:fill="FFF9C4" w:val="clear"/>
             <w:tcMar>
               <w:top w:type="dxa" w:w="60"/>
               <w:left w:type="dxa" w:w="100"/>
@@ -17340,11 +17957,11 @@
                 <w:rFonts w:ascii="Arial" w:cs="Arial" w:eastAsia="Arial" w:hAnsi="Arial"/>
                 <w:b/>
                 <w:bCs/>
-                <w:color w:val="7F0000"/>
+                <w:color w:val="5F4800"/>
                 <w:sz w:val="18"/>
                 <w:szCs w:val="18"/>
               </w:rPr>
-              <w:t xml:space="preserve">FIX</w:t>
+              <w:t xml:space="preserve">UPDATE</w:t>
             </w:r>
           </w:p>
         </w:tc>
@@ -17402,7 +18019,167 @@
                 <w:sz w:val="20"/>
                 <w:szCs w:val="20"/>
               </w:rPr>
-              <w:t xml:space="preserve">0 pages matched error explains the URL-vs-filesystem-path problem with an example and the --find-path command to run</w:t>
+              <w:t xml:space="preserve">--find-path runs before store/client init — no SSL warning for path searches.</w:t>
+            </w:r>
+          </w:p>
+        </w:tc>
+      </w:tr>
+    </w:tbl>
+    <w:p>
+      <w:pPr>
+        <w:spacing w:after="160" w:before="0"/>
+      </w:pPr>
+      <w:r>
+        <w:t xml:space="preserve"/>
+      </w:r>
+    </w:p>
+    <w:p>
+      <w:pPr>
+        <w:spacing w:after="100" w:before="240"/>
+      </w:pPr>
+      <w:r>
+        <w:rPr>
+          <w:rFonts w:ascii="Arial" w:cs="Arial" w:eastAsia="Arial" w:hAnsi="Arial"/>
+          <w:b/>
+          <w:bCs/>
+          <w:color w:val="003366"/>
+          <w:sz w:val="28"/>
+          <w:szCs w:val="28"/>
+        </w:rPr>
+        <w:t xml:space="preserve">Version 1.7</w:t>
+      </w:r>
+      <w:r>
+        <w:rPr>
+          <w:rFonts w:ascii="Arial" w:cs="Arial" w:eastAsia="Arial" w:hAnsi="Arial"/>
+          <w:i/>
+          <w:iCs/>
+          <w:color w:val="475569"/>
+          <w:sz w:val="24"/>
+          <w:szCs w:val="24"/>
+        </w:rPr>
+        <w:t xml:space="preserve">  —  Windows Long-Path Fix</w:t>
+      </w:r>
+    </w:p>
+    <w:tbl>
+      <w:tblPr>
+        <w:tblW w:type="dxa" w:w="9360"/>
+        <w:tblBorders>
+          <w:top w:val="single" w:color="auto" w:sz="4"/>
+          <w:left w:val="single" w:color="auto" w:sz="4"/>
+          <w:bottom w:val="single" w:color="auto" w:sz="4"/>
+          <w:right w:val="single" w:color="auto" w:sz="4"/>
+          <w:insideH w:val="single" w:color="auto" w:sz="4"/>
+          <w:insideV w:val="single" w:color="auto" w:sz="4"/>
+        </w:tblBorders>
+      </w:tblPr>
+      <w:tblGrid>
+        <w:gridCol w:w="1000"/>
+        <w:gridCol w:w="2400"/>
+        <w:gridCol w:w="5960"/>
+      </w:tblGrid>
+      <w:tr>
+        <w:trPr>
+          <w:tblHeader/>
+        </w:trPr>
+        <w:tc>
+          <w:tcPr>
+            <w:tcW w:type="dxa" w:w="1000"/>
+            <w:tcBorders>
+              <w:top w:val="single" w:color="CBD5E1" w:sz="1"/>
+              <w:left w:val="single" w:color="CBD5E1" w:sz="1"/>
+              <w:bottom w:val="single" w:color="CBD5E1" w:sz="1"/>
+              <w:right w:val="single" w:color="CBD5E1" w:sz="1"/>
+            </w:tcBorders>
+            <w:shd w:fill="1E3A5F" w:val="clear"/>
+            <w:tcMar>
+              <w:top w:type="dxa" w:w="80"/>
+              <w:left w:type="dxa" w:w="100"/>
+              <w:bottom w:type="dxa" w:w="80"/>
+              <w:right w:type="dxa" w:w="100"/>
+            </w:tcMar>
+          </w:tcPr>
+          <w:p>
+            <w:pPr>
+              <w:jc w:val="center"/>
+            </w:pPr>
+            <w:r>
+              <w:rPr>
+                <w:rFonts w:ascii="Arial" w:cs="Arial" w:eastAsia="Arial" w:hAnsi="Arial"/>
+                <w:b/>
+                <w:bCs/>
+                <w:i w:val="false"/>
+                <w:iCs w:val="false"/>
+                <w:color w:val="FFFFFF"/>
+                <w:sz w:val="18"/>
+                <w:szCs w:val="18"/>
+              </w:rPr>
+              <w:t xml:space="preserve">Type</w:t>
+            </w:r>
+          </w:p>
+        </w:tc>
+        <w:tc>
+          <w:tcPr>
+            <w:tcW w:type="dxa" w:w="2400"/>
+            <w:tcBorders>
+              <w:top w:val="single" w:color="CBD5E1" w:sz="1"/>
+              <w:left w:val="single" w:color="CBD5E1" w:sz="1"/>
+              <w:bottom w:val="single" w:color="CBD5E1" w:sz="1"/>
+              <w:right w:val="single" w:color="CBD5E1" w:sz="1"/>
+            </w:tcBorders>
+            <w:shd w:fill="1E3A5F" w:val="clear"/>
+            <w:tcMar>
+              <w:top w:type="dxa" w:w="80"/>
+              <w:left w:type="dxa" w:w="120"/>
+              <w:bottom w:type="dxa" w:w="80"/>
+              <w:right w:type="dxa" w:w="120"/>
+            </w:tcMar>
+          </w:tcPr>
+          <w:p>
+            <w:r>
+              <w:rPr>
+                <w:rFonts w:ascii="Arial" w:cs="Arial" w:eastAsia="Arial" w:hAnsi="Arial"/>
+                <w:b/>
+                <w:bCs/>
+                <w:i w:val="false"/>
+                <w:iCs w:val="false"/>
+                <w:color w:val="FFFFFF"/>
+                <w:sz w:val="18"/>
+                <w:szCs w:val="18"/>
+              </w:rPr>
+              <w:t xml:space="preserve">File</w:t>
+            </w:r>
+          </w:p>
+        </w:tc>
+        <w:tc>
+          <w:tcPr>
+            <w:tcW w:type="dxa" w:w="5960"/>
+            <w:tcBorders>
+              <w:top w:val="single" w:color="CBD5E1" w:sz="1"/>
+              <w:left w:val="single" w:color="CBD5E1" w:sz="1"/>
+              <w:bottom w:val="single" w:color="CBD5E1" w:sz="1"/>
+              <w:right w:val="single" w:color="CBD5E1" w:sz="1"/>
+            </w:tcBorders>
+            <w:shd w:fill="1E3A5F" w:val="clear"/>
+            <w:tcMar>
+              <w:top w:type="dxa" w:w="80"/>
+              <w:left w:type="dxa" w:w="160"/>
+              <w:bottom w:type="dxa" w:w="80"/>
+              <w:right w:type="dxa" w:w="160"/>
+            </w:tcMar>
+          </w:tcPr>
+          <w:p>
+            <w:r>
+              <w:rPr>
+                <w:rFonts w:ascii="Arial" w:cs="Arial" w:eastAsia="Arial" w:hAnsi="Arial"/>
+                <w:b/>
+                <w:bCs/>
+                <w:i w:val="false"/>
+                <w:iCs w:val="false"/>
+                <w:color w:val="FFFFFF"/>
+                <w:sz w:val="18"/>
+                <w:szCs w:val="18"/>
+              </w:rPr>
+              <w:t xml:space="preserve">Change</w:t>
             </w:r>
           </w:p>
         </w:tc>
@@ -17439,7 +18216,7 @@
               <w:bottom w:val="single" w:color="CBD5E1" w:sz="1"/>
               <w:right w:val="single" w:color="CBD5E1" w:sz="1"/>
             </w:tcBorders>
-            <w:shd w:fill="FFF9C4" w:val="clear"/>
+            <w:shd w:fill="C8E6C9" w:val="clear"/>
             <w:tcMar>
               <w:top w:type="dxa" w:w="60"/>
               <w:left w:type="dxa" w:w="100"/>
@@ -17457,11 +18234,11 @@
                 <w:rFonts w:ascii="Arial" w:cs="Arial" w:eastAsia="Arial" w:hAnsi="Arial"/>
                 <w:b/>
                 <w:bCs/>
-                <w:color w:val="5F4800"/>
+                <w:color w:val="1B5E20"/>
                 <w:sz w:val="18"/>
                 <w:szCs w:val="18"/>
               </w:rPr>
-              <w:t xml:space="preserve">UPDATE</w:t>
+              <w:t xml:space="preserve">NEW</w:t>
             </w:r>
           </w:p>
         </w:tc>
@@ -17491,7 +18268,7 @@
                 <w:sz w:val="18"/>
                 <w:szCs w:val="18"/>
               </w:rPr>
-              <w:t xml:space="preserve">test_connection.py</w:t>
+              <w:t xml:space="preserve">migrate.py</w:t>
             </w:r>
           </w:p>
         </w:tc>
@@ -17519,7 +18296,7 @@
                 <w:sz w:val="20"/>
                 <w:szCs w:val="20"/>
               </w:rPr>
-              <w:t xml:space="preserve">Detects whether core.longpaths is enabled on Windows; prints warning with fix commands if not set</w:t>
+              <w:t xml:space="preserve">--find-path TEXT: search the cloned wiki for pages whose path or title contains TEXT, print real ADO filesystem paths with a ready-to-use --include suggestion</w:t>
             </w:r>
           </w:p>
         </w:tc>
@@ -17556,7 +18333,7 @@
               <w:bottom w:val="single" w:color="CBD5E1" w:sz="1"/>
               <w:right w:val="single" w:color="CBD5E1" w:sz="1"/>
             </w:tcBorders>
-            <w:shd w:fill="FFCDD2" w:val="clear"/>
+            <w:shd w:fill="C8E6C9" w:val="clear"/>
             <w:tcMar>
               <w:top w:type="dxa" w:w="60"/>
               <w:left w:type="dxa" w:w="100"/>
@@ -17574,11 +18351,11 @@
                 <w:rFonts w:ascii="Arial" w:cs="Arial" w:eastAsia="Arial" w:hAnsi="Arial"/>
                 <w:b/>
                 <w:bCs/>
-                <w:color w:val="7F0000"/>
+                <w:color w:val="1B5E20"/>
                 <w:sz w:val="18"/>
                 <w:szCs w:val="18"/>
               </w:rPr>
-              <w:t xml:space="preserve">FIX</w:t>
+              <w:t xml:space="preserve">NEW</w:t>
             </w:r>
           </w:p>
         </w:tc>
@@ -17608,7 +18385,7 @@
                 <w:sz w:val="18"/>
                 <w:szCs w:val="18"/>
               </w:rPr>
-              <w:t xml:space="preserve">Installation</w:t>
+              <w:t xml:space="preserve">wiki_reader.py</w:t>
             </w:r>
           </w:p>
         </w:tc>
@@ -17636,167 +18413,7 @@
                 <w:sz w:val="20"/>
                 <w:szCs w:val="20"/>
               </w:rPr>
-              <w:t xml:space="preserve">Windows: git core.longpaths=false silently skips deeply nested wiki pages. Section 2B now has step-by-step fix instructions</w:t>
-            </w:r>
-          </w:p>
-        </w:tc>
-      </w:tr>
-    </w:tbl>
-    <w:p>
-      <w:pPr>
-        <w:spacing w:after="160" w:before="0"/>
-      </w:pPr>
-      <w:r>
-        <w:t xml:space="preserve"/>
-      </w:r>
-    </w:p>
-    <w:p>
-      <w:pPr>
-        <w:spacing w:after="100" w:before="240"/>
-      </w:pPr>
-      <w:r>
-        <w:rPr>
-          <w:rFonts w:ascii="Arial" w:cs="Arial" w:eastAsia="Arial" w:hAnsi="Arial"/>
-          <w:b/>
-          <w:bCs/>
-          <w:color w:val="003366"/>
-          <w:sz w:val="28"/>
-          <w:szCs w:val="28"/>
-        </w:rPr>
-        <w:t xml:space="preserve">Version 1.6</w:t>
-      </w:r>
-      <w:r>
-        <w:rPr>
-          <w:rFonts w:ascii="Arial" w:cs="Arial" w:eastAsia="Arial" w:hAnsi="Arial"/>
-          <w:i/>
-          <w:iCs/>
-          <w:color w:val="475569"/>
-          <w:sz w:val="24"/>
-          <w:szCs w:val="24"/>
-        </w:rPr>
-        <w:t xml:space="preserve">  —  Path Discovery + 0-Match Fix</w:t>
-      </w:r>
-    </w:p>
-    <w:tbl>
-      <w:tblPr>
-        <w:tblW w:type="dxa" w:w="9360"/>
-        <w:tblBorders>
-          <w:top w:val="single" w:color="auto" w:sz="4"/>
-          <w:left w:val="single" w:color="auto" w:sz="4"/>
-          <w:bottom w:val="single" w:color="auto" w:sz="4"/>
-          <w:right w:val="single" w:color="auto" w:sz="4"/>
-          <w:insideH w:val="single" w:color="auto" w:sz="4"/>
-          <w:insideV w:val="single" w:color="auto" w:sz="4"/>
-        </w:tblBorders>
-      </w:tblPr>
-      <w:tblGrid>
-        <w:gridCol w:w="1000"/>
-        <w:gridCol w:w="2400"/>
-        <w:gridCol w:w="5960"/>
-      </w:tblGrid>
-      <w:tr>
-        <w:trPr>
-          <w:tblHeader/>
-        </w:trPr>
-        <w:tc>
-          <w:tcPr>
-            <w:tcW w:type="dxa" w:w="1000"/>
-            <w:tcBorders>
-              <w:top w:val="single" w:color="CBD5E1" w:sz="1"/>
-              <w:left w:val="single" w:color="CBD5E1" w:sz="1"/>
-              <w:bottom w:val="single" w:color="CBD5E1" w:sz="1"/>
-              <w:right w:val="single" w:color="CBD5E1" w:sz="1"/>
-            </w:tcBorders>
-            <w:shd w:fill="1E3A5F" w:val="clear"/>
-            <w:tcMar>
-              <w:top w:type="dxa" w:w="80"/>
-              <w:left w:type="dxa" w:w="100"/>
-              <w:bottom w:type="dxa" w:w="80"/>
-              <w:right w:type="dxa" w:w="100"/>
-            </w:tcMar>
-          </w:tcPr>
-          <w:p>
-            <w:pPr>
-              <w:jc w:val="center"/>
-            </w:pPr>
-            <w:r>
-              <w:rPr>
-                <w:rFonts w:ascii="Arial" w:cs="Arial" w:eastAsia="Arial" w:hAnsi="Arial"/>
-                <w:b/>
-                <w:bCs/>
-                <w:i w:val="false"/>
-                <w:iCs w:val="false"/>
-                <w:color w:val="FFFFFF"/>
-                <w:sz w:val="18"/>
-                <w:szCs w:val="18"/>
-              </w:rPr>
-              <w:t xml:space="preserve">Type</w:t>
-            </w:r>
-          </w:p>
-        </w:tc>
-        <w:tc>
-          <w:tcPr>
-            <w:tcW w:type="dxa" w:w="2400"/>
-            <w:tcBorders>
-              <w:top w:val="single" w:color="CBD5E1" w:sz="1"/>
-              <w:left w:val="single" w:color="CBD5E1" w:sz="1"/>
-              <w:bottom w:val="single" w:color="CBD5E1" w:sz="1"/>
-              <w:right w:val="single" w:color="CBD5E1" w:sz="1"/>
-            </w:tcBorders>
-            <w:shd w:fill="1E3A5F" w:val="clear"/>
-            <w:tcMar>
-              <w:top w:type="dxa" w:w="80"/>
-              <w:left w:type="dxa" w:w="120"/>
-              <w:bottom w:type="dxa" w:w="80"/>
-              <w:right w:type="dxa" w:w="120"/>
-            </w:tcMar>
-          </w:tcPr>
-          <w:p>
-            <w:r>
-              <w:rPr>
-                <w:rFonts w:ascii="Arial" w:cs="Arial" w:eastAsia="Arial" w:hAnsi="Arial"/>
-                <w:b/>
-                <w:bCs/>
-                <w:i w:val="false"/>
-                <w:iCs w:val="false"/>
-                <w:color w:val="FFFFFF"/>
-                <w:sz w:val="18"/>
-                <w:szCs w:val="18"/>
-              </w:rPr>
-              <w:t xml:space="preserve">File</w:t>
-            </w:r>
-          </w:p>
-        </w:tc>
-        <w:tc>
-          <w:tcPr>
-            <w:tcW w:type="dxa" w:w="5960"/>
-            <w:tcBorders>
-              <w:top w:val="single" w:color="CBD5E1" w:sz="1"/>
-              <w:left w:val="single" w:color="CBD5E1" w:sz="1"/>
-              <w:bottom w:val="single" w:color="CBD5E1" w:sz="1"/>
-              <w:right w:val="single" w:color="CBD5E1" w:sz="1"/>
-            </w:tcBorders>
-            <w:shd w:fill="1E3A5F" w:val="clear"/>
-            <w:tcMar>
-              <w:top w:type="dxa" w:w="80"/>
-              <w:left w:type="dxa" w:w="160"/>
-              <w:bottom w:type="dxa" w:w="80"/>
-              <w:right w:type="dxa" w:w="160"/>
-            </w:tcMar>
-          </w:tcPr>
-          <w:p>
-            <w:r>
-              <w:rPr>
-                <w:rFonts w:ascii="Arial" w:cs="Arial" w:eastAsia="Arial" w:hAnsi="Arial"/>
-                <w:b/>
-                <w:bCs/>
-                <w:i w:val="false"/>
-                <w:iCs w:val="false"/>
-                <w:color w:val="FFFFFF"/>
-                <w:sz w:val="18"/>
-                <w:szCs w:val="18"/>
-              </w:rPr>
-              <w:t xml:space="preserve">Change</w:t>
+              <w:t xml:space="preserve">find_paths(): case-insensitive search across all ADO paths and page titles in the cloned wiki</w:t>
             </w:r>
           </w:p>
         </w:tc>
@@ -17833,7 +18450,7 @@
               <w:bottom w:val="single" w:color="CBD5E1" w:sz="1"/>
               <w:right w:val="single" w:color="CBD5E1" w:sz="1"/>
             </w:tcBorders>
-            <w:shd w:fill="C8E6C9" w:val="clear"/>
+            <w:shd w:fill="FFCDD2" w:val="clear"/>
             <w:tcMar>
               <w:top w:type="dxa" w:w="60"/>
               <w:left w:type="dxa" w:w="100"/>
@@ -17851,11 +18468,11 @@
                 <w:rFonts w:ascii="Arial" w:cs="Arial" w:eastAsia="Arial" w:hAnsi="Arial"/>
                 <w:b/>
                 <w:bCs/>
-                <w:color w:val="1B5E20"/>
+                <w:color w:val="7F0000"/>
                 <w:sz w:val="18"/>
                 <w:szCs w:val="18"/>
               </w:rPr>
-              <w:t xml:space="preserve">NEW</w:t>
+              <w:t xml:space="preserve">FIX</w:t>
             </w:r>
           </w:p>
         </w:tc>
@@ -17913,7 +18530,7 @@
                 <w:sz w:val="20"/>
                 <w:szCs w:val="20"/>
               </w:rPr>
-              <w:t xml:space="preserve">--find-path TEXT: search the cloned wiki for pages whose path or title contains TEXT — prints real ADO filesystem paths with a ready-to-use --include suggestion</w:t>
+              <w:t xml:space="preserve">0 pages matched error explains the URL-vs-filesystem-path problem with an example and the --find-path command to run</w:t>
             </w:r>
           </w:p>
         </w:tc>
@@ -17950,7 +18567,7 @@
               <w:bottom w:val="single" w:color="CBD5E1" w:sz="1"/>
               <w:right w:val="single" w:color="CBD5E1" w:sz="1"/>
             </w:tcBorders>
-            <w:shd w:fill="C8E6C9" w:val="clear"/>
+            <w:shd w:fill="FFF9C4" w:val="clear"/>
             <w:tcMar>
               <w:top w:type="dxa" w:w="60"/>
               <w:left w:type="dxa" w:w="100"/>
@@ -17968,11 +18585,11 @@
                 <w:rFonts w:ascii="Arial" w:cs="Arial" w:eastAsia="Arial" w:hAnsi="Arial"/>
                 <w:b/>
                 <w:bCs/>
-                <w:color w:val="1B5E20"/>
+                <w:color w:val="5F4800"/>
                 <w:sz w:val="18"/>
                 <w:szCs w:val="18"/>
               </w:rPr>
-              <w:t xml:space="preserve">NEW</w:t>
+              <w:t xml:space="preserve">UPDATE</w:t>
             </w:r>
           </w:p>
         </w:tc>
@@ -18002,7 +18619,7 @@
                 <w:sz w:val="18"/>
                 <w:szCs w:val="18"/>
               </w:rPr>
-              <w:t xml:space="preserve">wiki_reader.py</w:t>
+              <w:t xml:space="preserve">test_connection.py</w:t>
             </w:r>
           </w:p>
         </w:tc>
@@ -18030,7 +18647,7 @@
                 <w:sz w:val="20"/>
                 <w:szCs w:val="20"/>
               </w:rPr>
-              <w:t xml:space="preserve">find_paths(): case-insensitive search across all ADO paths and page titles in the cloned wiki</w:t>
+              <w:t xml:space="preserve">Detects whether core.longpaths is enabled on Windows; prints warning with fix commands if not set</w:t>
             </w:r>
           </w:p>
         </w:tc>
@@ -18119,7 +18736,7 @@
                 <w:sz w:val="18"/>
                 <w:szCs w:val="18"/>
               </w:rPr>
-              <w:t xml:space="preserve">migrate.py</w:t>
+              <w:t xml:space="preserve">Installation</w:t>
             </w:r>
           </w:p>
         </w:tc>
@@ -18147,7 +18764,167 @@
                 <w:sz w:val="20"/>
                 <w:szCs w:val="20"/>
               </w:rPr>
-              <w:t xml:space="preserve">0 pages matched error now explains the URL-vs-filesystem-path problem with a concrete example, the exact --find-path command to run, and a --list-pages fallback</w:t>
+              <w:t xml:space="preserve">Windows: git core.longpaths=false silently skips deeply nested wiki pages. Section 2B now has step-by-step fix instructions</w:t>
+            </w:r>
+          </w:p>
+        </w:tc>
+      </w:tr>
+    </w:tbl>
+    <w:p>
+      <w:pPr>
+        <w:spacing w:after="160" w:before="0"/>
+      </w:pPr>
+      <w:r>
+        <w:t xml:space="preserve"/>
+      </w:r>
+    </w:p>
+    <w:p>
+      <w:pPr>
+        <w:spacing w:after="100" w:before="240"/>
+      </w:pPr>
+      <w:r>
+        <w:rPr>
+          <w:rFonts w:ascii="Arial" w:cs="Arial" w:eastAsia="Arial" w:hAnsi="Arial"/>
+          <w:b/>
+          <w:bCs/>
+          <w:color w:val="003366"/>
+          <w:sz w:val="28"/>
+          <w:szCs w:val="28"/>
+        </w:rPr>
+        <w:t xml:space="preserve">Version 1.6</w:t>
+      </w:r>
+      <w:r>
+        <w:rPr>
+          <w:rFonts w:ascii="Arial" w:cs="Arial" w:eastAsia="Arial" w:hAnsi="Arial"/>
+          <w:i/>
+          <w:iCs/>
+          <w:color w:val="475569"/>
+          <w:sz w:val="24"/>
+          <w:szCs w:val="24"/>
+        </w:rPr>
+        <w:t xml:space="preserve">  —  Path Discovery + 0-Match Fix</w:t>
+      </w:r>
+    </w:p>
+    <w:tbl>
+      <w:tblPr>
+        <w:tblW w:type="dxa" w:w="9360"/>
+        <w:tblBorders>
+          <w:top w:val="single" w:color="auto" w:sz="4"/>
+          <w:left w:val="single" w:color="auto" w:sz="4"/>
+          <w:bottom w:val="single" w:color="auto" w:sz="4"/>
+          <w:right w:val="single" w:color="auto" w:sz="4"/>
+          <w:insideH w:val="single" w:color="auto" w:sz="4"/>
+          <w:insideV w:val="single" w:color="auto" w:sz="4"/>
+        </w:tblBorders>
+      </w:tblPr>
+      <w:tblGrid>
+        <w:gridCol w:w="1000"/>
+        <w:gridCol w:w="2400"/>
+        <w:gridCol w:w="5960"/>
+      </w:tblGrid>
+      <w:tr>
+        <w:trPr>
+          <w:tblHeader/>
+        </w:trPr>
+        <w:tc>
+          <w:tcPr>
+            <w:tcW w:type="dxa" w:w="1000"/>
+            <w:tcBorders>
+              <w:top w:val="single" w:color="CBD5E1" w:sz="1"/>
+              <w:left w:val="single" w:color="CBD5E1" w:sz="1"/>
+              <w:bottom w:val="single" w:color="CBD5E1" w:sz="1"/>
+              <w:right w:val="single" w:color="CBD5E1" w:sz="1"/>
+            </w:tcBorders>
+            <w:shd w:fill="1E3A5F" w:val="clear"/>
+            <w:tcMar>
+              <w:top w:type="dxa" w:w="80"/>
+              <w:left w:type="dxa" w:w="100"/>
+              <w:bottom w:type="dxa" w:w="80"/>
+              <w:right w:type="dxa" w:w="100"/>
+            </w:tcMar>
+          </w:tcPr>
+          <w:p>
+            <w:pPr>
+              <w:jc w:val="center"/>
+            </w:pPr>
+            <w:r>
+              <w:rPr>
+                <w:rFonts w:ascii="Arial" w:cs="Arial" w:eastAsia="Arial" w:hAnsi="Arial"/>
+                <w:b/>
+                <w:bCs/>
+                <w:i w:val="false"/>
+                <w:iCs w:val="false"/>
+                <w:color w:val="FFFFFF"/>
+                <w:sz w:val="18"/>
+                <w:szCs w:val="18"/>
+              </w:rPr>
+              <w:t xml:space="preserve">Type</w:t>
+            </w:r>
+          </w:p>
+        </w:tc>
+        <w:tc>
+          <w:tcPr>
+            <w:tcW w:type="dxa" w:w="2400"/>
+            <w:tcBorders>
+              <w:top w:val="single" w:color="CBD5E1" w:sz="1"/>
+              <w:left w:val="single" w:color="CBD5E1" w:sz="1"/>
+              <w:bottom w:val="single" w:color="CBD5E1" w:sz="1"/>
+              <w:right w:val="single" w:color="CBD5E1" w:sz="1"/>
+            </w:tcBorders>
+            <w:shd w:fill="1E3A5F" w:val="clear"/>
+            <w:tcMar>
+              <w:top w:type="dxa" w:w="80"/>
+              <w:left w:type="dxa" w:w="120"/>
+              <w:bottom w:type="dxa" w:w="80"/>
+              <w:right w:type="dxa" w:w="120"/>
+            </w:tcMar>
+          </w:tcPr>
+          <w:p>
+            <w:r>
+              <w:rPr>
+                <w:rFonts w:ascii="Arial" w:cs="Arial" w:eastAsia="Arial" w:hAnsi="Arial"/>
+                <w:b/>
+                <w:bCs/>
+                <w:i w:val="false"/>
+                <w:iCs w:val="false"/>
+                <w:color w:val="FFFFFF"/>
+                <w:sz w:val="18"/>
+                <w:szCs w:val="18"/>
+              </w:rPr>
+              <w:t xml:space="preserve">File</w:t>
+            </w:r>
+          </w:p>
+        </w:tc>
+        <w:tc>
+          <w:tcPr>
+            <w:tcW w:type="dxa" w:w="5960"/>
+            <w:tcBorders>
+              <w:top w:val="single" w:color="CBD5E1" w:sz="1"/>
+              <w:left w:val="single" w:color="CBD5E1" w:sz="1"/>
+              <w:bottom w:val="single" w:color="CBD5E1" w:sz="1"/>
+              <w:right w:val="single" w:color="CBD5E1" w:sz="1"/>
+            </w:tcBorders>
+            <w:shd w:fill="1E3A5F" w:val="clear"/>
+            <w:tcMar>
+              <w:top w:type="dxa" w:w="80"/>
+              <w:left w:type="dxa" w:w="160"/>
+              <w:bottom w:type="dxa" w:w="80"/>
+              <w:right w:type="dxa" w:w="160"/>
+            </w:tcMar>
+          </w:tcPr>
+          <w:p>
+            <w:r>
+              <w:rPr>
+                <w:rFonts w:ascii="Arial" w:cs="Arial" w:eastAsia="Arial" w:hAnsi="Arial"/>
+                <w:b/>
+                <w:bCs/>
+                <w:i w:val="false"/>
+                <w:iCs w:val="false"/>
+                <w:color w:val="FFFFFF"/>
+                <w:sz w:val="18"/>
+                <w:szCs w:val="18"/>
+              </w:rPr>
+              <w:t xml:space="preserve">Change</w:t>
             </w:r>
           </w:p>
         </w:tc>
@@ -18184,7 +18961,7 @@
               <w:bottom w:val="single" w:color="CBD5E1" w:sz="1"/>
               <w:right w:val="single" w:color="CBD5E1" w:sz="1"/>
             </w:tcBorders>
-            <w:shd w:fill="FFF9C4" w:val="clear"/>
+            <w:shd w:fill="C8E6C9" w:val="clear"/>
             <w:tcMar>
               <w:top w:type="dxa" w:w="60"/>
               <w:left w:type="dxa" w:w="100"/>
@@ -18202,11 +18979,11 @@
                 <w:rFonts w:ascii="Arial" w:cs="Arial" w:eastAsia="Arial" w:hAnsi="Arial"/>
                 <w:b/>
                 <w:bCs/>
-                <w:color w:val="5F4800"/>
+                <w:color w:val="1B5E20"/>
                 <w:sz w:val="18"/>
                 <w:szCs w:val="18"/>
               </w:rPr>
-              <w:t xml:space="preserve">UPDATE</w:t>
+              <w:t xml:space="preserve">NEW</w:t>
             </w:r>
           </w:p>
         </w:tc>
@@ -18264,167 +19041,7 @@
                 <w:sz w:val="20"/>
                 <w:szCs w:val="20"/>
               </w:rPr>
-              <w:t xml:space="preserve">--find-path runs before Confluence credentials are checked — no API token needed for path discovery</w:t>
-            </w:r>
-          </w:p>
-        </w:tc>
-      </w:tr>
-    </w:tbl>
-    <w:p>
-      <w:pPr>
-        <w:spacing w:after="160" w:before="0"/>
-      </w:pPr>
-      <w:r>
-        <w:t xml:space="preserve"/>
-      </w:r>
-    </w:p>
-    <w:p>
-      <w:pPr>
-        <w:spacing w:after="100" w:before="240"/>
-      </w:pPr>
-      <w:r>
-        <w:rPr>
-          <w:rFonts w:ascii="Arial" w:cs="Arial" w:eastAsia="Arial" w:hAnsi="Arial"/>
-          <w:b/>
-          <w:bCs/>
-          <w:color w:val="4A9FD5"/>
-          <w:sz w:val="28"/>
-          <w:szCs w:val="28"/>
-        </w:rPr>
-        <w:t xml:space="preserve">Version 1.5</w:t>
-      </w:r>
-      <w:r>
-        <w:rPr>
-          <w:rFonts w:ascii="Arial" w:cs="Arial" w:eastAsia="Arial" w:hAnsi="Arial"/>
-          <w:i/>
-          <w:iCs/>
-          <w:color w:val="475569"/>
-          <w:sz w:val="24"/>
-          <w:szCs w:val="24"/>
-        </w:rPr>
-        <w:t xml:space="preserve">  —  Multi-Wiki + Line Break Fix</w:t>
-      </w:r>
-    </w:p>
-    <w:tbl>
-      <w:tblPr>
-        <w:tblW w:type="dxa" w:w="9360"/>
-        <w:tblBorders>
-          <w:top w:val="single" w:color="auto" w:sz="4"/>
-          <w:left w:val="single" w:color="auto" w:sz="4"/>
-          <w:bottom w:val="single" w:color="auto" w:sz="4"/>
-          <w:right w:val="single" w:color="auto" w:sz="4"/>
-          <w:insideH w:val="single" w:color="auto" w:sz="4"/>
-          <w:insideV w:val="single" w:color="auto" w:sz="4"/>
-        </w:tblBorders>
-      </w:tblPr>
-      <w:tblGrid>
-        <w:gridCol w:w="1000"/>
-        <w:gridCol w:w="2400"/>
-        <w:gridCol w:w="5960"/>
-      </w:tblGrid>
-      <w:tr>
-        <w:trPr>
-          <w:tblHeader/>
-        </w:trPr>
-        <w:tc>
-          <w:tcPr>
-            <w:tcW w:type="dxa" w:w="1000"/>
-            <w:tcBorders>
-              <w:top w:val="single" w:color="CBD5E1" w:sz="1"/>
-              <w:left w:val="single" w:color="CBD5E1" w:sz="1"/>
-              <w:bottom w:val="single" w:color="CBD5E1" w:sz="1"/>
-              <w:right w:val="single" w:color="CBD5E1" w:sz="1"/>
-            </w:tcBorders>
-            <w:shd w:fill="1E3A5F" w:val="clear"/>
-            <w:tcMar>
-              <w:top w:type="dxa" w:w="80"/>
-              <w:left w:type="dxa" w:w="100"/>
-              <w:bottom w:type="dxa" w:w="80"/>
-              <w:right w:type="dxa" w:w="100"/>
-            </w:tcMar>
-          </w:tcPr>
-          <w:p>
-            <w:pPr>
-              <w:jc w:val="center"/>
-            </w:pPr>
-            <w:r>
-              <w:rPr>
-                <w:rFonts w:ascii="Arial" w:cs="Arial" w:eastAsia="Arial" w:hAnsi="Arial"/>
-                <w:b/>
-                <w:bCs/>
-                <w:i w:val="false"/>
-                <w:iCs w:val="false"/>
-                <w:color w:val="FFFFFF"/>
-                <w:sz w:val="18"/>
-                <w:szCs w:val="18"/>
-              </w:rPr>
-              <w:t xml:space="preserve">Type</w:t>
-            </w:r>
-          </w:p>
-        </w:tc>
-        <w:tc>
-          <w:tcPr>
-            <w:tcW w:type="dxa" w:w="2400"/>
-            <w:tcBorders>
-              <w:top w:val="single" w:color="CBD5E1" w:sz="1"/>
-              <w:left w:val="single" w:color="CBD5E1" w:sz="1"/>
-              <w:bottom w:val="single" w:color="CBD5E1" w:sz="1"/>
-              <w:right w:val="single" w:color="CBD5E1" w:sz="1"/>
-            </w:tcBorders>
-            <w:shd w:fill="1E3A5F" w:val="clear"/>
-            <w:tcMar>
-              <w:top w:type="dxa" w:w="80"/>
-              <w:left w:type="dxa" w:w="120"/>
-              <w:bottom w:type="dxa" w:w="80"/>
-              <w:right w:type="dxa" w:w="120"/>
-            </w:tcMar>
-          </w:tcPr>
-          <w:p>
-            <w:r>
-              <w:rPr>
-                <w:rFonts w:ascii="Arial" w:cs="Arial" w:eastAsia="Arial" w:hAnsi="Arial"/>
-                <w:b/>
-                <w:bCs/>
-                <w:i w:val="false"/>
-                <w:iCs w:val="false"/>
-                <w:color w:val="FFFFFF"/>
-                <w:sz w:val="18"/>
-                <w:szCs w:val="18"/>
-              </w:rPr>
-              <w:t xml:space="preserve">File</w:t>
-            </w:r>
-          </w:p>
-        </w:tc>
-        <w:tc>
-          <w:tcPr>
-            <w:tcW w:type="dxa" w:w="5960"/>
-            <w:tcBorders>
-              <w:top w:val="single" w:color="CBD5E1" w:sz="1"/>
-              <w:left w:val="single" w:color="CBD5E1" w:sz="1"/>
-              <w:bottom w:val="single" w:color="CBD5E1" w:sz="1"/>
-              <w:right w:val="single" w:color="CBD5E1" w:sz="1"/>
-            </w:tcBorders>
-            <w:shd w:fill="1E3A5F" w:val="clear"/>
-            <w:tcMar>
-              <w:top w:type="dxa" w:w="80"/>
-              <w:left w:type="dxa" w:w="160"/>
-              <w:bottom w:type="dxa" w:w="80"/>
-              <w:right w:type="dxa" w:w="160"/>
-            </w:tcMar>
-          </w:tcPr>
-          <w:p>
-            <w:r>
-              <w:rPr>
-                <w:rFonts w:ascii="Arial" w:cs="Arial" w:eastAsia="Arial" w:hAnsi="Arial"/>
-                <w:b/>
-                <w:bCs/>
-                <w:i w:val="false"/>
-                <w:iCs w:val="false"/>
-                <w:color w:val="FFFFFF"/>
-                <w:sz w:val="18"/>
-                <w:szCs w:val="18"/>
-              </w:rPr>
-              <w:t xml:space="preserve">Change</w:t>
+              <w:t xml:space="preserve">--find-path TEXT: search the cloned wiki for pages whose path or title contains TEXT — prints real ADO filesystem paths with a ready-to-use --include suggestion</w:t>
             </w:r>
           </w:p>
         </w:tc>
@@ -18513,7 +19130,7 @@
                 <w:sz w:val="18"/>
                 <w:szCs w:val="18"/>
               </w:rPr>
-              <w:t xml:space="preserve">migrate.py</w:t>
+              <w:t xml:space="preserve">wiki_reader.py</w:t>
             </w:r>
           </w:p>
         </w:tc>
@@ -18541,7 +19158,7 @@
                 <w:sz w:val="20"/>
                 <w:szCs w:val="20"/>
               </w:rPr>
-              <w:t xml:space="preserve">--wiki-dir CLI flag: override wiki_clone_dir from config.json per run — enables shared-credentials multi-wiki workflow</w:t>
+              <w:t xml:space="preserve">find_paths(): case-insensitive search across all ADO paths and page titles in the cloned wiki</w:t>
             </w:r>
           </w:p>
         </w:tc>
@@ -18578,7 +19195,7 @@
               <w:bottom w:val="single" w:color="CBD5E1" w:sz="1"/>
               <w:right w:val="single" w:color="CBD5E1" w:sz="1"/>
             </w:tcBorders>
-            <w:shd w:fill="C8E6C9" w:val="clear"/>
+            <w:shd w:fill="FFCDD2" w:val="clear"/>
             <w:tcMar>
               <w:top w:type="dxa" w:w="60"/>
               <w:left w:type="dxa" w:w="100"/>
@@ -18596,11 +19213,11 @@
                 <w:rFonts w:ascii="Arial" w:cs="Arial" w:eastAsia="Arial" w:hAnsi="Arial"/>
                 <w:b/>
                 <w:bCs/>
-                <w:color w:val="1B5E20"/>
+                <w:color w:val="7F0000"/>
                 <w:sz w:val="18"/>
                 <w:szCs w:val="18"/>
               </w:rPr>
-              <w:t xml:space="preserve">NEW</w:t>
+              <w:t xml:space="preserve">FIX</w:t>
             </w:r>
           </w:p>
         </w:tc>
@@ -18658,7 +19275,7 @@
                 <w:sz w:val="20"/>
                 <w:szCs w:val="20"/>
               </w:rPr>
-              <w:t xml:space="preserve">--mapping-file CLI flag: override mapping_file from config.json per run — each wiki keeps its own progress log</w:t>
+              <w:t xml:space="preserve">0 pages matched error now explains the URL-vs-filesystem-path problem with a concrete example, the exact --find-path command to run, and a --list-pages fallback</w:t>
             </w:r>
           </w:p>
         </w:tc>
@@ -18695,7 +19312,7 @@
               <w:bottom w:val="single" w:color="CBD5E1" w:sz="1"/>
               <w:right w:val="single" w:color="CBD5E1" w:sz="1"/>
             </w:tcBorders>
-            <w:shd w:fill="C8E6C9" w:val="clear"/>
+            <w:shd w:fill="FFF9C4" w:val="clear"/>
             <w:tcMar>
               <w:top w:type="dxa" w:w="60"/>
               <w:left w:type="dxa" w:w="100"/>
@@ -18713,11 +19330,11 @@
                 <w:rFonts w:ascii="Arial" w:cs="Arial" w:eastAsia="Arial" w:hAnsi="Arial"/>
                 <w:b/>
                 <w:bCs/>
-                <w:color w:val="1B5E20"/>
+                <w:color w:val="5F4800"/>
                 <w:sz w:val="18"/>
                 <w:szCs w:val="18"/>
               </w:rPr>
-              <w:t xml:space="preserve">NEW</w:t>
+              <w:t xml:space="preserve">UPDATE</w:t>
             </w:r>
           </w:p>
         </w:tc>
@@ -18775,7 +19392,167 @@
                 <w:sz w:val="20"/>
                 <w:szCs w:val="20"/>
               </w:rPr>
-              <w:t xml:space="preserve">--parent-page-id CLI flag: override confluence_parent_page_id per run — each wiki can land under a different Confluence parent</w:t>
+              <w:t xml:space="preserve">--find-path runs before Confluence credentials are checked — no API token needed for path discovery</w:t>
+            </w:r>
+          </w:p>
+        </w:tc>
+      </w:tr>
+    </w:tbl>
+    <w:p>
+      <w:pPr>
+        <w:spacing w:after="160" w:before="0"/>
+      </w:pPr>
+      <w:r>
+        <w:t xml:space="preserve"/>
+      </w:r>
+    </w:p>
+    <w:p>
+      <w:pPr>
+        <w:spacing w:after="100" w:before="240"/>
+      </w:pPr>
+      <w:r>
+        <w:rPr>
+          <w:rFonts w:ascii="Arial" w:cs="Arial" w:eastAsia="Arial" w:hAnsi="Arial"/>
+          <w:b/>
+          <w:bCs/>
+          <w:color w:val="4A9FD5"/>
+          <w:sz w:val="28"/>
+          <w:szCs w:val="28"/>
+        </w:rPr>
+        <w:t xml:space="preserve">Version 1.5</w:t>
+      </w:r>
+      <w:r>
+        <w:rPr>
+          <w:rFonts w:ascii="Arial" w:cs="Arial" w:eastAsia="Arial" w:hAnsi="Arial"/>
+          <w:i/>
+          <w:iCs/>
+          <w:color w:val="475569"/>
+          <w:sz w:val="24"/>
+          <w:szCs w:val="24"/>
+        </w:rPr>
+        <w:t xml:space="preserve">  —  Multi-Wiki + Line Break Fix</w:t>
+      </w:r>
+    </w:p>
+    <w:tbl>
+      <w:tblPr>
+        <w:tblW w:type="dxa" w:w="9360"/>
+        <w:tblBorders>
+          <w:top w:val="single" w:color="auto" w:sz="4"/>
+          <w:left w:val="single" w:color="auto" w:sz="4"/>
+          <w:bottom w:val="single" w:color="auto" w:sz="4"/>
+          <w:right w:val="single" w:color="auto" w:sz="4"/>
+          <w:insideH w:val="single" w:color="auto" w:sz="4"/>
+          <w:insideV w:val="single" w:color="auto" w:sz="4"/>
+        </w:tblBorders>
+      </w:tblPr>
+      <w:tblGrid>
+        <w:gridCol w:w="1000"/>
+        <w:gridCol w:w="2400"/>
+        <w:gridCol w:w="5960"/>
+      </w:tblGrid>
+      <w:tr>
+        <w:trPr>
+          <w:tblHeader/>
+        </w:trPr>
+        <w:tc>
+          <w:tcPr>
+            <w:tcW w:type="dxa" w:w="1000"/>
+            <w:tcBorders>
+              <w:top w:val="single" w:color="CBD5E1" w:sz="1"/>
+              <w:left w:val="single" w:color="CBD5E1" w:sz="1"/>
+              <w:bottom w:val="single" w:color="CBD5E1" w:sz="1"/>
+              <w:right w:val="single" w:color="CBD5E1" w:sz="1"/>
+            </w:tcBorders>
+            <w:shd w:fill="1E3A5F" w:val="clear"/>
+            <w:tcMar>
+              <w:top w:type="dxa" w:w="80"/>
+              <w:left w:type="dxa" w:w="100"/>
+              <w:bottom w:type="dxa" w:w="80"/>
+              <w:right w:type="dxa" w:w="100"/>
+            </w:tcMar>
+          </w:tcPr>
+          <w:p>
+            <w:pPr>
+              <w:jc w:val="center"/>
+            </w:pPr>
+            <w:r>
+              <w:rPr>
+                <w:rFonts w:ascii="Arial" w:cs="Arial" w:eastAsia="Arial" w:hAnsi="Arial"/>
+                <w:b/>
+                <w:bCs/>
+                <w:i w:val="false"/>
+                <w:iCs w:val="false"/>
+                <w:color w:val="FFFFFF"/>
+                <w:sz w:val="18"/>
+                <w:szCs w:val="18"/>
+              </w:rPr>
+              <w:t xml:space="preserve">Type</w:t>
+            </w:r>
+          </w:p>
+        </w:tc>
+        <w:tc>
+          <w:tcPr>
+            <w:tcW w:type="dxa" w:w="2400"/>
+            <w:tcBorders>
+              <w:top w:val="single" w:color="CBD5E1" w:sz="1"/>
+              <w:left w:val="single" w:color="CBD5E1" w:sz="1"/>
+              <w:bottom w:val="single" w:color="CBD5E1" w:sz="1"/>
+              <w:right w:val="single" w:color="CBD5E1" w:sz="1"/>
+            </w:tcBorders>
+            <w:shd w:fill="1E3A5F" w:val="clear"/>
+            <w:tcMar>
+              <w:top w:type="dxa" w:w="80"/>
+              <w:left w:type="dxa" w:w="120"/>
+              <w:bottom w:type="dxa" w:w="80"/>
+              <w:right w:type="dxa" w:w="120"/>
+            </w:tcMar>
+          </w:tcPr>
+          <w:p>
+            <w:r>
+              <w:rPr>
+                <w:rFonts w:ascii="Arial" w:cs="Arial" w:eastAsia="Arial" w:hAnsi="Arial"/>
+                <w:b/>
+                <w:bCs/>
+                <w:i w:val="false"/>
+                <w:iCs w:val="false"/>
+                <w:color w:val="FFFFFF"/>
+                <w:sz w:val="18"/>
+                <w:szCs w:val="18"/>
+              </w:rPr>
+              <w:t xml:space="preserve">File</w:t>
+            </w:r>
+          </w:p>
+        </w:tc>
+        <w:tc>
+          <w:tcPr>
+            <w:tcW w:type="dxa" w:w="5960"/>
+            <w:tcBorders>
+              <w:top w:val="single" w:color="CBD5E1" w:sz="1"/>
+              <w:left w:val="single" w:color="CBD5E1" w:sz="1"/>
+              <w:bottom w:val="single" w:color="CBD5E1" w:sz="1"/>
+              <w:right w:val="single" w:color="CBD5E1" w:sz="1"/>
+            </w:tcBorders>
+            <w:shd w:fill="1E3A5F" w:val="clear"/>
+            <w:tcMar>
+              <w:top w:type="dxa" w:w="80"/>
+              <w:left w:type="dxa" w:w="160"/>
+              <w:bottom w:type="dxa" w:w="80"/>
+              <w:right w:type="dxa" w:w="160"/>
+            </w:tcMar>
+          </w:tcPr>
+          <w:p>
+            <w:r>
+              <w:rPr>
+                <w:rFonts w:ascii="Arial" w:cs="Arial" w:eastAsia="Arial" w:hAnsi="Arial"/>
+                <w:b/>
+                <w:bCs/>
+                <w:i w:val="false"/>
+                <w:iCs w:val="false"/>
+                <w:color w:val="FFFFFF"/>
+                <w:sz w:val="18"/>
+                <w:szCs w:val="18"/>
+              </w:rPr>
+              <w:t xml:space="preserve">Change</w:t>
             </w:r>
           </w:p>
         </w:tc>
@@ -18812,7 +19589,7 @@
               <w:bottom w:val="single" w:color="CBD5E1" w:sz="1"/>
               <w:right w:val="single" w:color="CBD5E1" w:sz="1"/>
             </w:tcBorders>
-            <w:shd w:fill="FFCDD2" w:val="clear"/>
+            <w:shd w:fill="C8E6C9" w:val="clear"/>
             <w:tcMar>
               <w:top w:type="dxa" w:w="60"/>
               <w:left w:type="dxa" w:w="100"/>
@@ -18830,11 +19607,11 @@
                 <w:rFonts w:ascii="Arial" w:cs="Arial" w:eastAsia="Arial" w:hAnsi="Arial"/>
                 <w:b/>
                 <w:bCs/>
-                <w:color w:val="7F0000"/>
+                <w:color w:val="1B5E20"/>
                 <w:sz w:val="18"/>
                 <w:szCs w:val="18"/>
               </w:rPr>
-              <w:t xml:space="preserve">FIX</w:t>
+              <w:t xml:space="preserve">NEW</w:t>
             </w:r>
           </w:p>
         </w:tc>
@@ -18864,7 +19641,7 @@
                 <w:sz w:val="18"/>
                 <w:szCs w:val="18"/>
               </w:rPr>
-              <w:t xml:space="preserve">transformer.py</w:t>
+              <w:t xml:space="preserve">migrate.py</w:t>
             </w:r>
           </w:p>
         </w:tc>
@@ -18892,7 +19669,7 @@
                 <w:sz w:val="20"/>
                 <w:szCs w:val="20"/>
               </w:rPr>
-              <w:t xml:space="preserve">Critical: single newlines in ADO Wiki were merged into one paragraph in Confluence. Fixed by adding +hard_line_breaks to Pandoc --from string.</w:t>
+              <w:t xml:space="preserve">--wiki-dir CLI flag: override wiki_clone_dir from config.json per run — enables shared-credentials multi-wiki workflow</w:t>
             </w:r>
           </w:p>
         </w:tc>
@@ -18929,7 +19706,7 @@
               <w:bottom w:val="single" w:color="CBD5E1" w:sz="1"/>
               <w:right w:val="single" w:color="CBD5E1" w:sz="1"/>
             </w:tcBorders>
-            <w:shd w:fill="FFF9C4" w:val="clear"/>
+            <w:shd w:fill="C8E6C9" w:val="clear"/>
             <w:tcMar>
               <w:top w:type="dxa" w:w="60"/>
               <w:left w:type="dxa" w:w="100"/>
@@ -18947,11 +19724,11 @@
                 <w:rFonts w:ascii="Arial" w:cs="Arial" w:eastAsia="Arial" w:hAnsi="Arial"/>
                 <w:b/>
                 <w:bCs/>
-                <w:color w:val="5F4800"/>
+                <w:color w:val="1B5E20"/>
                 <w:sz w:val="18"/>
                 <w:szCs w:val="18"/>
               </w:rPr>
-              <w:t xml:space="preserve">UPDATE</w:t>
+              <w:t xml:space="preserve">NEW</w:t>
             </w:r>
           </w:p>
         </w:tc>
@@ -18981,7 +19758,7 @@
                 <w:sz w:val="18"/>
                 <w:szCs w:val="18"/>
               </w:rPr>
-              <w:t xml:space="preserve">config.example.json</w:t>
+              <w:t xml:space="preserve">migrate.py</w:t>
             </w:r>
           </w:p>
         </w:tc>
@@ -19009,167 +19786,7 @@
                 <w:sz w:val="20"/>
                 <w:szCs w:val="20"/>
               </w:rPr>
-              <w:t xml:space="preserve">Multi-wiki tip added; mapping_file description updated to emphasise one-file-per-wiki requirement</w:t>
-            </w:r>
-          </w:p>
-        </w:tc>
-      </w:tr>
-    </w:tbl>
-    <w:p>
-      <w:pPr>
-        <w:spacing w:after="160" w:before="0"/>
-      </w:pPr>
-      <w:r>
-        <w:t xml:space="preserve"/>
-      </w:r>
-    </w:p>
-    <w:p>
-      <w:pPr>
-        <w:spacing w:after="100" w:before="240"/>
-      </w:pPr>
-      <w:r>
-        <w:rPr>
-          <w:rFonts w:ascii="Arial" w:cs="Arial" w:eastAsia="Arial" w:hAnsi="Arial"/>
-          <w:b/>
-          <w:bCs/>
-          <w:color w:val="0F4C75"/>
-          <w:sz w:val="28"/>
-          <w:szCs w:val="28"/>
-        </w:rPr>
-        <w:t xml:space="preserve">Version 1.4</w:t>
-      </w:r>
-      <w:r>
-        <w:rPr>
-          <w:rFonts w:ascii="Arial" w:cs="Arial" w:eastAsia="Arial" w:hAnsi="Arial"/>
-          <w:i/>
-          <w:iCs/>
-          <w:color w:val="475569"/>
-          <w:sz w:val="24"/>
-          <w:szCs w:val="24"/>
-        </w:rPr>
-        <w:t xml:space="preserve">  —  Formatting Fidelity</w:t>
-      </w:r>
-    </w:p>
-    <w:tbl>
-      <w:tblPr>
-        <w:tblW w:type="dxa" w:w="9360"/>
-        <w:tblBorders>
-          <w:top w:val="single" w:color="auto" w:sz="4"/>
-          <w:left w:val="single" w:color="auto" w:sz="4"/>
-          <w:bottom w:val="single" w:color="auto" w:sz="4"/>
-          <w:right w:val="single" w:color="auto" w:sz="4"/>
-          <w:insideH w:val="single" w:color="auto" w:sz="4"/>
-          <w:insideV w:val="single" w:color="auto" w:sz="4"/>
-        </w:tblBorders>
-      </w:tblPr>
-      <w:tblGrid>
-        <w:gridCol w:w="1000"/>
-        <w:gridCol w:w="2400"/>
-        <w:gridCol w:w="5960"/>
-      </w:tblGrid>
-      <w:tr>
-        <w:trPr>
-          <w:tblHeader/>
-        </w:trPr>
-        <w:tc>
-          <w:tcPr>
-            <w:tcW w:type="dxa" w:w="1000"/>
-            <w:tcBorders>
-              <w:top w:val="single" w:color="CBD5E1" w:sz="1"/>
-              <w:left w:val="single" w:color="CBD5E1" w:sz="1"/>
-              <w:bottom w:val="single" w:color="CBD5E1" w:sz="1"/>
-              <w:right w:val="single" w:color="CBD5E1" w:sz="1"/>
-            </w:tcBorders>
-            <w:shd w:fill="1E3A5F" w:val="clear"/>
-            <w:tcMar>
-              <w:top w:type="dxa" w:w="80"/>
-              <w:left w:type="dxa" w:w="100"/>
-              <w:bottom w:type="dxa" w:w="80"/>
-              <w:right w:type="dxa" w:w="100"/>
-            </w:tcMar>
-          </w:tcPr>
-          <w:p>
-            <w:pPr>
-              <w:jc w:val="center"/>
-            </w:pPr>
-            <w:r>
-              <w:rPr>
-                <w:rFonts w:ascii="Arial" w:cs="Arial" w:eastAsia="Arial" w:hAnsi="Arial"/>
-                <w:b/>
-                <w:bCs/>
-                <w:i w:val="false"/>
-                <w:iCs w:val="false"/>
-                <w:color w:val="FFFFFF"/>
-                <w:sz w:val="18"/>
-                <w:szCs w:val="18"/>
-              </w:rPr>
-              <w:t xml:space="preserve">Type</w:t>
-            </w:r>
-          </w:p>
-        </w:tc>
-        <w:tc>
-          <w:tcPr>
-            <w:tcW w:type="dxa" w:w="2400"/>
-            <w:tcBorders>
-              <w:top w:val="single" w:color="CBD5E1" w:sz="1"/>
-              <w:left w:val="single" w:color="CBD5E1" w:sz="1"/>
-              <w:bottom w:val="single" w:color="CBD5E1" w:sz="1"/>
-              <w:right w:val="single" w:color="CBD5E1" w:sz="1"/>
-            </w:tcBorders>
-            <w:shd w:fill="1E3A5F" w:val="clear"/>
-            <w:tcMar>
-              <w:top w:type="dxa" w:w="80"/>
-              <w:left w:type="dxa" w:w="120"/>
-              <w:bottom w:type="dxa" w:w="80"/>
-              <w:right w:type="dxa" w:w="120"/>
-            </w:tcMar>
-          </w:tcPr>
-          <w:p>
-            <w:r>
-              <w:rPr>
-                <w:rFonts w:ascii="Arial" w:cs="Arial" w:eastAsia="Arial" w:hAnsi="Arial"/>
-                <w:b/>
-                <w:bCs/>
-                <w:i w:val="false"/>
-                <w:iCs w:val="false"/>
-                <w:color w:val="FFFFFF"/>
-                <w:sz w:val="18"/>
-                <w:szCs w:val="18"/>
-              </w:rPr>
-              <w:t xml:space="preserve">File</w:t>
-            </w:r>
-          </w:p>
-        </w:tc>
-        <w:tc>
-          <w:tcPr>
-            <w:tcW w:type="dxa" w:w="5960"/>
-            <w:tcBorders>
-              <w:top w:val="single" w:color="CBD5E1" w:sz="1"/>
-              <w:left w:val="single" w:color="CBD5E1" w:sz="1"/>
-              <w:bottom w:val="single" w:color="CBD5E1" w:sz="1"/>
-              <w:right w:val="single" w:color="CBD5E1" w:sz="1"/>
-            </w:tcBorders>
-            <w:shd w:fill="1E3A5F" w:val="clear"/>
-            <w:tcMar>
-              <w:top w:type="dxa" w:w="80"/>
-              <w:left w:type="dxa" w:w="160"/>
-              <w:bottom w:type="dxa" w:w="80"/>
-              <w:right w:type="dxa" w:w="160"/>
-            </w:tcMar>
-          </w:tcPr>
-          <w:p>
-            <w:r>
-              <w:rPr>
-                <w:rFonts w:ascii="Arial" w:cs="Arial" w:eastAsia="Arial" w:hAnsi="Arial"/>
-                <w:b/>
-                <w:bCs/>
-                <w:i w:val="false"/>
-                <w:iCs w:val="false"/>
-                <w:color w:val="FFFFFF"/>
-                <w:sz w:val="18"/>
-                <w:szCs w:val="18"/>
-              </w:rPr>
-              <w:t xml:space="preserve">Change</w:t>
+              <w:t xml:space="preserve">--mapping-file CLI flag: override mapping_file from config.json per run — each wiki keeps its own progress log</w:t>
             </w:r>
           </w:p>
         </w:tc>
@@ -19206,7 +19823,7 @@
               <w:bottom w:val="single" w:color="CBD5E1" w:sz="1"/>
               <w:right w:val="single" w:color="CBD5E1" w:sz="1"/>
             </w:tcBorders>
-            <w:shd w:fill="FFF9C4" w:val="clear"/>
+            <w:shd w:fill="C8E6C9" w:val="clear"/>
             <w:tcMar>
               <w:top w:type="dxa" w:w="60"/>
               <w:left w:type="dxa" w:w="100"/>
@@ -19224,11 +19841,11 @@
                 <w:rFonts w:ascii="Arial" w:cs="Arial" w:eastAsia="Arial" w:hAnsi="Arial"/>
                 <w:b/>
                 <w:bCs/>
-                <w:color w:val="5F4800"/>
+                <w:color w:val="1B5E20"/>
                 <w:sz w:val="18"/>
                 <w:szCs w:val="18"/>
               </w:rPr>
-              <w:t xml:space="preserve">UPDATE</w:t>
+              <w:t xml:space="preserve">NEW</w:t>
             </w:r>
           </w:p>
         </w:tc>
@@ -19258,7 +19875,7 @@
                 <w:sz w:val="18"/>
                 <w:szCs w:val="18"/>
               </w:rPr>
-              <w:t xml:space="preserve">transformer.py</w:t>
+              <w:t xml:space="preserve">migrate.py</w:t>
             </w:r>
           </w:p>
         </w:tc>
@@ -19286,7 +19903,7 @@
                 <w:sz w:val="20"/>
                 <w:szCs w:val="20"/>
               </w:rPr>
-              <w:t xml:space="preserve">Pandoc extensions added: +task_lists +superscript +subscript +strikeout +fenced_divs</w:t>
+              <w:t xml:space="preserve">--parent-page-id CLI flag: override confluence_parent_page_id per run — each wiki can land under a different Confluence parent</w:t>
             </w:r>
           </w:p>
         </w:tc>
@@ -19323,7 +19940,7 @@
               <w:bottom w:val="single" w:color="CBD5E1" w:sz="1"/>
               <w:right w:val="single" w:color="CBD5E1" w:sz="1"/>
             </w:tcBorders>
-            <w:shd w:fill="C8E6C9" w:val="clear"/>
+            <w:shd w:fill="FFCDD2" w:val="clear"/>
             <w:tcMar>
               <w:top w:type="dxa" w:w="60"/>
               <w:left w:type="dxa" w:w="100"/>
@@ -19341,11 +19958,11 @@
                 <w:rFonts w:ascii="Arial" w:cs="Arial" w:eastAsia="Arial" w:hAnsi="Arial"/>
                 <w:b/>
                 <w:bCs/>
-                <w:color w:val="1B5E20"/>
+                <w:color w:val="7F0000"/>
                 <w:sz w:val="18"/>
                 <w:szCs w:val="18"/>
               </w:rPr>
-              <w:t xml:space="preserve">NEW</w:t>
+              <w:t xml:space="preserve">FIX</w:t>
             </w:r>
           </w:p>
         </w:tc>
@@ -19403,7 +20020,7 @@
                 <w:sz w:val="20"/>
                 <w:szCs w:val="20"/>
               </w:rPr>
-              <w:t xml:space="preserve">Task/checkbox lists (- [x] / - [ ]) → Confluence ac:task-list macro</w:t>
+              <w:t xml:space="preserve">Critical: single newlines in ADO Wiki were merged into one paragraph in Confluence. Fixed by adding +hard_line_breaks to Pandoc --from string.</w:t>
             </w:r>
           </w:p>
         </w:tc>
@@ -19440,7 +20057,7 @@
               <w:bottom w:val="single" w:color="CBD5E1" w:sz="1"/>
               <w:right w:val="single" w:color="CBD5E1" w:sz="1"/>
             </w:tcBorders>
-            <w:shd w:fill="C8E6C9" w:val="clear"/>
+            <w:shd w:fill="FFF9C4" w:val="clear"/>
             <w:tcMar>
               <w:top w:type="dxa" w:w="60"/>
               <w:left w:type="dxa" w:w="100"/>
@@ -19458,11 +20075,11 @@
                 <w:rFonts w:ascii="Arial" w:cs="Arial" w:eastAsia="Arial" w:hAnsi="Arial"/>
                 <w:b/>
                 <w:bCs/>
-                <w:color w:val="1B5E20"/>
+                <w:color w:val="5F4800"/>
                 <w:sz w:val="18"/>
                 <w:szCs w:val="18"/>
               </w:rPr>
-              <w:t xml:space="preserve">NEW</w:t>
+              <w:t xml:space="preserve">UPDATE</w:t>
             </w:r>
           </w:p>
         </w:tc>
@@ -19492,7 +20109,7 @@
                 <w:sz w:val="18"/>
                 <w:szCs w:val="18"/>
               </w:rPr>
-              <w:t xml:space="preserve">transformer.py</w:t>
+              <w:t xml:space="preserve">config.example.json</w:t>
             </w:r>
           </w:p>
         </w:tc>
@@ -19520,7 +20137,167 @@
                 <w:sz w:val="20"/>
                 <w:szCs w:val="20"/>
               </w:rPr>
-              <w:t xml:space="preserve">::: note/warning/tip/important → Confluence info/warning/tip panel macros</w:t>
+              <w:t xml:space="preserve">Multi-wiki tip added; mapping_file description updated to emphasise one-file-per-wiki requirement</w:t>
+            </w:r>
+          </w:p>
+        </w:tc>
+      </w:tr>
+    </w:tbl>
+    <w:p>
+      <w:pPr>
+        <w:spacing w:after="160" w:before="0"/>
+      </w:pPr>
+      <w:r>
+        <w:t xml:space="preserve"/>
+      </w:r>
+    </w:p>
+    <w:p>
+      <w:pPr>
+        <w:spacing w:after="100" w:before="240"/>
+      </w:pPr>
+      <w:r>
+        <w:rPr>
+          <w:rFonts w:ascii="Arial" w:cs="Arial" w:eastAsia="Arial" w:hAnsi="Arial"/>
+          <w:b/>
+          <w:bCs/>
+          <w:color w:val="0F4C75"/>
+          <w:sz w:val="28"/>
+          <w:szCs w:val="28"/>
+        </w:rPr>
+        <w:t xml:space="preserve">Version 1.4</w:t>
+      </w:r>
+      <w:r>
+        <w:rPr>
+          <w:rFonts w:ascii="Arial" w:cs="Arial" w:eastAsia="Arial" w:hAnsi="Arial"/>
+          <w:i/>
+          <w:iCs/>
+          <w:color w:val="475569"/>
+          <w:sz w:val="24"/>
+          <w:szCs w:val="24"/>
+        </w:rPr>
+        <w:t xml:space="preserve">  —  Formatting Fidelity</w:t>
+      </w:r>
+    </w:p>
+    <w:tbl>
+      <w:tblPr>
+        <w:tblW w:type="dxa" w:w="9360"/>
+        <w:tblBorders>
+          <w:top w:val="single" w:color="auto" w:sz="4"/>
+          <w:left w:val="single" w:color="auto" w:sz="4"/>
+          <w:bottom w:val="single" w:color="auto" w:sz="4"/>
+          <w:right w:val="single" w:color="auto" w:sz="4"/>
+          <w:insideH w:val="single" w:color="auto" w:sz="4"/>
+          <w:insideV w:val="single" w:color="auto" w:sz="4"/>
+        </w:tblBorders>
+      </w:tblPr>
+      <w:tblGrid>
+        <w:gridCol w:w="1000"/>
+        <w:gridCol w:w="2400"/>
+        <w:gridCol w:w="5960"/>
+      </w:tblGrid>
+      <w:tr>
+        <w:trPr>
+          <w:tblHeader/>
+        </w:trPr>
+        <w:tc>
+          <w:tcPr>
+            <w:tcW w:type="dxa" w:w="1000"/>
+            <w:tcBorders>
+              <w:top w:val="single" w:color="CBD5E1" w:sz="1"/>
+              <w:left w:val="single" w:color="CBD5E1" w:sz="1"/>
+              <w:bottom w:val="single" w:color="CBD5E1" w:sz="1"/>
+              <w:right w:val="single" w:color="CBD5E1" w:sz="1"/>
+            </w:tcBorders>
+            <w:shd w:fill="1E3A5F" w:val="clear"/>
+            <w:tcMar>
+              <w:top w:type="dxa" w:w="80"/>
+              <w:left w:type="dxa" w:w="100"/>
+              <w:bottom w:type="dxa" w:w="80"/>
+              <w:right w:type="dxa" w:w="100"/>
+            </w:tcMar>
+          </w:tcPr>
+          <w:p>
+            <w:pPr>
+              <w:jc w:val="center"/>
+            </w:pPr>
+            <w:r>
+              <w:rPr>
+                <w:rFonts w:ascii="Arial" w:cs="Arial" w:eastAsia="Arial" w:hAnsi="Arial"/>
+                <w:b/>
+                <w:bCs/>
+                <w:i w:val="false"/>
+                <w:iCs w:val="false"/>
+                <w:color w:val="FFFFFF"/>
+                <w:sz w:val="18"/>
+                <w:szCs w:val="18"/>
+              </w:rPr>
+              <w:t xml:space="preserve">Type</w:t>
+            </w:r>
+          </w:p>
+        </w:tc>
+        <w:tc>
+          <w:tcPr>
+            <w:tcW w:type="dxa" w:w="2400"/>
+            <w:tcBorders>
+              <w:top w:val="single" w:color="CBD5E1" w:sz="1"/>
+              <w:left w:val="single" w:color="CBD5E1" w:sz="1"/>
+              <w:bottom w:val="single" w:color="CBD5E1" w:sz="1"/>
+              <w:right w:val="single" w:color="CBD5E1" w:sz="1"/>
+            </w:tcBorders>
+            <w:shd w:fill="1E3A5F" w:val="clear"/>
+            <w:tcMar>
+              <w:top w:type="dxa" w:w="80"/>
+              <w:left w:type="dxa" w:w="120"/>
+              <w:bottom w:type="dxa" w:w="80"/>
+              <w:right w:type="dxa" w:w="120"/>
+            </w:tcMar>
+          </w:tcPr>
+          <w:p>
+            <w:r>
+              <w:rPr>
+                <w:rFonts w:ascii="Arial" w:cs="Arial" w:eastAsia="Arial" w:hAnsi="Arial"/>
+                <w:b/>
+                <w:bCs/>
+                <w:i w:val="false"/>
+                <w:iCs w:val="false"/>
+                <w:color w:val="FFFFFF"/>
+                <w:sz w:val="18"/>
+                <w:szCs w:val="18"/>
+              </w:rPr>
+              <w:t xml:space="preserve">File</w:t>
+            </w:r>
+          </w:p>
+        </w:tc>
+        <w:tc>
+          <w:tcPr>
+            <w:tcW w:type="dxa" w:w="5960"/>
+            <w:tcBorders>
+              <w:top w:val="single" w:color="CBD5E1" w:sz="1"/>
+              <w:left w:val="single" w:color="CBD5E1" w:sz="1"/>
+              <w:bottom w:val="single" w:color="CBD5E1" w:sz="1"/>
+              <w:right w:val="single" w:color="CBD5E1" w:sz="1"/>
+            </w:tcBorders>
+            <w:shd w:fill="1E3A5F" w:val="clear"/>
+            <w:tcMar>
+              <w:top w:type="dxa" w:w="80"/>
+              <w:left w:type="dxa" w:w="160"/>
+              <w:bottom w:type="dxa" w:w="80"/>
+              <w:right w:type="dxa" w:w="160"/>
+            </w:tcMar>
+          </w:tcPr>
+          <w:p>
+            <w:r>
+              <w:rPr>
+                <w:rFonts w:ascii="Arial" w:cs="Arial" w:eastAsia="Arial" w:hAnsi="Arial"/>
+                <w:b/>
+                <w:bCs/>
+                <w:i w:val="false"/>
+                <w:iCs w:val="false"/>
+                <w:color w:val="FFFFFF"/>
+                <w:sz w:val="18"/>
+                <w:szCs w:val="18"/>
+              </w:rPr>
+              <w:t xml:space="preserve">Change</w:t>
             </w:r>
           </w:p>
         </w:tc>
@@ -19557,7 +20334,7 @@
               <w:bottom w:val="single" w:color="CBD5E1" w:sz="1"/>
               <w:right w:val="single" w:color="CBD5E1" w:sz="1"/>
             </w:tcBorders>
-            <w:shd w:fill="C8E6C9" w:val="clear"/>
+            <w:shd w:fill="FFF9C4" w:val="clear"/>
             <w:tcMar>
               <w:top w:type="dxa" w:w="60"/>
               <w:left w:type="dxa" w:w="100"/>
@@ -19575,11 +20352,11 @@
                 <w:rFonts w:ascii="Arial" w:cs="Arial" w:eastAsia="Arial" w:hAnsi="Arial"/>
                 <w:b/>
                 <w:bCs/>
-                <w:color w:val="1B5E20"/>
+                <w:color w:val="5F4800"/>
                 <w:sz w:val="18"/>
                 <w:szCs w:val="18"/>
               </w:rPr>
-              <w:t xml:space="preserve">NEW</w:t>
+              <w:t xml:space="preserve">UPDATE</w:t>
             </w:r>
           </w:p>
         </w:tc>
@@ -19637,7 +20414,7 @@
                 <w:sz w:val="20"/>
                 <w:szCs w:val="20"/>
               </w:rPr>
-              <w:t xml:space="preserve">&gt; [!NOTE] &gt; [!WARNING] &gt; [!TIP] etc. → same Confluence panel macros</w:t>
+              <w:t xml:space="preserve">Pandoc extensions added: +task_lists +superscript +subscript +strikeout +fenced_divs</w:t>
             </w:r>
           </w:p>
         </w:tc>
@@ -19674,7 +20451,7 @@
               <w:bottom w:val="single" w:color="CBD5E1" w:sz="1"/>
               <w:right w:val="single" w:color="CBD5E1" w:sz="1"/>
             </w:tcBorders>
-            <w:shd w:fill="FFCDD2" w:val="clear"/>
+            <w:shd w:fill="C8E6C9" w:val="clear"/>
             <w:tcMar>
               <w:top w:type="dxa" w:w="60"/>
               <w:left w:type="dxa" w:w="100"/>
@@ -19692,11 +20469,11 @@
                 <w:rFonts w:ascii="Arial" w:cs="Arial" w:eastAsia="Arial" w:hAnsi="Arial"/>
                 <w:b/>
                 <w:bCs/>
-                <w:color w:val="7F0000"/>
+                <w:color w:val="1B5E20"/>
                 <w:sz w:val="18"/>
                 <w:szCs w:val="18"/>
               </w:rPr>
-              <w:t xml:space="preserve">FIX</w:t>
+              <w:t xml:space="preserve">NEW</w:t>
             </w:r>
           </w:p>
         </w:tc>
@@ -19754,7 +20531,7 @@
                 <w:sz w:val="20"/>
                 <w:szCs w:val="20"/>
               </w:rPr>
-              <w:t xml:space="preserve">Table column alignment (style="text-align") was being stripped. Now preserved.</w:t>
+              <w:t xml:space="preserve">Task/checkbox lists (- [x] / - [ ]) → Confluence ac:task-list macro</w:t>
             </w:r>
           </w:p>
         </w:tc>
@@ -19791,7 +20568,7 @@
               <w:bottom w:val="single" w:color="CBD5E1" w:sz="1"/>
               <w:right w:val="single" w:color="CBD5E1" w:sz="1"/>
             </w:tcBorders>
-            <w:shd w:fill="FFCDD2" w:val="clear"/>
+            <w:shd w:fill="C8E6C9" w:val="clear"/>
             <w:tcMar>
               <w:top w:type="dxa" w:w="60"/>
               <w:left w:type="dxa" w:w="100"/>
@@ -19809,11 +20586,11 @@
                 <w:rFonts w:ascii="Arial" w:cs="Arial" w:eastAsia="Arial" w:hAnsi="Arial"/>
                 <w:b/>
                 <w:bCs/>
-                <w:color w:val="7F0000"/>
+                <w:color w:val="1B5E20"/>
                 <w:sz w:val="18"/>
                 <w:szCs w:val="18"/>
               </w:rPr>
-              <w:t xml:space="preserve">FIX</w:t>
+              <w:t xml:space="preserve">NEW</w:t>
             </w:r>
           </w:p>
         </w:tc>
@@ -19871,167 +20648,7 @@
                 <w:sz w:val="20"/>
                 <w:szCs w:val="20"/>
               </w:rPr>
-              <w:t xml:space="preserve">Superscript (x^2^) and subscript (H~2~O) now correctly converted</w:t>
-            </w:r>
-          </w:p>
-        </w:tc>
-      </w:tr>
-    </w:tbl>
-    <w:p>
-      <w:pPr>
-        <w:spacing w:after="160" w:before="0"/>
-      </w:pPr>
-      <w:r>
-        <w:t xml:space="preserve"/>
-      </w:r>
-    </w:p>
-    <w:p>
-      <w:pPr>
-        <w:spacing w:after="100" w:before="240"/>
-      </w:pPr>
-      <w:r>
-        <w:rPr>
-          <w:rFonts w:ascii="Arial" w:cs="Arial" w:eastAsia="Arial" w:hAnsi="Arial"/>
-          <w:b/>
-          <w:bCs/>
-          <w:color w:val="1B6CA8"/>
-          <w:sz w:val="28"/>
-          <w:szCs w:val="28"/>
-        </w:rPr>
-        <w:t xml:space="preserve">Version 1.3</w:t>
-      </w:r>
-      <w:r>
-        <w:rPr>
-          <w:rFonts w:ascii="Arial" w:cs="Arial" w:eastAsia="Arial" w:hAnsi="Arial"/>
-          <w:i/>
-          <w:iCs/>
-          <w:color w:val="475569"/>
-          <w:sz w:val="24"/>
-          <w:szCs w:val="24"/>
-        </w:rPr>
-        <w:t xml:space="preserve">  —  Section Migration + Special Character Fixes</w:t>
-      </w:r>
-    </w:p>
-    <w:tbl>
-      <w:tblPr>
-        <w:tblW w:type="dxa" w:w="9360"/>
-        <w:tblBorders>
-          <w:top w:val="single" w:color="auto" w:sz="4"/>
-          <w:left w:val="single" w:color="auto" w:sz="4"/>
-          <w:bottom w:val="single" w:color="auto" w:sz="4"/>
-          <w:right w:val="single" w:color="auto" w:sz="4"/>
-          <w:insideH w:val="single" w:color="auto" w:sz="4"/>
-          <w:insideV w:val="single" w:color="auto" w:sz="4"/>
-        </w:tblBorders>
-      </w:tblPr>
-      <w:tblGrid>
-        <w:gridCol w:w="1000"/>
-        <w:gridCol w:w="2400"/>
-        <w:gridCol w:w="5960"/>
-      </w:tblGrid>
-      <w:tr>
-        <w:trPr>
-          <w:tblHeader/>
-        </w:trPr>
-        <w:tc>
-          <w:tcPr>
-            <w:tcW w:type="dxa" w:w="1000"/>
-            <w:tcBorders>
-              <w:top w:val="single" w:color="CBD5E1" w:sz="1"/>
-              <w:left w:val="single" w:color="CBD5E1" w:sz="1"/>
-              <w:bottom w:val="single" w:color="CBD5E1" w:sz="1"/>
-              <w:right w:val="single" w:color="CBD5E1" w:sz="1"/>
-            </w:tcBorders>
-            <w:shd w:fill="1E3A5F" w:val="clear"/>
-            <w:tcMar>
-              <w:top w:type="dxa" w:w="80"/>
-              <w:left w:type="dxa" w:w="100"/>
-              <w:bottom w:type="dxa" w:w="80"/>
-              <w:right w:type="dxa" w:w="100"/>
-            </w:tcMar>
-          </w:tcPr>
-          <w:p>
-            <w:pPr>
-              <w:jc w:val="center"/>
-            </w:pPr>
-            <w:r>
-              <w:rPr>
-                <w:rFonts w:ascii="Arial" w:cs="Arial" w:eastAsia="Arial" w:hAnsi="Arial"/>
-                <w:b/>
-                <w:bCs/>
-                <w:i w:val="false"/>
-                <w:iCs w:val="false"/>
-                <w:color w:val="FFFFFF"/>
-                <w:sz w:val="18"/>
-                <w:szCs w:val="18"/>
-              </w:rPr>
-              <w:t xml:space="preserve">Type</w:t>
-            </w:r>
-          </w:p>
-        </w:tc>
-        <w:tc>
-          <w:tcPr>
-            <w:tcW w:type="dxa" w:w="2400"/>
-            <w:tcBorders>
-              <w:top w:val="single" w:color="CBD5E1" w:sz="1"/>
-              <w:left w:val="single" w:color="CBD5E1" w:sz="1"/>
-              <w:bottom w:val="single" w:color="CBD5E1" w:sz="1"/>
-              <w:right w:val="single" w:color="CBD5E1" w:sz="1"/>
-            </w:tcBorders>
-            <w:shd w:fill="1E3A5F" w:val="clear"/>
-            <w:tcMar>
-              <w:top w:type="dxa" w:w="80"/>
-              <w:left w:type="dxa" w:w="120"/>
-              <w:bottom w:type="dxa" w:w="80"/>
-              <w:right w:type="dxa" w:w="120"/>
-            </w:tcMar>
-          </w:tcPr>
-          <w:p>
-            <w:r>
-              <w:rPr>
-                <w:rFonts w:ascii="Arial" w:cs="Arial" w:eastAsia="Arial" w:hAnsi="Arial"/>
-                <w:b/>
-                <w:bCs/>
-                <w:i w:val="false"/>
-                <w:iCs w:val="false"/>
-                <w:color w:val="FFFFFF"/>
-                <w:sz w:val="18"/>
-                <w:szCs w:val="18"/>
-              </w:rPr>
-              <w:t xml:space="preserve">File</w:t>
-            </w:r>
-          </w:p>
-        </w:tc>
-        <w:tc>
-          <w:tcPr>
-            <w:tcW w:type="dxa" w:w="5960"/>
-            <w:tcBorders>
-              <w:top w:val="single" w:color="CBD5E1" w:sz="1"/>
-              <w:left w:val="single" w:color="CBD5E1" w:sz="1"/>
-              <w:bottom w:val="single" w:color="CBD5E1" w:sz="1"/>
-              <w:right w:val="single" w:color="CBD5E1" w:sz="1"/>
-            </w:tcBorders>
-            <w:shd w:fill="1E3A5F" w:val="clear"/>
-            <w:tcMar>
-              <w:top w:type="dxa" w:w="80"/>
-              <w:left w:type="dxa" w:w="160"/>
-              <w:bottom w:type="dxa" w:w="80"/>
-              <w:right w:type="dxa" w:w="160"/>
-            </w:tcMar>
-          </w:tcPr>
-          <w:p>
-            <w:r>
-              <w:rPr>
-                <w:rFonts w:ascii="Arial" w:cs="Arial" w:eastAsia="Arial" w:hAnsi="Arial"/>
-                <w:b/>
-                <w:bCs/>
-                <w:i w:val="false"/>
-                <w:iCs w:val="false"/>
-                <w:color w:val="FFFFFF"/>
-                <w:sz w:val="18"/>
-                <w:szCs w:val="18"/>
-              </w:rPr>
-              <w:t xml:space="preserve">Change</w:t>
+              <w:t xml:space="preserve">::: note/warning/tip/important → Confluence info/warning/tip panel macros</w:t>
             </w:r>
           </w:p>
         </w:tc>
@@ -20120,7 +20737,7 @@
                 <w:sz w:val="18"/>
                 <w:szCs w:val="18"/>
               </w:rPr>
-              <w:t xml:space="preserve">wiki_reader.py</w:t>
+              <w:t xml:space="preserve">transformer.py</w:t>
             </w:r>
           </w:p>
         </w:tc>
@@ -20148,7 +20765,7 @@
                 <w:sz w:val="20"/>
                 <w:szCs w:val="20"/>
               </w:rPr>
-              <w:t xml:space="preserve">Section filtering: --include / --exclude CLI flags + include_paths / exclude_paths in config.json</w:t>
+              <w:t xml:space="preserve">&gt; [!NOTE] &gt; [!WARNING] &gt; [!TIP] etc. → same Confluence panel macros</w:t>
             </w:r>
           </w:p>
         </w:tc>
@@ -20185,7 +20802,7 @@
               <w:bottom w:val="single" w:color="CBD5E1" w:sz="1"/>
               <w:right w:val="single" w:color="CBD5E1" w:sz="1"/>
             </w:tcBorders>
-            <w:shd w:fill="C8E6C9" w:val="clear"/>
+            <w:shd w:fill="FFCDD2" w:val="clear"/>
             <w:tcMar>
               <w:top w:type="dxa" w:w="60"/>
               <w:left w:type="dxa" w:w="100"/>
@@ -20203,11 +20820,11 @@
                 <w:rFonts w:ascii="Arial" w:cs="Arial" w:eastAsia="Arial" w:hAnsi="Arial"/>
                 <w:b/>
                 <w:bCs/>
-                <w:color w:val="1B5E20"/>
+                <w:color w:val="7F0000"/>
                 <w:sz w:val="18"/>
                 <w:szCs w:val="18"/>
               </w:rPr>
-              <w:t xml:space="preserve">NEW</w:t>
+              <w:t xml:space="preserve">FIX</w:t>
             </w:r>
           </w:p>
         </w:tc>
@@ -20237,7 +20854,7 @@
                 <w:sz w:val="18"/>
                 <w:szCs w:val="18"/>
               </w:rPr>
-              <w:t xml:space="preserve">wiki_reader.py</w:t>
+              <w:t xml:space="preserve">transformer.py</w:t>
             </w:r>
           </w:p>
         </w:tc>
@@ -20265,7 +20882,7 @@
                 <w:sz w:val="20"/>
                 <w:szCs w:val="20"/>
               </w:rPr>
-              <w:t xml:space="preserve">.order file support: ADO Wiki sidebar order read and preserved in Confluence</w:t>
+              <w:t xml:space="preserve">Table column alignment (style="text-align") was being stripped. Now preserved.</w:t>
             </w:r>
           </w:p>
         </w:tc>
@@ -20354,7 +20971,7 @@
                 <w:sz w:val="18"/>
                 <w:szCs w:val="18"/>
               </w:rPr>
-              <w:t xml:space="preserve">wiki_reader.py</w:t>
+              <w:t xml:space="preserve">transformer.py</w:t>
             </w:r>
           </w:p>
         </w:tc>
@@ -20382,7 +20999,167 @@
                 <w:sz w:val="20"/>
                 <w:szCs w:val="20"/>
               </w:rPr>
-              <w:t xml:space="preserve">Page title percent-encoding not decoded: %28→( %26→&amp; %23→# %3F→? now all correctly decoded</w:t>
+              <w:t xml:space="preserve">Superscript (x^2^) and subscript (H~2~O) now correctly converted</w:t>
+            </w:r>
+          </w:p>
+        </w:tc>
+      </w:tr>
+    </w:tbl>
+    <w:p>
+      <w:pPr>
+        <w:spacing w:after="160" w:before="0"/>
+      </w:pPr>
+      <w:r>
+        <w:t xml:space="preserve"/>
+      </w:r>
+    </w:p>
+    <w:p>
+      <w:pPr>
+        <w:spacing w:after="100" w:before="240"/>
+      </w:pPr>
+      <w:r>
+        <w:rPr>
+          <w:rFonts w:ascii="Arial" w:cs="Arial" w:eastAsia="Arial" w:hAnsi="Arial"/>
+          <w:b/>
+          <w:bCs/>
+          <w:color w:val="1B6CA8"/>
+          <w:sz w:val="28"/>
+          <w:szCs w:val="28"/>
+        </w:rPr>
+        <w:t xml:space="preserve">Version 1.3</w:t>
+      </w:r>
+      <w:r>
+        <w:rPr>
+          <w:rFonts w:ascii="Arial" w:cs="Arial" w:eastAsia="Arial" w:hAnsi="Arial"/>
+          <w:i/>
+          <w:iCs/>
+          <w:color w:val="475569"/>
+          <w:sz w:val="24"/>
+          <w:szCs w:val="24"/>
+        </w:rPr>
+        <w:t xml:space="preserve">  —  Section Migration + Special Character Fixes</w:t>
+      </w:r>
+    </w:p>
+    <w:tbl>
+      <w:tblPr>
+        <w:tblW w:type="dxa" w:w="9360"/>
+        <w:tblBorders>
+          <w:top w:val="single" w:color="auto" w:sz="4"/>
+          <w:left w:val="single" w:color="auto" w:sz="4"/>
+          <w:bottom w:val="single" w:color="auto" w:sz="4"/>
+          <w:right w:val="single" w:color="auto" w:sz="4"/>
+          <w:insideH w:val="single" w:color="auto" w:sz="4"/>
+          <w:insideV w:val="single" w:color="auto" w:sz="4"/>
+        </w:tblBorders>
+      </w:tblPr>
+      <w:tblGrid>
+        <w:gridCol w:w="1000"/>
+        <w:gridCol w:w="2400"/>
+        <w:gridCol w:w="5960"/>
+      </w:tblGrid>
+      <w:tr>
+        <w:trPr>
+          <w:tblHeader/>
+        </w:trPr>
+        <w:tc>
+          <w:tcPr>
+            <w:tcW w:type="dxa" w:w="1000"/>
+            <w:tcBorders>
+              <w:top w:val="single" w:color="CBD5E1" w:sz="1"/>
+              <w:left w:val="single" w:color="CBD5E1" w:sz="1"/>
+              <w:bottom w:val="single" w:color="CBD5E1" w:sz="1"/>
+              <w:right w:val="single" w:color="CBD5E1" w:sz="1"/>
+            </w:tcBorders>
+            <w:shd w:fill="1E3A5F" w:val="clear"/>
+            <w:tcMar>
+              <w:top w:type="dxa" w:w="80"/>
+              <w:left w:type="dxa" w:w="100"/>
+              <w:bottom w:type="dxa" w:w="80"/>
+              <w:right w:type="dxa" w:w="100"/>
+            </w:tcMar>
+          </w:tcPr>
+          <w:p>
+            <w:pPr>
+              <w:jc w:val="center"/>
+            </w:pPr>
+            <w:r>
+              <w:rPr>
+                <w:rFonts w:ascii="Arial" w:cs="Arial" w:eastAsia="Arial" w:hAnsi="Arial"/>
+                <w:b/>
+                <w:bCs/>
+                <w:i w:val="false"/>
+                <w:iCs w:val="false"/>
+                <w:color w:val="FFFFFF"/>
+                <w:sz w:val="18"/>
+                <w:szCs w:val="18"/>
+              </w:rPr>
+              <w:t xml:space="preserve">Type</w:t>
+            </w:r>
+          </w:p>
+        </w:tc>
+        <w:tc>
+          <w:tcPr>
+            <w:tcW w:type="dxa" w:w="2400"/>
+            <w:tcBorders>
+              <w:top w:val="single" w:color="CBD5E1" w:sz="1"/>
+              <w:left w:val="single" w:color="CBD5E1" w:sz="1"/>
+              <w:bottom w:val="single" w:color="CBD5E1" w:sz="1"/>
+              <w:right w:val="single" w:color="CBD5E1" w:sz="1"/>
+            </w:tcBorders>
+            <w:shd w:fill="1E3A5F" w:val="clear"/>
+            <w:tcMar>
+              <w:top w:type="dxa" w:w="80"/>
+              <w:left w:type="dxa" w:w="120"/>
+              <w:bottom w:type="dxa" w:w="80"/>
+              <w:right w:type="dxa" w:w="120"/>
+            </w:tcMar>
+          </w:tcPr>
+          <w:p>
+            <w:r>
+              <w:rPr>
+                <w:rFonts w:ascii="Arial" w:cs="Arial" w:eastAsia="Arial" w:hAnsi="Arial"/>
+                <w:b/>
+                <w:bCs/>
+                <w:i w:val="false"/>
+                <w:iCs w:val="false"/>
+                <w:color w:val="FFFFFF"/>
+                <w:sz w:val="18"/>
+                <w:szCs w:val="18"/>
+              </w:rPr>
+              <w:t xml:space="preserve">File</w:t>
+            </w:r>
+          </w:p>
+        </w:tc>
+        <w:tc>
+          <w:tcPr>
+            <w:tcW w:type="dxa" w:w="5960"/>
+            <w:tcBorders>
+              <w:top w:val="single" w:color="CBD5E1" w:sz="1"/>
+              <w:left w:val="single" w:color="CBD5E1" w:sz="1"/>
+              <w:bottom w:val="single" w:color="CBD5E1" w:sz="1"/>
+              <w:right w:val="single" w:color="CBD5E1" w:sz="1"/>
+            </w:tcBorders>
+            <w:shd w:fill="1E3A5F" w:val="clear"/>
+            <w:tcMar>
+              <w:top w:type="dxa" w:w="80"/>
+              <w:left w:type="dxa" w:w="160"/>
+              <w:bottom w:type="dxa" w:w="80"/>
+              <w:right w:type="dxa" w:w="160"/>
+            </w:tcMar>
+          </w:tcPr>
+          <w:p>
+            <w:r>
+              <w:rPr>
+                <w:rFonts w:ascii="Arial" w:cs="Arial" w:eastAsia="Arial" w:hAnsi="Arial"/>
+                <w:b/>
+                <w:bCs/>
+                <w:i w:val="false"/>
+                <w:iCs w:val="false"/>
+                <w:color w:val="FFFFFF"/>
+                <w:sz w:val="18"/>
+                <w:szCs w:val="18"/>
+              </w:rPr>
+              <w:t xml:space="preserve">Change</w:t>
             </w:r>
           </w:p>
         </w:tc>
@@ -20419,7 +21196,7 @@
               <w:bottom w:val="single" w:color="CBD5E1" w:sz="1"/>
               <w:right w:val="single" w:color="CBD5E1" w:sz="1"/>
             </w:tcBorders>
-            <w:shd w:fill="FFCDD2" w:val="clear"/>
+            <w:shd w:fill="C8E6C9" w:val="clear"/>
             <w:tcMar>
               <w:top w:type="dxa" w:w="60"/>
               <w:left w:type="dxa" w:w="100"/>
@@ -20437,11 +21214,11 @@
                 <w:rFonts w:ascii="Arial" w:cs="Arial" w:eastAsia="Arial" w:hAnsi="Arial"/>
                 <w:b/>
                 <w:bCs/>
-                <w:color w:val="7F0000"/>
+                <w:color w:val="1B5E20"/>
                 <w:sz w:val="18"/>
                 <w:szCs w:val="18"/>
               </w:rPr>
-              <w:t xml:space="preserve">FIX</w:t>
+              <w:t xml:space="preserve">NEW</w:t>
             </w:r>
           </w:p>
         </w:tc>
@@ -20499,7 +21276,7 @@
                 <w:sz w:val="20"/>
                 <w:szCs w:val="20"/>
               </w:rPr>
-              <w:t xml:space="preserve">Attachment filenames now URL-decoded so %20 in filenames matches files on disk</w:t>
+              <w:t xml:space="preserve">Section filtering: --include / --exclude CLI flags + include_paths / exclude_paths in config.json</w:t>
             </w:r>
           </w:p>
         </w:tc>
@@ -20536,7 +21313,7 @@
               <w:bottom w:val="single" w:color="CBD5E1" w:sz="1"/>
               <w:right w:val="single" w:color="CBD5E1" w:sz="1"/>
             </w:tcBorders>
-            <w:shd w:fill="FFCDD2" w:val="clear"/>
+            <w:shd w:fill="C8E6C9" w:val="clear"/>
             <w:tcMar>
               <w:top w:type="dxa" w:w="60"/>
               <w:left w:type="dxa" w:w="100"/>
@@ -20554,11 +21331,11 @@
                 <w:rFonts w:ascii="Arial" w:cs="Arial" w:eastAsia="Arial" w:hAnsi="Arial"/>
                 <w:b/>
                 <w:bCs/>
-                <w:color w:val="7F0000"/>
+                <w:color w:val="1B5E20"/>
                 <w:sz w:val="18"/>
                 <w:szCs w:val="18"/>
               </w:rPr>
-              <w:t xml:space="preserve">FIX</w:t>
+              <w:t xml:space="preserve">NEW</w:t>
             </w:r>
           </w:p>
         </w:tc>
@@ -20588,7 +21365,7 @@
                 <w:sz w:val="18"/>
                 <w:szCs w:val="18"/>
               </w:rPr>
-              <w:t xml:space="preserve">link_rewriter.py</w:t>
+              <w:t xml:space="preserve">wiki_reader.py</w:t>
             </w:r>
           </w:p>
         </w:tc>
@@ -20616,7 +21393,7 @@
                 <w:sz w:val="20"/>
                 <w:szCs w:val="20"/>
               </w:rPr>
-              <w:t xml:space="preserve"># in page names (e.g. C# Guide) was wrongly treated as anchor fragment — smart detection added</w:t>
+              <w:t xml:space="preserve">.order file support: ADO Wiki sidebar order read and preserved in Confluence</w:t>
             </w:r>
           </w:p>
         </w:tc>
@@ -20705,7 +21482,7 @@
                 <w:sz w:val="18"/>
                 <w:szCs w:val="18"/>
               </w:rPr>
-              <w:t xml:space="preserve">link_rewriter.py</w:t>
+              <w:t xml:space="preserve">wiki_reader.py</w:t>
             </w:r>
           </w:p>
         </w:tc>
@@ -20733,7 +21510,7 @@
                 <w:sz w:val="20"/>
                 <w:szCs w:val="20"/>
               </w:rPr>
-              <w:t xml:space="preserve">Link normalisation now URL-decodes %28 %26 %23 before mapping lookup</w:t>
+              <w:t xml:space="preserve">Page title percent-encoding not decoded: %28→( %26→&amp; %23→# %3F→? now all correctly decoded</w:t>
             </w:r>
           </w:p>
         </w:tc>
@@ -20770,7 +21547,7 @@
               <w:bottom w:val="single" w:color="CBD5E1" w:sz="1"/>
               <w:right w:val="single" w:color="CBD5E1" w:sz="1"/>
             </w:tcBorders>
-            <w:shd w:fill="C8E6C9" w:val="clear"/>
+            <w:shd w:fill="FFCDD2" w:val="clear"/>
             <w:tcMar>
               <w:top w:type="dxa" w:w="60"/>
               <w:left w:type="dxa" w:w="100"/>
@@ -20788,11 +21565,11 @@
                 <w:rFonts w:ascii="Arial" w:cs="Arial" w:eastAsia="Arial" w:hAnsi="Arial"/>
                 <w:b/>
                 <w:bCs/>
-                <w:color w:val="1B5E20"/>
+                <w:color w:val="7F0000"/>
                 <w:sz w:val="18"/>
                 <w:szCs w:val="18"/>
               </w:rPr>
-              <w:t xml:space="preserve">NEW</w:t>
+              <w:t xml:space="preserve">FIX</w:t>
             </w:r>
           </w:p>
         </w:tc>
@@ -20822,7 +21599,7 @@
                 <w:sz w:val="18"/>
                 <w:szCs w:val="18"/>
               </w:rPr>
-              <w:t xml:space="preserve">migrate.py</w:t>
+              <w:t xml:space="preserve">wiki_reader.py</w:t>
             </w:r>
           </w:p>
         </w:tc>
@@ -20850,167 +21627,7 @@
                 <w:sz w:val="20"/>
                 <w:szCs w:val="20"/>
               </w:rPr>
-              <w:t xml:space="preserve">--list-pages flag: preview pages that would be migrated without uploading</w:t>
-            </w:r>
-          </w:p>
-        </w:tc>
-      </w:tr>
-    </w:tbl>
-    <w:p>
-      <w:pPr>
-        <w:spacing w:after="160" w:before="0"/>
-      </w:pPr>
-      <w:r>
-        <w:t xml:space="preserve"/>
-      </w:r>
-    </w:p>
-    <w:p>
-      <w:pPr>
-        <w:spacing w:after="100" w:before="240"/>
-      </w:pPr>
-      <w:r>
-        <w:rPr>
-          <w:rFonts w:ascii="Arial" w:cs="Arial" w:eastAsia="Arial" w:hAnsi="Arial"/>
-          <w:b/>
-          <w:bCs/>
-          <w:color w:val="2180C4"/>
-          <w:sz w:val="28"/>
-          <w:szCs w:val="28"/>
-        </w:rPr>
-        <w:t xml:space="preserve">Version 1.2</w:t>
-      </w:r>
-      <w:r>
-        <w:rPr>
-          <w:rFonts w:ascii="Arial" w:cs="Arial" w:eastAsia="Arial" w:hAnsi="Arial"/>
-          <w:i/>
-          <w:iCs/>
-          <w:color w:val="475569"/>
-          <w:sz w:val="24"/>
-          <w:szCs w:val="24"/>
-        </w:rPr>
-        <w:t xml:space="preserve">  —  Pandoc 3.x Compatibility + ADO Directives</w:t>
-      </w:r>
-    </w:p>
-    <w:tbl>
-      <w:tblPr>
-        <w:tblW w:type="dxa" w:w="9360"/>
-        <w:tblBorders>
-          <w:top w:val="single" w:color="auto" w:sz="4"/>
-          <w:left w:val="single" w:color="auto" w:sz="4"/>
-          <w:bottom w:val="single" w:color="auto" w:sz="4"/>
-          <w:right w:val="single" w:color="auto" w:sz="4"/>
-          <w:insideH w:val="single" w:color="auto" w:sz="4"/>
-          <w:insideV w:val="single" w:color="auto" w:sz="4"/>
-        </w:tblBorders>
-      </w:tblPr>
-      <w:tblGrid>
-        <w:gridCol w:w="1000"/>
-        <w:gridCol w:w="2400"/>
-        <w:gridCol w:w="5960"/>
-      </w:tblGrid>
-      <w:tr>
-        <w:trPr>
-          <w:tblHeader/>
-        </w:trPr>
-        <w:tc>
-          <w:tcPr>
-            <w:tcW w:type="dxa" w:w="1000"/>
-            <w:tcBorders>
-              <w:top w:val="single" w:color="CBD5E1" w:sz="1"/>
-              <w:left w:val="single" w:color="CBD5E1" w:sz="1"/>
-              <w:bottom w:val="single" w:color="CBD5E1" w:sz="1"/>
-              <w:right w:val="single" w:color="CBD5E1" w:sz="1"/>
-            </w:tcBorders>
-            <w:shd w:fill="1E3A5F" w:val="clear"/>
-            <w:tcMar>
-              <w:top w:type="dxa" w:w="80"/>
-              <w:left w:type="dxa" w:w="100"/>
-              <w:bottom w:type="dxa" w:w="80"/>
-              <w:right w:type="dxa" w:w="100"/>
-            </w:tcMar>
-          </w:tcPr>
-          <w:p>
-            <w:pPr>
-              <w:jc w:val="center"/>
-            </w:pPr>
-            <w:r>
-              <w:rPr>
-                <w:rFonts w:ascii="Arial" w:cs="Arial" w:eastAsia="Arial" w:hAnsi="Arial"/>
-                <w:b/>
-                <w:bCs/>
-                <w:i w:val="false"/>
-                <w:iCs w:val="false"/>
-                <w:color w:val="FFFFFF"/>
-                <w:sz w:val="18"/>
-                <w:szCs w:val="18"/>
-              </w:rPr>
-              <w:t xml:space="preserve">Type</w:t>
-            </w:r>
-          </w:p>
-        </w:tc>
-        <w:tc>
-          <w:tcPr>
-            <w:tcW w:type="dxa" w:w="2400"/>
-            <w:tcBorders>
-              <w:top w:val="single" w:color="CBD5E1" w:sz="1"/>
-              <w:left w:val="single" w:color="CBD5E1" w:sz="1"/>
-              <w:bottom w:val="single" w:color="CBD5E1" w:sz="1"/>
-              <w:right w:val="single" w:color="CBD5E1" w:sz="1"/>
-            </w:tcBorders>
-            <w:shd w:fill="1E3A5F" w:val="clear"/>
-            <w:tcMar>
-              <w:top w:type="dxa" w:w="80"/>
-              <w:left w:type="dxa" w:w="120"/>
-              <w:bottom w:type="dxa" w:w="80"/>
-              <w:right w:type="dxa" w:w="120"/>
-            </w:tcMar>
-          </w:tcPr>
-          <w:p>
-            <w:r>
-              <w:rPr>
-                <w:rFonts w:ascii="Arial" w:cs="Arial" w:eastAsia="Arial" w:hAnsi="Arial"/>
-                <w:b/>
-                <w:bCs/>
-                <w:i w:val="false"/>
-                <w:iCs w:val="false"/>
-                <w:color w:val="FFFFFF"/>
-                <w:sz w:val="18"/>
-                <w:szCs w:val="18"/>
-              </w:rPr>
-              <w:t xml:space="preserve">File</w:t>
-            </w:r>
-          </w:p>
-        </w:tc>
-        <w:tc>
-          <w:tcPr>
-            <w:tcW w:type="dxa" w:w="5960"/>
-            <w:tcBorders>
-              <w:top w:val="single" w:color="CBD5E1" w:sz="1"/>
-              <w:left w:val="single" w:color="CBD5E1" w:sz="1"/>
-              <w:bottom w:val="single" w:color="CBD5E1" w:sz="1"/>
-              <w:right w:val="single" w:color="CBD5E1" w:sz="1"/>
-            </w:tcBorders>
-            <w:shd w:fill="1E3A5F" w:val="clear"/>
-            <w:tcMar>
-              <w:top w:type="dxa" w:w="80"/>
-              <w:left w:type="dxa" w:w="160"/>
-              <w:bottom w:type="dxa" w:w="80"/>
-              <w:right w:type="dxa" w:w="160"/>
-            </w:tcMar>
-          </w:tcPr>
-          <w:p>
-            <w:r>
-              <w:rPr>
-                <w:rFonts w:ascii="Arial" w:cs="Arial" w:eastAsia="Arial" w:hAnsi="Arial"/>
-                <w:b/>
-                <w:bCs/>
-                <w:i w:val="false"/>
-                <w:iCs w:val="false"/>
-                <w:color w:val="FFFFFF"/>
-                <w:sz w:val="18"/>
-                <w:szCs w:val="18"/>
-              </w:rPr>
-              <w:t xml:space="preserve">Change</w:t>
+              <w:t xml:space="preserve">Attachment filenames now URL-decoded so %20 in filenames matches files on disk</w:t>
             </w:r>
           </w:p>
         </w:tc>
@@ -21099,7 +21716,7 @@
                 <w:sz w:val="18"/>
                 <w:szCs w:val="18"/>
               </w:rPr>
-              <w:t xml:space="preserve">transformer.py</w:t>
+              <w:t xml:space="preserve">link_rewriter.py</w:t>
             </w:r>
           </w:p>
         </w:tc>
@@ -21127,7 +21744,7 @@
                 <w:sz w:val="20"/>
                 <w:szCs w:val="20"/>
               </w:rPr>
-              <w:t xml:space="preserve">Critical: --to confluence removed in Pandoc 3.x. Pipeline changed to --to html5 + BeautifulSoup post-processing</w:t>
+              <w:t xml:space="preserve"># in page names (e.g. C# Guide) was wrongly treated as anchor fragment — smart detection added</w:t>
             </w:r>
           </w:p>
         </w:tc>
@@ -21164,7 +21781,7 @@
               <w:bottom w:val="single" w:color="CBD5E1" w:sz="1"/>
               <w:right w:val="single" w:color="CBD5E1" w:sz="1"/>
             </w:tcBorders>
-            <w:shd w:fill="E1F5FE" w:val="clear"/>
+            <w:shd w:fill="FFCDD2" w:val="clear"/>
             <w:tcMar>
               <w:top w:type="dxa" w:w="60"/>
               <w:left w:type="dxa" w:w="100"/>
@@ -21182,11 +21799,11 @@
                 <w:rFonts w:ascii="Arial" w:cs="Arial" w:eastAsia="Arial" w:hAnsi="Arial"/>
                 <w:b/>
                 <w:bCs/>
-                <w:color w:val="01579B"/>
+                <w:color w:val="7F0000"/>
                 <w:sz w:val="18"/>
                 <w:szCs w:val="18"/>
               </w:rPr>
-              <w:t xml:space="preserve">ADDED</w:t>
+              <w:t xml:space="preserve">FIX</w:t>
             </w:r>
           </w:p>
         </w:tc>
@@ -21216,7 +21833,7 @@
                 <w:sz w:val="18"/>
                 <w:szCs w:val="18"/>
               </w:rPr>
-              <w:t xml:space="preserve">requirements.txt</w:t>
+              <w:t xml:space="preserve">link_rewriter.py</w:t>
             </w:r>
           </w:p>
         </w:tc>
@@ -21244,7 +21861,7 @@
                 <w:sz w:val="20"/>
                 <w:szCs w:val="20"/>
               </w:rPr>
-              <w:t xml:space="preserve">beautifulsoup4 and lxml added as dependencies</w:t>
+              <w:t xml:space="preserve">Link normalisation now URL-decodes %28 %26 %23 before mapping lookup</w:t>
             </w:r>
           </w:p>
         </w:tc>
@@ -21333,7 +21950,7 @@
                 <w:sz w:val="18"/>
                 <w:szCs w:val="18"/>
               </w:rPr>
-              <w:t xml:space="preserve">transformer.py</w:t>
+              <w:t xml:space="preserve">migrate.py</w:t>
             </w:r>
           </w:p>
         </w:tc>
@@ -21361,7 +21978,167 @@
                 <w:sz w:val="20"/>
                 <w:szCs w:val="20"/>
               </w:rPr>
-              <w:t xml:space="preserve">Code blocks: converted to ac:structured-macro with CDATA body</w:t>
+              <w:t xml:space="preserve">--list-pages flag: preview pages that would be migrated without uploading</w:t>
+            </w:r>
+          </w:p>
+        </w:tc>
+      </w:tr>
+    </w:tbl>
+    <w:p>
+      <w:pPr>
+        <w:spacing w:after="160" w:before="0"/>
+      </w:pPr>
+      <w:r>
+        <w:t xml:space="preserve"/>
+      </w:r>
+    </w:p>
+    <w:p>
+      <w:pPr>
+        <w:spacing w:after="100" w:before="240"/>
+      </w:pPr>
+      <w:r>
+        <w:rPr>
+          <w:rFonts w:ascii="Arial" w:cs="Arial" w:eastAsia="Arial" w:hAnsi="Arial"/>
+          <w:b/>
+          <w:bCs/>
+          <w:color w:val="2180C4"/>
+          <w:sz w:val="28"/>
+          <w:szCs w:val="28"/>
+        </w:rPr>
+        <w:t xml:space="preserve">Version 1.2</w:t>
+      </w:r>
+      <w:r>
+        <w:rPr>
+          <w:rFonts w:ascii="Arial" w:cs="Arial" w:eastAsia="Arial" w:hAnsi="Arial"/>
+          <w:i/>
+          <w:iCs/>
+          <w:color w:val="475569"/>
+          <w:sz w:val="24"/>
+          <w:szCs w:val="24"/>
+        </w:rPr>
+        <w:t xml:space="preserve">  —  Pandoc 3.x Compatibility + ADO Directives</w:t>
+      </w:r>
+    </w:p>
+    <w:tbl>
+      <w:tblPr>
+        <w:tblW w:type="dxa" w:w="9360"/>
+        <w:tblBorders>
+          <w:top w:val="single" w:color="auto" w:sz="4"/>
+          <w:left w:val="single" w:color="auto" w:sz="4"/>
+          <w:bottom w:val="single" w:color="auto" w:sz="4"/>
+          <w:right w:val="single" w:color="auto" w:sz="4"/>
+          <w:insideH w:val="single" w:color="auto" w:sz="4"/>
+          <w:insideV w:val="single" w:color="auto" w:sz="4"/>
+        </w:tblBorders>
+      </w:tblPr>
+      <w:tblGrid>
+        <w:gridCol w:w="1000"/>
+        <w:gridCol w:w="2400"/>
+        <w:gridCol w:w="5960"/>
+      </w:tblGrid>
+      <w:tr>
+        <w:trPr>
+          <w:tblHeader/>
+        </w:trPr>
+        <w:tc>
+          <w:tcPr>
+            <w:tcW w:type="dxa" w:w="1000"/>
+            <w:tcBorders>
+              <w:top w:val="single" w:color="CBD5E1" w:sz="1"/>
+              <w:left w:val="single" w:color="CBD5E1" w:sz="1"/>
+              <w:bottom w:val="single" w:color="CBD5E1" w:sz="1"/>
+              <w:right w:val="single" w:color="CBD5E1" w:sz="1"/>
+            </w:tcBorders>
+            <w:shd w:fill="1E3A5F" w:val="clear"/>
+            <w:tcMar>
+              <w:top w:type="dxa" w:w="80"/>
+              <w:left w:type="dxa" w:w="100"/>
+              <w:bottom w:type="dxa" w:w="80"/>
+              <w:right w:type="dxa" w:w="100"/>
+            </w:tcMar>
+          </w:tcPr>
+          <w:p>
+            <w:pPr>
+              <w:jc w:val="center"/>
+            </w:pPr>
+            <w:r>
+              <w:rPr>
+                <w:rFonts w:ascii="Arial" w:cs="Arial" w:eastAsia="Arial" w:hAnsi="Arial"/>
+                <w:b/>
+                <w:bCs/>
+                <w:i w:val="false"/>
+                <w:iCs w:val="false"/>
+                <w:color w:val="FFFFFF"/>
+                <w:sz w:val="18"/>
+                <w:szCs w:val="18"/>
+              </w:rPr>
+              <w:t xml:space="preserve">Type</w:t>
+            </w:r>
+          </w:p>
+        </w:tc>
+        <w:tc>
+          <w:tcPr>
+            <w:tcW w:type="dxa" w:w="2400"/>
+            <w:tcBorders>
+              <w:top w:val="single" w:color="CBD5E1" w:sz="1"/>
+              <w:left w:val="single" w:color="CBD5E1" w:sz="1"/>
+              <w:bottom w:val="single" w:color="CBD5E1" w:sz="1"/>
+              <w:right w:val="single" w:color="CBD5E1" w:sz="1"/>
+            </w:tcBorders>
+            <w:shd w:fill="1E3A5F" w:val="clear"/>
+            <w:tcMar>
+              <w:top w:type="dxa" w:w="80"/>
+              <w:left w:type="dxa" w:w="120"/>
+              <w:bottom w:type="dxa" w:w="80"/>
+              <w:right w:type="dxa" w:w="120"/>
+            </w:tcMar>
+          </w:tcPr>
+          <w:p>
+            <w:r>
+              <w:rPr>
+                <w:rFonts w:ascii="Arial" w:cs="Arial" w:eastAsia="Arial" w:hAnsi="Arial"/>
+                <w:b/>
+                <w:bCs/>
+                <w:i w:val="false"/>
+                <w:iCs w:val="false"/>
+                <w:color w:val="FFFFFF"/>
+                <w:sz w:val="18"/>
+                <w:szCs w:val="18"/>
+              </w:rPr>
+              <w:t xml:space="preserve">File</w:t>
+            </w:r>
+          </w:p>
+        </w:tc>
+        <w:tc>
+          <w:tcPr>
+            <w:tcW w:type="dxa" w:w="5960"/>
+            <w:tcBorders>
+              <w:top w:val="single" w:color="CBD5E1" w:sz="1"/>
+              <w:left w:val="single" w:color="CBD5E1" w:sz="1"/>
+              <w:bottom w:val="single" w:color="CBD5E1" w:sz="1"/>
+              <w:right w:val="single" w:color="CBD5E1" w:sz="1"/>
+            </w:tcBorders>
+            <w:shd w:fill="1E3A5F" w:val="clear"/>
+            <w:tcMar>
+              <w:top w:type="dxa" w:w="80"/>
+              <w:left w:type="dxa" w:w="160"/>
+              <w:bottom w:type="dxa" w:w="80"/>
+              <w:right w:type="dxa" w:w="160"/>
+            </w:tcMar>
+          </w:tcPr>
+          <w:p>
+            <w:r>
+              <w:rPr>
+                <w:rFonts w:ascii="Arial" w:cs="Arial" w:eastAsia="Arial" w:hAnsi="Arial"/>
+                <w:b/>
+                <w:bCs/>
+                <w:i w:val="false"/>
+                <w:iCs w:val="false"/>
+                <w:color w:val="FFFFFF"/>
+                <w:sz w:val="18"/>
+                <w:szCs w:val="18"/>
+              </w:rPr>
+              <w:t xml:space="preserve">Change</w:t>
             </w:r>
           </w:p>
         </w:tc>
@@ -21398,7 +22175,7 @@
               <w:bottom w:val="single" w:color="CBD5E1" w:sz="1"/>
               <w:right w:val="single" w:color="CBD5E1" w:sz="1"/>
             </w:tcBorders>
-            <w:shd w:fill="C8E6C9" w:val="clear"/>
+            <w:shd w:fill="FFCDD2" w:val="clear"/>
             <w:tcMar>
               <w:top w:type="dxa" w:w="60"/>
               <w:left w:type="dxa" w:w="100"/>
@@ -21416,11 +22193,11 @@
                 <w:rFonts w:ascii="Arial" w:cs="Arial" w:eastAsia="Arial" w:hAnsi="Arial"/>
                 <w:b/>
                 <w:bCs/>
-                <w:color w:val="1B5E20"/>
+                <w:color w:val="7F0000"/>
                 <w:sz w:val="18"/>
                 <w:szCs w:val="18"/>
               </w:rPr>
-              <w:t xml:space="preserve">NEW</w:t>
+              <w:t xml:space="preserve">FIX</w:t>
             </w:r>
           </w:p>
         </w:tc>
@@ -21478,7 +22255,7 @@
                 <w:sz w:val="20"/>
                 <w:szCs w:val="20"/>
               </w:rPr>
-              <w:t xml:space="preserve">[[_TOC_]] → Confluence TOC macro; [[_TOSP_]] → Children Display macro</w:t>
+              <w:t xml:space="preserve">Critical: --to confluence removed in Pandoc 3.x. Pipeline changed to --to html5 + BeautifulSoup post-processing</w:t>
             </w:r>
           </w:p>
         </w:tc>
@@ -21515,7 +22292,7 @@
               <w:bottom w:val="single" w:color="CBD5E1" w:sz="1"/>
               <w:right w:val="single" w:color="CBD5E1" w:sz="1"/>
             </w:tcBorders>
-            <w:shd w:fill="FFCDD2" w:val="clear"/>
+            <w:shd w:fill="E1F5FE" w:val="clear"/>
             <w:tcMar>
               <w:top w:type="dxa" w:w="60"/>
               <w:left w:type="dxa" w:w="100"/>
@@ -21533,11 +22310,11 @@
                 <w:rFonts w:ascii="Arial" w:cs="Arial" w:eastAsia="Arial" w:hAnsi="Arial"/>
                 <w:b/>
                 <w:bCs/>
-                <w:color w:val="7F0000"/>
+                <w:color w:val="01579B"/>
                 <w:sz w:val="18"/>
                 <w:szCs w:val="18"/>
               </w:rPr>
-              <w:t xml:space="preserve">FIX</w:t>
+              <w:t xml:space="preserve">ADDED</w:t>
             </w:r>
           </w:p>
         </w:tc>
@@ -21567,7 +22344,7 @@
                 <w:sz w:val="18"/>
                 <w:szCs w:val="18"/>
               </w:rPr>
-              <w:t xml:space="preserve">transformer.py</w:t>
+              <w:t xml:space="preserve">requirements.txt</w:t>
             </w:r>
           </w:p>
         </w:tc>
@@ -21595,167 +22372,7 @@
                 <w:sz w:val="20"/>
                 <w:szCs w:val="20"/>
               </w:rPr>
-              <w:t xml:space="preserve">Figure tags unwrapped; heading id= attributes stripped; table odd/even classes stripped</w:t>
-            </w:r>
-          </w:p>
-        </w:tc>
-      </w:tr>
-    </w:tbl>
-    <w:p>
-      <w:pPr>
-        <w:spacing w:after="160" w:before="0"/>
-      </w:pPr>
-      <w:r>
-        <w:t xml:space="preserve"/>
-      </w:r>
-    </w:p>
-    <w:p>
-      <w:pPr>
-        <w:spacing w:after="100" w:before="240"/>
-      </w:pPr>
-      <w:r>
-        <w:rPr>
-          <w:rFonts w:ascii="Arial" w:cs="Arial" w:eastAsia="Arial" w:hAnsi="Arial"/>
-          <w:b/>
-          <w:bCs/>
-          <w:color w:val="4A9FD5"/>
-          <w:sz w:val="28"/>
-          <w:szCs w:val="28"/>
-        </w:rPr>
-        <w:t xml:space="preserve">Version 1.1</w:t>
-      </w:r>
-      <w:r>
-        <w:rPr>
-          <w:rFonts w:ascii="Arial" w:cs="Arial" w:eastAsia="Arial" w:hAnsi="Arial"/>
-          <w:i/>
-          <w:iCs/>
-          <w:color w:val="475569"/>
-          <w:sz w:val="24"/>
-          <w:szCs w:val="24"/>
-        </w:rPr>
-        <w:t xml:space="preserve">  —  SSL / Corporate Network Support</w:t>
-      </w:r>
-    </w:p>
-    <w:tbl>
-      <w:tblPr>
-        <w:tblW w:type="dxa" w:w="9360"/>
-        <w:tblBorders>
-          <w:top w:val="single" w:color="auto" w:sz="4"/>
-          <w:left w:val="single" w:color="auto" w:sz="4"/>
-          <w:bottom w:val="single" w:color="auto" w:sz="4"/>
-          <w:right w:val="single" w:color="auto" w:sz="4"/>
-          <w:insideH w:val="single" w:color="auto" w:sz="4"/>
-          <w:insideV w:val="single" w:color="auto" w:sz="4"/>
-        </w:tblBorders>
-      </w:tblPr>
-      <w:tblGrid>
-        <w:gridCol w:w="1000"/>
-        <w:gridCol w:w="2400"/>
-        <w:gridCol w:w="5960"/>
-      </w:tblGrid>
-      <w:tr>
-        <w:trPr>
-          <w:tblHeader/>
-        </w:trPr>
-        <w:tc>
-          <w:tcPr>
-            <w:tcW w:type="dxa" w:w="1000"/>
-            <w:tcBorders>
-              <w:top w:val="single" w:color="CBD5E1" w:sz="1"/>
-              <w:left w:val="single" w:color="CBD5E1" w:sz="1"/>
-              <w:bottom w:val="single" w:color="CBD5E1" w:sz="1"/>
-              <w:right w:val="single" w:color="CBD5E1" w:sz="1"/>
-            </w:tcBorders>
-            <w:shd w:fill="1E3A5F" w:val="clear"/>
-            <w:tcMar>
-              <w:top w:type="dxa" w:w="80"/>
-              <w:left w:type="dxa" w:w="100"/>
-              <w:bottom w:type="dxa" w:w="80"/>
-              <w:right w:type="dxa" w:w="100"/>
-            </w:tcMar>
-          </w:tcPr>
-          <w:p>
-            <w:pPr>
-              <w:jc w:val="center"/>
-            </w:pPr>
-            <w:r>
-              <w:rPr>
-                <w:rFonts w:ascii="Arial" w:cs="Arial" w:eastAsia="Arial" w:hAnsi="Arial"/>
-                <w:b/>
-                <w:bCs/>
-                <w:i w:val="false"/>
-                <w:iCs w:val="false"/>
-                <w:color w:val="FFFFFF"/>
-                <w:sz w:val="18"/>
-                <w:szCs w:val="18"/>
-              </w:rPr>
-              <w:t xml:space="preserve">Type</w:t>
-            </w:r>
-          </w:p>
-        </w:tc>
-        <w:tc>
-          <w:tcPr>
-            <w:tcW w:type="dxa" w:w="2400"/>
-            <w:tcBorders>
-              <w:top w:val="single" w:color="CBD5E1" w:sz="1"/>
-              <w:left w:val="single" w:color="CBD5E1" w:sz="1"/>
-              <w:bottom w:val="single" w:color="CBD5E1" w:sz="1"/>
-              <w:right w:val="single" w:color="CBD5E1" w:sz="1"/>
-            </w:tcBorders>
-            <w:shd w:fill="1E3A5F" w:val="clear"/>
-            <w:tcMar>
-              <w:top w:type="dxa" w:w="80"/>
-              <w:left w:type="dxa" w:w="120"/>
-              <w:bottom w:type="dxa" w:w="80"/>
-              <w:right w:type="dxa" w:w="120"/>
-            </w:tcMar>
-          </w:tcPr>
-          <w:p>
-            <w:r>
-              <w:rPr>
-                <w:rFonts w:ascii="Arial" w:cs="Arial" w:eastAsia="Arial" w:hAnsi="Arial"/>
-                <w:b/>
-                <w:bCs/>
-                <w:i w:val="false"/>
-                <w:iCs w:val="false"/>
-                <w:color w:val="FFFFFF"/>
-                <w:sz w:val="18"/>
-                <w:szCs w:val="18"/>
-              </w:rPr>
-              <w:t xml:space="preserve">File</w:t>
-            </w:r>
-          </w:p>
-        </w:tc>
-        <w:tc>
-          <w:tcPr>
-            <w:tcW w:type="dxa" w:w="5960"/>
-            <w:tcBorders>
-              <w:top w:val="single" w:color="CBD5E1" w:sz="1"/>
-              <w:left w:val="single" w:color="CBD5E1" w:sz="1"/>
-              <w:bottom w:val="single" w:color="CBD5E1" w:sz="1"/>
-              <w:right w:val="single" w:color="CBD5E1" w:sz="1"/>
-            </w:tcBorders>
-            <w:shd w:fill="1E3A5F" w:val="clear"/>
-            <w:tcMar>
-              <w:top w:type="dxa" w:w="80"/>
-              <w:left w:type="dxa" w:w="160"/>
-              <w:bottom w:type="dxa" w:w="80"/>
-              <w:right w:type="dxa" w:w="160"/>
-            </w:tcMar>
-          </w:tcPr>
-          <w:p>
-            <w:r>
-              <w:rPr>
-                <w:rFonts w:ascii="Arial" w:cs="Arial" w:eastAsia="Arial" w:hAnsi="Arial"/>
-                <w:b/>
-                <w:bCs/>
-                <w:i w:val="false"/>
-                <w:iCs w:val="false"/>
-                <w:color w:val="FFFFFF"/>
-                <w:sz w:val="18"/>
-                <w:szCs w:val="18"/>
-              </w:rPr>
-              <w:t xml:space="preserve">Change</w:t>
+              <w:t xml:space="preserve">beautifulsoup4 and lxml added as dependencies</w:t>
             </w:r>
           </w:p>
         </w:tc>
@@ -21844,7 +22461,7 @@
                 <w:sz w:val="18"/>
                 <w:szCs w:val="18"/>
               </w:rPr>
-              <w:t xml:space="preserve">fix_ssl.py</w:t>
+              <w:t xml:space="preserve">transformer.py</w:t>
             </w:r>
           </w:p>
         </w:tc>
@@ -21872,7 +22489,7 @@
                 <w:sz w:val="20"/>
                 <w:szCs w:val="20"/>
               </w:rPr>
-              <w:t xml:space="preserve">New script: diagnoses SSL errors, extracts corporate CA certificate, updates config.json</w:t>
+              <w:t xml:space="preserve">Code blocks: converted to ac:structured-macro with CDATA body</w:t>
             </w:r>
           </w:p>
         </w:tc>
@@ -21909,7 +22526,7 @@
               <w:bottom w:val="single" w:color="CBD5E1" w:sz="1"/>
               <w:right w:val="single" w:color="CBD5E1" w:sz="1"/>
             </w:tcBorders>
-            <w:shd w:fill="FFF9C4" w:val="clear"/>
+            <w:shd w:fill="C8E6C9" w:val="clear"/>
             <w:tcMar>
               <w:top w:type="dxa" w:w="60"/>
               <w:left w:type="dxa" w:w="100"/>
@@ -21927,11 +22544,11 @@
                 <w:rFonts w:ascii="Arial" w:cs="Arial" w:eastAsia="Arial" w:hAnsi="Arial"/>
                 <w:b/>
                 <w:bCs/>
-                <w:color w:val="5F4800"/>
+                <w:color w:val="1B5E20"/>
                 <w:sz w:val="18"/>
                 <w:szCs w:val="18"/>
               </w:rPr>
-              <w:t xml:space="preserve">UPDATE</w:t>
+              <w:t xml:space="preserve">NEW</w:t>
             </w:r>
           </w:p>
         </w:tc>
@@ -21961,7 +22578,7 @@
                 <w:sz w:val="18"/>
                 <w:szCs w:val="18"/>
               </w:rPr>
-              <w:t xml:space="preserve">confluence_client.py</w:t>
+              <w:t xml:space="preserve">transformer.py</w:t>
             </w:r>
           </w:p>
         </w:tc>
@@ -21989,7 +22606,7 @@
                 <w:sz w:val="20"/>
                 <w:szCs w:val="20"/>
               </w:rPr>
-              <w:t xml:space="preserve">ssl_verify and ssl_cert_path config support; SSL error prints clear actionable message</w:t>
+              <w:t xml:space="preserve">[[_TOC_]] → Confluence TOC macro; [[_TOSP_]] → Children Display macro</w:t>
             </w:r>
           </w:p>
         </w:tc>
@@ -22026,7 +22643,7 @@
               <w:bottom w:val="single" w:color="CBD5E1" w:sz="1"/>
               <w:right w:val="single" w:color="CBD5E1" w:sz="1"/>
             </w:tcBorders>
-            <w:shd w:fill="FFF9C4" w:val="clear"/>
+            <w:shd w:fill="FFCDD2" w:val="clear"/>
             <w:tcMar>
               <w:top w:type="dxa" w:w="60"/>
               <w:left w:type="dxa" w:w="100"/>
@@ -22044,11 +22661,11 @@
                 <w:rFonts w:ascii="Arial" w:cs="Arial" w:eastAsia="Arial" w:hAnsi="Arial"/>
                 <w:b/>
                 <w:bCs/>
-                <w:color w:val="5F4800"/>
+                <w:color w:val="7F0000"/>
                 <w:sz w:val="18"/>
                 <w:szCs w:val="18"/>
               </w:rPr>
-              <w:t xml:space="preserve">UPDATE</w:t>
+              <w:t xml:space="preserve">FIX</w:t>
             </w:r>
           </w:p>
         </w:tc>
@@ -22078,7 +22695,7 @@
                 <w:sz w:val="18"/>
                 <w:szCs w:val="18"/>
               </w:rPr>
-              <w:t xml:space="preserve">test_connection.py</w:t>
+              <w:t xml:space="preserve">transformer.py</w:t>
             </w:r>
           </w:p>
         </w:tc>
@@ -22106,7 +22723,7 @@
                 <w:sz w:val="20"/>
                 <w:szCs w:val="20"/>
               </w:rPr>
-              <w:t xml:space="preserve">SSL guidance added to connection failure output</w:t>
+              <w:t xml:space="preserve">Figure tags unwrapped; heading id= attributes stripped; table odd/even classes stripped</w:t>
             </w:r>
           </w:p>
         </w:tc>
@@ -22129,11 +22746,11 @@
           <w:rFonts w:ascii="Arial" w:cs="Arial" w:eastAsia="Arial" w:hAnsi="Arial"/>
           <w:b/>
           <w:bCs/>
-          <w:color w:val="718096"/>
+          <w:color w:val="4A9FD5"/>
           <w:sz w:val="28"/>
           <w:szCs w:val="28"/>
         </w:rPr>
-        <w:t xml:space="preserve">Version 1.0</w:t>
+        <w:t xml:space="preserve">Version 1.1</w:t>
       </w:r>
       <w:r>
         <w:rPr>
@@ -22144,7 +22761,7 @@
           <w:sz w:val="24"/>
           <w:szCs w:val="24"/>
         </w:rPr>
-        <w:t xml:space="preserve">  —  Initial Release</w:t>
+        <w:t xml:space="preserve">  —  SSL / Corporate Network Support</w:t>
       </w:r>
     </w:p>
     <w:tbl>
@@ -22303,7 +22920,7 @@
               <w:bottom w:val="single" w:color="CBD5E1" w:sz="1"/>
               <w:right w:val="single" w:color="CBD5E1" w:sz="1"/>
             </w:tcBorders>
-            <w:shd w:fill="E1F5FE" w:val="clear"/>
+            <w:shd w:fill="C8E6C9" w:val="clear"/>
             <w:tcMar>
               <w:top w:type="dxa" w:w="60"/>
               <w:left w:type="dxa" w:w="100"/>
@@ -22321,11 +22938,11 @@
                 <w:rFonts w:ascii="Arial" w:cs="Arial" w:eastAsia="Arial" w:hAnsi="Arial"/>
                 <w:b/>
                 <w:bCs/>
-                <w:color w:val="01579B"/>
+                <w:color w:val="1B5E20"/>
                 <w:sz w:val="18"/>
                 <w:szCs w:val="18"/>
               </w:rPr>
-              <w:t xml:space="preserve">ADDED</w:t>
+              <w:t xml:space="preserve">NEW</w:t>
             </w:r>
           </w:p>
         </w:tc>
@@ -22355,7 +22972,7 @@
                 <w:sz w:val="18"/>
                 <w:szCs w:val="18"/>
               </w:rPr>
-              <w:t xml:space="preserve">migrate.py</w:t>
+              <w:t xml:space="preserve">fix_ssl.py</w:t>
             </w:r>
           </w:p>
         </w:tc>
@@ -22383,7 +23000,7 @@
                 <w:sz w:val="20"/>
                 <w:szCs w:val="20"/>
               </w:rPr>
-              <w:t xml:space="preserve">Main orchestrator: Pass 1 (stubs), Pass 2 (content), Pass 3 (validation)</w:t>
+              <w:t xml:space="preserve">New script: diagnoses SSL errors, extracts corporate CA certificate, updates config.json</w:t>
             </w:r>
           </w:p>
         </w:tc>
@@ -22420,7 +23037,7 @@
               <w:bottom w:val="single" w:color="CBD5E1" w:sz="1"/>
               <w:right w:val="single" w:color="CBD5E1" w:sz="1"/>
             </w:tcBorders>
-            <w:shd w:fill="E1F5FE" w:val="clear"/>
+            <w:shd w:fill="FFF9C4" w:val="clear"/>
             <w:tcMar>
               <w:top w:type="dxa" w:w="60"/>
               <w:left w:type="dxa" w:w="100"/>
@@ -22438,11 +23055,11 @@
                 <w:rFonts w:ascii="Arial" w:cs="Arial" w:eastAsia="Arial" w:hAnsi="Arial"/>
                 <w:b/>
                 <w:bCs/>
-                <w:color w:val="01579B"/>
+                <w:color w:val="5F4800"/>
                 <w:sz w:val="18"/>
                 <w:szCs w:val="18"/>
               </w:rPr>
-              <w:t xml:space="preserve">ADDED</w:t>
+              <w:t xml:space="preserve">UPDATE</w:t>
             </w:r>
           </w:p>
         </w:tc>
@@ -22472,7 +23089,7 @@
                 <w:sz w:val="18"/>
                 <w:szCs w:val="18"/>
               </w:rPr>
-              <w:t xml:space="preserve">wiki_reader.py</w:t>
+              <w:t xml:space="preserve">confluence_client.py</w:t>
             </w:r>
           </w:p>
         </w:tc>
@@ -22500,7 +23117,7 @@
                 <w:sz w:val="20"/>
                 <w:szCs w:val="20"/>
               </w:rPr>
-              <w:t xml:space="preserve">Git-cloned wiki directory walker</w:t>
+              <w:t xml:space="preserve">ssl_verify and ssl_cert_path config support; SSL error prints clear actionable message</w:t>
             </w:r>
           </w:p>
         </w:tc>
@@ -22537,7 +23154,7 @@
               <w:bottom w:val="single" w:color="CBD5E1" w:sz="1"/>
               <w:right w:val="single" w:color="CBD5E1" w:sz="1"/>
             </w:tcBorders>
-            <w:shd w:fill="E1F5FE" w:val="clear"/>
+            <w:shd w:fill="FFF9C4" w:val="clear"/>
             <w:tcMar>
               <w:top w:type="dxa" w:w="60"/>
               <w:left w:type="dxa" w:w="100"/>
@@ -22555,11 +23172,11 @@
                 <w:rFonts w:ascii="Arial" w:cs="Arial" w:eastAsia="Arial" w:hAnsi="Arial"/>
                 <w:b/>
                 <w:bCs/>
-                <w:color w:val="01579B"/>
+                <w:color w:val="5F4800"/>
                 <w:sz w:val="18"/>
                 <w:szCs w:val="18"/>
               </w:rPr>
-              <w:t xml:space="preserve">ADDED</w:t>
+              <w:t xml:space="preserve">UPDATE</w:t>
             </w:r>
           </w:p>
         </w:tc>
@@ -22589,7 +23206,7 @@
                 <w:sz w:val="18"/>
                 <w:szCs w:val="18"/>
               </w:rPr>
-              <w:t xml:space="preserve">confluence_client.py</w:t>
+              <w:t xml:space="preserve">test_connection.py</w:t>
             </w:r>
           </w:p>
         </w:tc>
@@ -22617,7 +23234,167 @@
                 <w:sz w:val="20"/>
                 <w:szCs w:val="20"/>
               </w:rPr>
-              <w:t xml:space="preserve">Confluence Cloud REST API v2 wrapper with rate-limit retry</w:t>
+              <w:t xml:space="preserve">SSL guidance added to connection failure output</w:t>
+            </w:r>
+          </w:p>
+        </w:tc>
+      </w:tr>
+    </w:tbl>
+    <w:p>
+      <w:pPr>
+        <w:spacing w:after="160" w:before="0"/>
+      </w:pPr>
+      <w:r>
+        <w:t xml:space="preserve"/>
+      </w:r>
+    </w:p>
+    <w:p>
+      <w:pPr>
+        <w:spacing w:after="100" w:before="240"/>
+      </w:pPr>
+      <w:r>
+        <w:rPr>
+          <w:rFonts w:ascii="Arial" w:cs="Arial" w:eastAsia="Arial" w:hAnsi="Arial"/>
+          <w:b/>
+          <w:bCs/>
+          <w:color w:val="718096"/>
+          <w:sz w:val="28"/>
+          <w:szCs w:val="28"/>
+        </w:rPr>
+        <w:t xml:space="preserve">Version 1.0</w:t>
+      </w:r>
+      <w:r>
+        <w:rPr>
+          <w:rFonts w:ascii="Arial" w:cs="Arial" w:eastAsia="Arial" w:hAnsi="Arial"/>
+          <w:i/>
+          <w:iCs/>
+          <w:color w:val="475569"/>
+          <w:sz w:val="24"/>
+          <w:szCs w:val="24"/>
+        </w:rPr>
+        <w:t xml:space="preserve">  —  Initial Release</w:t>
+      </w:r>
+    </w:p>
+    <w:tbl>
+      <w:tblPr>
+        <w:tblW w:type="dxa" w:w="9360"/>
+        <w:tblBorders>
+          <w:top w:val="single" w:color="auto" w:sz="4"/>
+          <w:left w:val="single" w:color="auto" w:sz="4"/>
+          <w:bottom w:val="single" w:color="auto" w:sz="4"/>
+          <w:right w:val="single" w:color="auto" w:sz="4"/>
+          <w:insideH w:val="single" w:color="auto" w:sz="4"/>
+          <w:insideV w:val="single" w:color="auto" w:sz="4"/>
+        </w:tblBorders>
+      </w:tblPr>
+      <w:tblGrid>
+        <w:gridCol w:w="1000"/>
+        <w:gridCol w:w="2400"/>
+        <w:gridCol w:w="5960"/>
+      </w:tblGrid>
+      <w:tr>
+        <w:trPr>
+          <w:tblHeader/>
+        </w:trPr>
+        <w:tc>
+          <w:tcPr>
+            <w:tcW w:type="dxa" w:w="1000"/>
+            <w:tcBorders>
+              <w:top w:val="single" w:color="CBD5E1" w:sz="1"/>
+              <w:left w:val="single" w:color="CBD5E1" w:sz="1"/>
+              <w:bottom w:val="single" w:color="CBD5E1" w:sz="1"/>
+              <w:right w:val="single" w:color="CBD5E1" w:sz="1"/>
+            </w:tcBorders>
+            <w:shd w:fill="1E3A5F" w:val="clear"/>
+            <w:tcMar>
+              <w:top w:type="dxa" w:w="80"/>
+              <w:left w:type="dxa" w:w="100"/>
+              <w:bottom w:type="dxa" w:w="80"/>
+              <w:right w:type="dxa" w:w="100"/>
+            </w:tcMar>
+          </w:tcPr>
+          <w:p>
+            <w:pPr>
+              <w:jc w:val="center"/>
+            </w:pPr>
+            <w:r>
+              <w:rPr>
+                <w:rFonts w:ascii="Arial" w:cs="Arial" w:eastAsia="Arial" w:hAnsi="Arial"/>
+                <w:b/>
+                <w:bCs/>
+                <w:i w:val="false"/>
+                <w:iCs w:val="false"/>
+                <w:color w:val="FFFFFF"/>
+                <w:sz w:val="18"/>
+                <w:szCs w:val="18"/>
+              </w:rPr>
+              <w:t xml:space="preserve">Type</w:t>
+            </w:r>
+          </w:p>
+        </w:tc>
+        <w:tc>
+          <w:tcPr>
+            <w:tcW w:type="dxa" w:w="2400"/>
+            <w:tcBorders>
+              <w:top w:val="single" w:color="CBD5E1" w:sz="1"/>
+              <w:left w:val="single" w:color="CBD5E1" w:sz="1"/>
+              <w:bottom w:val="single" w:color="CBD5E1" w:sz="1"/>
+              <w:right w:val="single" w:color="CBD5E1" w:sz="1"/>
+            </w:tcBorders>
+            <w:shd w:fill="1E3A5F" w:val="clear"/>
+            <w:tcMar>
+              <w:top w:type="dxa" w:w="80"/>
+              <w:left w:type="dxa" w:w="120"/>
+              <w:bottom w:type="dxa" w:w="80"/>
+              <w:right w:type="dxa" w:w="120"/>
+            </w:tcMar>
+          </w:tcPr>
+          <w:p>
+            <w:r>
+              <w:rPr>
+                <w:rFonts w:ascii="Arial" w:cs="Arial" w:eastAsia="Arial" w:hAnsi="Arial"/>
+                <w:b/>
+                <w:bCs/>
+                <w:i w:val="false"/>
+                <w:iCs w:val="false"/>
+                <w:color w:val="FFFFFF"/>
+                <w:sz w:val="18"/>
+                <w:szCs w:val="18"/>
+              </w:rPr>
+              <w:t xml:space="preserve">File</w:t>
+            </w:r>
+          </w:p>
+        </w:tc>
+        <w:tc>
+          <w:tcPr>
+            <w:tcW w:type="dxa" w:w="5960"/>
+            <w:tcBorders>
+              <w:top w:val="single" w:color="CBD5E1" w:sz="1"/>
+              <w:left w:val="single" w:color="CBD5E1" w:sz="1"/>
+              <w:bottom w:val="single" w:color="CBD5E1" w:sz="1"/>
+              <w:right w:val="single" w:color="CBD5E1" w:sz="1"/>
+            </w:tcBorders>
+            <w:shd w:fill="1E3A5F" w:val="clear"/>
+            <w:tcMar>
+              <w:top w:type="dxa" w:w="80"/>
+              <w:left w:type="dxa" w:w="160"/>
+              <w:bottom w:type="dxa" w:w="80"/>
+              <w:right w:type="dxa" w:w="160"/>
+            </w:tcMar>
+          </w:tcPr>
+          <w:p>
+            <w:r>
+              <w:rPr>
+                <w:rFonts w:ascii="Arial" w:cs="Arial" w:eastAsia="Arial" w:hAnsi="Arial"/>
+                <w:b/>
+                <w:bCs/>
+                <w:i w:val="false"/>
+                <w:iCs w:val="false"/>
+                <w:color w:val="FFFFFF"/>
+                <w:sz w:val="18"/>
+                <w:szCs w:val="18"/>
+              </w:rPr>
+              <w:t xml:space="preserve">Change</w:t>
             </w:r>
           </w:p>
         </w:tc>
@@ -22706,7 +23483,7 @@
                 <w:sz w:val="18"/>
                 <w:szCs w:val="18"/>
               </w:rPr>
-              <w:t xml:space="preserve">transformer.py</w:t>
+              <w:t xml:space="preserve">migrate.py</w:t>
             </w:r>
           </w:p>
         </w:tc>
@@ -22734,7 +23511,7 @@
                 <w:sz w:val="20"/>
                 <w:szCs w:val="20"/>
               </w:rPr>
-              <w:t xml:space="preserve">Markdown → Confluence Storage Format via Pandoc</w:t>
+              <w:t xml:space="preserve">Main orchestrator: Pass 1 (stubs), Pass 2 (content), Pass 3 (validation)</w:t>
             </w:r>
           </w:p>
         </w:tc>
@@ -22823,7 +23600,7 @@
                 <w:sz w:val="18"/>
                 <w:szCs w:val="18"/>
               </w:rPr>
-              <w:t xml:space="preserve">link_rewriter.py</w:t>
+              <w:t xml:space="preserve">wiki_reader.py</w:t>
             </w:r>
           </w:p>
         </w:tc>
@@ -22851,7 +23628,7 @@
                 <w:sz w:val="20"/>
                 <w:szCs w:val="20"/>
               </w:rPr>
-              <w:t xml:space="preserve">Two-pass internal link rewriting</w:t>
+              <w:t xml:space="preserve">Git-cloned wiki directory walker</w:t>
             </w:r>
           </w:p>
         </w:tc>
@@ -22940,7 +23717,7 @@
                 <w:sz w:val="18"/>
                 <w:szCs w:val="18"/>
               </w:rPr>
-              <w:t xml:space="preserve">mapping_store.py</w:t>
+              <w:t xml:space="preserve">confluence_client.py</w:t>
             </w:r>
           </w:p>
         </w:tc>
@@ -22968,7 +23745,7 @@
                 <w:sz w:val="20"/>
                 <w:szCs w:val="20"/>
               </w:rPr>
-              <w:t xml:space="preserve">JSON-based progress store</w:t>
+              <w:t xml:space="preserve">Confluence Cloud REST API v2 wrapper with rate-limit retry</w:t>
             </w:r>
           </w:p>
         </w:tc>
@@ -23057,7 +23834,7 @@
                 <w:sz w:val="18"/>
                 <w:szCs w:val="18"/>
               </w:rPr>
-              <w:t xml:space="preserve">validator.py</w:t>
+              <w:t xml:space="preserve">transformer.py</w:t>
             </w:r>
           </w:p>
         </w:tc>
@@ -23085,7 +23862,7 @@
                 <w:sz w:val="20"/>
                 <w:szCs w:val="20"/>
               </w:rPr>
-              <w:t xml:space="preserve">Post-migration broken-link sweep</w:t>
+              <w:t xml:space="preserve">Markdown → Confluence Storage Format via Pandoc</w:t>
             </w:r>
           </w:p>
         </w:tc>
@@ -23174,6 +23951,357 @@
                 <w:sz w:val="18"/>
                 <w:szCs w:val="18"/>
               </w:rPr>
+              <w:t xml:space="preserve">link_rewriter.py</w:t>
+            </w:r>
+          </w:p>
+        </w:tc>
+        <w:tc>
+          <w:tcPr>
+            <w:tcW w:type="dxa" w:w="5960"/>
+            <w:tcBorders>
+              <w:top w:val="single" w:color="CBD5E1" w:sz="1"/>
+              <w:left w:val="single" w:color="CBD5E1" w:sz="1"/>
+              <w:bottom w:val="single" w:color="CBD5E1" w:sz="1"/>
+              <w:right w:val="single" w:color="CBD5E1" w:sz="1"/>
+            </w:tcBorders>
+            <w:shd w:fill="FFFFFF" w:val="clear"/>
+            <w:tcMar>
+              <w:top w:type="dxa" w:w="60"/>
+              <w:left w:type="dxa" w:w="160"/>
+              <w:bottom w:type="dxa" w:w="60"/>
+              <w:right w:type="dxa" w:w="160"/>
+            </w:tcMar>
+          </w:tcPr>
+          <w:p>
+            <w:r>
+              <w:rPr>
+                <w:rFonts w:ascii="Arial" w:cs="Arial" w:eastAsia="Arial" w:hAnsi="Arial"/>
+                <w:sz w:val="20"/>
+                <w:szCs w:val="20"/>
+              </w:rPr>
+              <w:t xml:space="preserve">Two-pass internal link rewriting</w:t>
+            </w:r>
+          </w:p>
+        </w:tc>
+      </w:tr>
+    </w:tbl>
+    <w:tbl>
+      <w:tblPr>
+        <w:tblW w:type="dxa" w:w="9360"/>
+        <w:tblBorders>
+          <w:top w:val="single" w:color="auto" w:sz="4"/>
+          <w:left w:val="single" w:color="auto" w:sz="4"/>
+          <w:bottom w:val="single" w:color="auto" w:sz="4"/>
+          <w:right w:val="single" w:color="auto" w:sz="4"/>
+          <w:insideH w:val="single" w:color="auto" w:sz="4"/>
+          <w:insideV w:val="single" w:color="auto" w:sz="4"/>
+        </w:tblBorders>
+        <w:tblCellMar>
+          <w:top w:type="dxa" w:w="20"/>
+          <w:bottom w:type="dxa" w:w="20"/>
+        </w:tblCellMar>
+      </w:tblPr>
+      <w:tblGrid>
+        <w:gridCol w:w="1000"/>
+        <w:gridCol w:w="2400"/>
+        <w:gridCol w:w="5960"/>
+      </w:tblGrid>
+      <w:tr>
+        <w:tc>
+          <w:tcPr>
+            <w:tcW w:type="dxa" w:w="1000"/>
+            <w:tcBorders>
+              <w:top w:val="single" w:color="CBD5E1" w:sz="1"/>
+              <w:left w:val="single" w:color="CBD5E1" w:sz="1"/>
+              <w:bottom w:val="single" w:color="CBD5E1" w:sz="1"/>
+              <w:right w:val="single" w:color="CBD5E1" w:sz="1"/>
+            </w:tcBorders>
+            <w:shd w:fill="E1F5FE" w:val="clear"/>
+            <w:tcMar>
+              <w:top w:type="dxa" w:w="60"/>
+              <w:left w:type="dxa" w:w="100"/>
+              <w:bottom w:type="dxa" w:w="60"/>
+              <w:right w:type="dxa" w:w="100"/>
+            </w:tcMar>
+            <w:vAlign w:val="center"/>
+          </w:tcPr>
+          <w:p>
+            <w:pPr>
+              <w:jc w:val="center"/>
+            </w:pPr>
+            <w:r>
+              <w:rPr>
+                <w:rFonts w:ascii="Arial" w:cs="Arial" w:eastAsia="Arial" w:hAnsi="Arial"/>
+                <w:b/>
+                <w:bCs/>
+                <w:color w:val="01579B"/>
+                <w:sz w:val="18"/>
+                <w:szCs w:val="18"/>
+              </w:rPr>
+              <w:t xml:space="preserve">ADDED</w:t>
+            </w:r>
+          </w:p>
+        </w:tc>
+        <w:tc>
+          <w:tcPr>
+            <w:tcW w:type="dxa" w:w="2400"/>
+            <w:tcBorders>
+              <w:top w:val="single" w:color="CBD5E1" w:sz="1"/>
+              <w:left w:val="single" w:color="CBD5E1" w:sz="1"/>
+              <w:bottom w:val="single" w:color="CBD5E1" w:sz="1"/>
+              <w:right w:val="single" w:color="CBD5E1" w:sz="1"/>
+            </w:tcBorders>
+            <w:shd w:fill="F8FAFC" w:val="clear"/>
+            <w:tcMar>
+              <w:top w:type="dxa" w:w="60"/>
+              <w:left w:type="dxa" w:w="120"/>
+              <w:bottom w:type="dxa" w:w="60"/>
+              <w:right w:type="dxa" w:w="120"/>
+            </w:tcMar>
+            <w:vAlign w:val="center"/>
+          </w:tcPr>
+          <w:p>
+            <w:r>
+              <w:rPr>
+                <w:rFonts w:ascii="Courier New" w:cs="Courier New" w:eastAsia="Courier New" w:hAnsi="Courier New"/>
+                <w:color w:val="4338CA"/>
+                <w:sz w:val="18"/>
+                <w:szCs w:val="18"/>
+              </w:rPr>
+              <w:t xml:space="preserve">mapping_store.py</w:t>
+            </w:r>
+          </w:p>
+        </w:tc>
+        <w:tc>
+          <w:tcPr>
+            <w:tcW w:type="dxa" w:w="5960"/>
+            <w:tcBorders>
+              <w:top w:val="single" w:color="CBD5E1" w:sz="1"/>
+              <w:left w:val="single" w:color="CBD5E1" w:sz="1"/>
+              <w:bottom w:val="single" w:color="CBD5E1" w:sz="1"/>
+              <w:right w:val="single" w:color="CBD5E1" w:sz="1"/>
+            </w:tcBorders>
+            <w:shd w:fill="FFFFFF" w:val="clear"/>
+            <w:tcMar>
+              <w:top w:type="dxa" w:w="60"/>
+              <w:left w:type="dxa" w:w="160"/>
+              <w:bottom w:type="dxa" w:w="60"/>
+              <w:right w:type="dxa" w:w="160"/>
+            </w:tcMar>
+          </w:tcPr>
+          <w:p>
+            <w:r>
+              <w:rPr>
+                <w:rFonts w:ascii="Arial" w:cs="Arial" w:eastAsia="Arial" w:hAnsi="Arial"/>
+                <w:sz w:val="20"/>
+                <w:szCs w:val="20"/>
+              </w:rPr>
+              <w:t xml:space="preserve">JSON-based progress store</w:t>
+            </w:r>
+          </w:p>
+        </w:tc>
+      </w:tr>
+    </w:tbl>
+    <w:tbl>
+      <w:tblPr>
+        <w:tblW w:type="dxa" w:w="9360"/>
+        <w:tblBorders>
+          <w:top w:val="single" w:color="auto" w:sz="4"/>
+          <w:left w:val="single" w:color="auto" w:sz="4"/>
+          <w:bottom w:val="single" w:color="auto" w:sz="4"/>
+          <w:right w:val="single" w:color="auto" w:sz="4"/>
+          <w:insideH w:val="single" w:color="auto" w:sz="4"/>
+          <w:insideV w:val="single" w:color="auto" w:sz="4"/>
+        </w:tblBorders>
+        <w:tblCellMar>
+          <w:top w:type="dxa" w:w="20"/>
+          <w:bottom w:type="dxa" w:w="20"/>
+        </w:tblCellMar>
+      </w:tblPr>
+      <w:tblGrid>
+        <w:gridCol w:w="1000"/>
+        <w:gridCol w:w="2400"/>
+        <w:gridCol w:w="5960"/>
+      </w:tblGrid>
+      <w:tr>
+        <w:tc>
+          <w:tcPr>
+            <w:tcW w:type="dxa" w:w="1000"/>
+            <w:tcBorders>
+              <w:top w:val="single" w:color="CBD5E1" w:sz="1"/>
+              <w:left w:val="single" w:color="CBD5E1" w:sz="1"/>
+              <w:bottom w:val="single" w:color="CBD5E1" w:sz="1"/>
+              <w:right w:val="single" w:color="CBD5E1" w:sz="1"/>
+            </w:tcBorders>
+            <w:shd w:fill="E1F5FE" w:val="clear"/>
+            <w:tcMar>
+              <w:top w:type="dxa" w:w="60"/>
+              <w:left w:type="dxa" w:w="100"/>
+              <w:bottom w:type="dxa" w:w="60"/>
+              <w:right w:type="dxa" w:w="100"/>
+            </w:tcMar>
+            <w:vAlign w:val="center"/>
+          </w:tcPr>
+          <w:p>
+            <w:pPr>
+              <w:jc w:val="center"/>
+            </w:pPr>
+            <w:r>
+              <w:rPr>
+                <w:rFonts w:ascii="Arial" w:cs="Arial" w:eastAsia="Arial" w:hAnsi="Arial"/>
+                <w:b/>
+                <w:bCs/>
+                <w:color w:val="01579B"/>
+                <w:sz w:val="18"/>
+                <w:szCs w:val="18"/>
+              </w:rPr>
+              <w:t xml:space="preserve">ADDED</w:t>
+            </w:r>
+          </w:p>
+        </w:tc>
+        <w:tc>
+          <w:tcPr>
+            <w:tcW w:type="dxa" w:w="2400"/>
+            <w:tcBorders>
+              <w:top w:val="single" w:color="CBD5E1" w:sz="1"/>
+              <w:left w:val="single" w:color="CBD5E1" w:sz="1"/>
+              <w:bottom w:val="single" w:color="CBD5E1" w:sz="1"/>
+              <w:right w:val="single" w:color="CBD5E1" w:sz="1"/>
+            </w:tcBorders>
+            <w:shd w:fill="F8FAFC" w:val="clear"/>
+            <w:tcMar>
+              <w:top w:type="dxa" w:w="60"/>
+              <w:left w:type="dxa" w:w="120"/>
+              <w:bottom w:type="dxa" w:w="60"/>
+              <w:right w:type="dxa" w:w="120"/>
+            </w:tcMar>
+            <w:vAlign w:val="center"/>
+          </w:tcPr>
+          <w:p>
+            <w:r>
+              <w:rPr>
+                <w:rFonts w:ascii="Courier New" w:cs="Courier New" w:eastAsia="Courier New" w:hAnsi="Courier New"/>
+                <w:color w:val="4338CA"/>
+                <w:sz w:val="18"/>
+                <w:szCs w:val="18"/>
+              </w:rPr>
+              <w:t xml:space="preserve">validator.py</w:t>
+            </w:r>
+          </w:p>
+        </w:tc>
+        <w:tc>
+          <w:tcPr>
+            <w:tcW w:type="dxa" w:w="5960"/>
+            <w:tcBorders>
+              <w:top w:val="single" w:color="CBD5E1" w:sz="1"/>
+              <w:left w:val="single" w:color="CBD5E1" w:sz="1"/>
+              <w:bottom w:val="single" w:color="CBD5E1" w:sz="1"/>
+              <w:right w:val="single" w:color="CBD5E1" w:sz="1"/>
+            </w:tcBorders>
+            <w:shd w:fill="FFFFFF" w:val="clear"/>
+            <w:tcMar>
+              <w:top w:type="dxa" w:w="60"/>
+              <w:left w:type="dxa" w:w="160"/>
+              <w:bottom w:type="dxa" w:w="60"/>
+              <w:right w:type="dxa" w:w="160"/>
+            </w:tcMar>
+          </w:tcPr>
+          <w:p>
+            <w:r>
+              <w:rPr>
+                <w:rFonts w:ascii="Arial" w:cs="Arial" w:eastAsia="Arial" w:hAnsi="Arial"/>
+                <w:sz w:val="20"/>
+                <w:szCs w:val="20"/>
+              </w:rPr>
+              <w:t xml:space="preserve">Post-migration broken-link sweep</w:t>
+            </w:r>
+          </w:p>
+        </w:tc>
+      </w:tr>
+    </w:tbl>
+    <w:tbl>
+      <w:tblPr>
+        <w:tblW w:type="dxa" w:w="9360"/>
+        <w:tblBorders>
+          <w:top w:val="single" w:color="auto" w:sz="4"/>
+          <w:left w:val="single" w:color="auto" w:sz="4"/>
+          <w:bottom w:val="single" w:color="auto" w:sz="4"/>
+          <w:right w:val="single" w:color="auto" w:sz="4"/>
+          <w:insideH w:val="single" w:color="auto" w:sz="4"/>
+          <w:insideV w:val="single" w:color="auto" w:sz="4"/>
+        </w:tblBorders>
+        <w:tblCellMar>
+          <w:top w:type="dxa" w:w="20"/>
+          <w:bottom w:type="dxa" w:w="20"/>
+        </w:tblCellMar>
+      </w:tblPr>
+      <w:tblGrid>
+        <w:gridCol w:w="1000"/>
+        <w:gridCol w:w="2400"/>
+        <w:gridCol w:w="5960"/>
+      </w:tblGrid>
+      <w:tr>
+        <w:tc>
+          <w:tcPr>
+            <w:tcW w:type="dxa" w:w="1000"/>
+            <w:tcBorders>
+              <w:top w:val="single" w:color="CBD5E1" w:sz="1"/>
+              <w:left w:val="single" w:color="CBD5E1" w:sz="1"/>
+              <w:bottom w:val="single" w:color="CBD5E1" w:sz="1"/>
+              <w:right w:val="single" w:color="CBD5E1" w:sz="1"/>
+            </w:tcBorders>
+            <w:shd w:fill="E1F5FE" w:val="clear"/>
+            <w:tcMar>
+              <w:top w:type="dxa" w:w="60"/>
+              <w:left w:type="dxa" w:w="100"/>
+              <w:bottom w:type="dxa" w:w="60"/>
+              <w:right w:type="dxa" w:w="100"/>
+            </w:tcMar>
+            <w:vAlign w:val="center"/>
+          </w:tcPr>
+          <w:p>
+            <w:pPr>
+              <w:jc w:val="center"/>
+            </w:pPr>
+            <w:r>
+              <w:rPr>
+                <w:rFonts w:ascii="Arial" w:cs="Arial" w:eastAsia="Arial" w:hAnsi="Arial"/>
+                <w:b/>
+                <w:bCs/>
+                <w:color w:val="01579B"/>
+                <w:sz w:val="18"/>
+                <w:szCs w:val="18"/>
+              </w:rPr>
+              <w:t xml:space="preserve">ADDED</w:t>
+            </w:r>
+          </w:p>
+        </w:tc>
+        <w:tc>
+          <w:tcPr>
+            <w:tcW w:type="dxa" w:w="2400"/>
+            <w:tcBorders>
+              <w:top w:val="single" w:color="CBD5E1" w:sz="1"/>
+              <w:left w:val="single" w:color="CBD5E1" w:sz="1"/>
+              <w:bottom w:val="single" w:color="CBD5E1" w:sz="1"/>
+              <w:right w:val="single" w:color="CBD5E1" w:sz="1"/>
+            </w:tcBorders>
+            <w:shd w:fill="F8FAFC" w:val="clear"/>
+            <w:tcMar>
+              <w:top w:type="dxa" w:w="60"/>
+              <w:left w:type="dxa" w:w="120"/>
+              <w:bottom w:type="dxa" w:w="60"/>
+              <w:right w:type="dxa" w:w="120"/>
+            </w:tcMar>
+            <w:vAlign w:val="center"/>
+          </w:tcPr>
+          <w:p>
+            <w:r>
+              <w:rPr>
+                <w:rFonts w:ascii="Courier New" w:cs="Courier New" w:eastAsia="Courier New" w:hAnsi="Courier New"/>
+                <w:color w:val="4338CA"/>
+                <w:sz w:val="18"/>
+                <w:szCs w:val="18"/>
+              </w:rPr>
               <w:t xml:space="preserve">test_connection.py</w:t>
             </w:r>
           </w:p>
@@ -24013,7 +25141,7 @@
           <w:sz w:val="18"/>
           <w:szCs w:val="18"/>
         </w:rPr>
-        <w:t xml:space="preserve">ADO Wiki → Confluence Migration Tool  •  Installation Guide  •  v1.10</w:t>
+        <w:t xml:space="preserve">ADO Wiki → Confluence Migration Tool  •  Installation Guide  •  v1.11</w:t>
       </w:r>
     </w:p>
     <w:sectPr>
@@ -24245,7 +25373,7 @@
               <w:sz w:val="18"/>
               <w:szCs w:val="18"/>
             </w:rPr>
-            <w:t xml:space="preserve">ADO Wiki → Confluence Migration Tool  •  v1.10</w:t>
+            <w:t xml:space="preserve">ADO Wiki → Confluence Migration Tool  •  v1.11</w:t>
           </w:r>
         </w:p>
       </w:tc>
